--- a/Manuales/Manual_Usuario.docx
+++ b/Manuales/Manual_Usuario.docx
@@ -56,7 +56,6 @@
         </w:rPr>
         <w:t xml:space="preserve">Simulador de </w:t>
       </w:r>
-      <w:proofErr w:type="spellStart"/>
       <w:r>
         <w:rPr>
           <w:i/>
@@ -65,9 +64,8 @@
           <w:sz w:val="28"/>
           <w:szCs w:val="28"/>
         </w:rPr>
-        <w:t>Linea</w:t>
-      </w:r>
-      <w:proofErr w:type="spellEnd"/>
+        <w:t>Línea</w:t>
+      </w:r>
       <w:r>
         <w:rPr>
           <w:i/>
@@ -78,7 +76,6 @@
         </w:rPr>
         <w:t xml:space="preserve"> de </w:t>
       </w:r>
-      <w:proofErr w:type="spellStart"/>
       <w:r>
         <w:rPr>
           <w:i/>
@@ -87,42 +84,37 @@
           <w:sz w:val="28"/>
           <w:szCs w:val="28"/>
         </w:rPr>
-        <w:t>Produccion</w:t>
-      </w:r>
-      <w:proofErr w:type="spellEnd"/>
+        <w:t>Producción</w:t>
+      </w:r>
     </w:p>
     <w:p>
       <w:pPr>
         <w:spacing w:after="100"/>
         <w:jc w:val="center"/>
       </w:pPr>
-      <w:proofErr w:type="spellStart"/>
       <w:r>
         <w:rPr>
           <w:color w:val="777777"/>
         </w:rPr>
-        <w:t>Version</w:t>
-      </w:r>
-      <w:proofErr w:type="spellEnd"/>
+        <w:t>Versión</w:t>
+      </w:r>
       <w:r>
         <w:rPr>
           <w:color w:val="777777"/>
         </w:rPr>
-        <w:t xml:space="preserve"> 2.0   |   Windows   |   </w:t>
-      </w:r>
-      <w:proofErr w:type="gramStart"/>
+        <w:t xml:space="preserve"> </w:t>
+      </w:r>
       <w:r>
         <w:rPr>
           <w:color w:val="777777"/>
         </w:rPr>
-        <w:t>Mayo</w:t>
-      </w:r>
-      <w:proofErr w:type="gramEnd"/>
+        <w:t>1</w:t>
+      </w:r>
       <w:r>
         <w:rPr>
           <w:color w:val="777777"/>
         </w:rPr>
-        <w:t xml:space="preserve"> 2026</w:t>
+        <w:t>.0   |   Windows   |   Mayo 2026</w:t>
       </w:r>
     </w:p>
     <w:p>
@@ -152,7 +144,7 @@
     </w:p>
     <w:p>
       <w:pPr>
-        <w:pStyle w:val="ListParagraph"/>
+        <w:pStyle w:val="Prrafodelista"/>
         <w:numPr>
           <w:ilvl w:val="0"/>
           <w:numId w:val="4"/>
@@ -171,7 +163,7 @@
     </w:p>
     <w:p>
       <w:pPr>
-        <w:pStyle w:val="ListParagraph"/>
+        <w:pStyle w:val="Prrafodelista"/>
         <w:numPr>
           <w:ilvl w:val="0"/>
           <w:numId w:val="4"/>
@@ -188,7 +180,7 @@
     </w:p>
     <w:p>
       <w:pPr>
-        <w:pStyle w:val="ListParagraph"/>
+        <w:pStyle w:val="Prrafodelista"/>
         <w:numPr>
           <w:ilvl w:val="0"/>
           <w:numId w:val="4"/>
@@ -224,7 +216,7 @@
     </w:p>
     <w:p>
       <w:pPr>
-        <w:pStyle w:val="Heading1"/>
+        <w:pStyle w:val="Ttulo1"/>
       </w:pPr>
       <w:r>
         <w:t>1. Que es este programa</w:t>
@@ -242,27 +234,21 @@
       <w:r>
         <w:t xml:space="preserve"> es un simulador de </w:t>
       </w:r>
-      <w:proofErr w:type="spellStart"/>
-      <w:r>
-        <w:t>linea</w:t>
-      </w:r>
-      <w:proofErr w:type="spellEnd"/>
+      <w:r>
+        <w:t>línea</w:t>
+      </w:r>
       <w:r>
         <w:t xml:space="preserve"> de </w:t>
       </w:r>
-      <w:proofErr w:type="spellStart"/>
-      <w:r>
-        <w:t>produccion</w:t>
-      </w:r>
-      <w:proofErr w:type="spellEnd"/>
+      <w:r>
+        <w:t>producción</w:t>
+      </w:r>
       <w:r>
         <w:t xml:space="preserve">. Imita lo que ocurre durante 40 horas (2,400 minutos) en una </w:t>
       </w:r>
-      <w:proofErr w:type="spellStart"/>
-      <w:r>
-        <w:t>fabrica</w:t>
-      </w:r>
-      <w:proofErr w:type="spellEnd"/>
+      <w:r>
+        <w:t>fábrica</w:t>
+      </w:r>
       <w:r>
         <w:t xml:space="preserve"> donde las piezas llegan, pasan por un inspector y luego son empacadas.</w:t>
       </w:r>
@@ -279,52 +265,24 @@
       <w:r>
         <w:t xml:space="preserve">No necesitas instalar nada. Solo abres el programa, escribes unos </w:t>
       </w:r>
-      <w:proofErr w:type="spellStart"/>
-      <w:r>
-        <w:t>numeros</w:t>
-      </w:r>
-      <w:proofErr w:type="spellEnd"/>
+      <w:r>
+        <w:t>números</w:t>
+      </w:r>
       <w:r>
         <w:t xml:space="preserve"> cuando lo pida, y lees los resultados al final.</w:t>
       </w:r>
     </w:p>
     <w:p>
       <w:pPr>
-        <w:spacing w:after="80"/>
-      </w:pPr>
-    </w:p>
-    <w:p>
-      <w:pPr>
         <w:spacing w:after="120"/>
       </w:pPr>
       <w:r>
-        <w:t xml:space="preserve">Existen dos versiones del programa. En la </w:t>
-      </w:r>
-      <w:proofErr w:type="spellStart"/>
-      <w:r>
-        <w:t>version</w:t>
-      </w:r>
-      <w:proofErr w:type="spellEnd"/>
-      <w:r>
-        <w:t xml:space="preserve"> 2.0 los roles se intercambiaron respecto a la </w:t>
-      </w:r>
-      <w:proofErr w:type="spellStart"/>
-      <w:r>
-        <w:t>version</w:t>
-      </w:r>
-      <w:proofErr w:type="spellEnd"/>
-      <w:r>
-        <w:t xml:space="preserve"> anterior:</w:t>
-      </w:r>
-    </w:p>
-    <w:p>
-      <w:pPr>
-        <w:spacing w:after="80"/>
-      </w:pPr>
+        <w:t xml:space="preserve">Existen dos versiones del programa. </w:t>
+      </w:r>
     </w:p>
     <w:tbl>
       <w:tblPr>
-        <w:tblW w:w="10260" w:type="dxa"/>
+        <w:tblW w:w="9071" w:type="dxa"/>
         <w:tblBorders>
           <w:top w:val="single" w:sz="4" w:space="0" w:color="auto"/>
           <w:left w:val="single" w:sz="4" w:space="0" w:color="auto"/>
@@ -340,12 +298,11 @@
         <w:tblLook w:val="04A0" w:firstRow="1" w:lastRow="0" w:firstColumn="1" w:lastColumn="0" w:noHBand="0" w:noVBand="1"/>
       </w:tblPr>
       <w:tblGrid>
-        <w:gridCol w:w="1435"/>
+        <w:gridCol w:w="1388"/>
         <w:gridCol w:w="1486"/>
-        <w:gridCol w:w="1619"/>
-        <w:gridCol w:w="2676"/>
-        <w:gridCol w:w="1612"/>
-        <w:gridCol w:w="1432"/>
+        <w:gridCol w:w="1609"/>
+        <w:gridCol w:w="2216"/>
+        <w:gridCol w:w="2372"/>
       </w:tblGrid>
       <w:tr>
         <w:trPr>
@@ -353,7 +310,7 @@
         </w:trPr>
         <w:tc>
           <w:tcPr>
-            <w:tcW w:w="1440" w:type="dxa"/>
+            <w:tcW w:w="1388" w:type="dxa"/>
             <w:tcBorders>
               <w:top w:val="single" w:sz="1" w:space="0" w:color="2E7D32"/>
               <w:left w:val="single" w:sz="1" w:space="0" w:color="2E7D32"/>
@@ -369,7 +326,6 @@
             </w:tcMar>
           </w:tcPr>
           <w:p>
-            <w:proofErr w:type="spellStart"/>
             <w:r>
               <w:rPr>
                 <w:b/>
@@ -378,14 +334,13 @@
                 <w:sz w:val="20"/>
                 <w:szCs w:val="20"/>
               </w:rPr>
-              <w:t>Version</w:t>
-            </w:r>
-            <w:proofErr w:type="spellEnd"/>
-          </w:p>
-        </w:tc>
-        <w:tc>
-          <w:tcPr>
-            <w:tcW w:w="1440" w:type="dxa"/>
+              <w:t>Versión</w:t>
+            </w:r>
+          </w:p>
+        </w:tc>
+        <w:tc>
+          <w:tcPr>
+            <w:tcW w:w="1486" w:type="dxa"/>
             <w:tcBorders>
               <w:top w:val="single" w:sz="1" w:space="0" w:color="2E7D32"/>
               <w:left w:val="single" w:sz="1" w:space="0" w:color="2E7D32"/>
@@ -415,7 +370,7 @@
         </w:tc>
         <w:tc>
           <w:tcPr>
-            <w:tcW w:w="1620" w:type="dxa"/>
+            <w:tcW w:w="1609" w:type="dxa"/>
             <w:tcBorders>
               <w:top w:val="single" w:sz="1" w:space="0" w:color="2E7D32"/>
               <w:left w:val="single" w:sz="1" w:space="0" w:color="2E7D32"/>
@@ -445,7 +400,7 @@
         </w:tc>
         <w:tc>
           <w:tcPr>
-            <w:tcW w:w="2700" w:type="dxa"/>
+            <w:tcW w:w="2216" w:type="dxa"/>
             <w:tcBorders>
               <w:top w:val="single" w:sz="1" w:space="0" w:color="2E7D32"/>
               <w:left w:val="single" w:sz="1" w:space="0" w:color="2E7D32"/>
@@ -469,13 +424,25 @@
                 <w:sz w:val="20"/>
                 <w:szCs w:val="20"/>
               </w:rPr>
-              <w:t>Cola empaque</w:t>
-            </w:r>
-          </w:p>
-        </w:tc>
-        <w:tc>
-          <w:tcPr>
-            <w:tcW w:w="1620" w:type="dxa"/>
+              <w:t xml:space="preserve">Tablas de </w:t>
+            </w:r>
+            <w:proofErr w:type="spellStart"/>
+            <w:r>
+              <w:rPr>
+                <w:b/>
+                <w:bCs/>
+                <w:color w:val="FFFFFF"/>
+                <w:sz w:val="20"/>
+                <w:szCs w:val="20"/>
+              </w:rPr>
+              <w:t>numeros</w:t>
+            </w:r>
+            <w:proofErr w:type="spellEnd"/>
+          </w:p>
+        </w:tc>
+        <w:tc>
+          <w:tcPr>
+            <w:tcW w:w="2372" w:type="dxa"/>
             <w:tcBorders>
               <w:top w:val="single" w:sz="1" w:space="0" w:color="2E7D32"/>
               <w:left w:val="single" w:sz="1" w:space="0" w:color="2E7D32"/>
@@ -499,9 +466,342 @@
                 <w:sz w:val="20"/>
                 <w:szCs w:val="20"/>
               </w:rPr>
-              <w:t xml:space="preserve">Tablas de </w:t>
-            </w:r>
-            <w:proofErr w:type="spellStart"/>
+              <w:t>Cuello de botella</w:t>
+            </w:r>
+          </w:p>
+        </w:tc>
+      </w:tr>
+      <w:tr>
+        <w:tc>
+          <w:tcPr>
+            <w:tcW w:w="1388" w:type="dxa"/>
+            <w:tcBorders>
+              <w:top w:val="single" w:sz="1" w:space="0" w:color="CCCCCC"/>
+              <w:left w:val="single" w:sz="1" w:space="0" w:color="CCCCCC"/>
+              <w:bottom w:val="single" w:sz="1" w:space="0" w:color="CCCCCC"/>
+              <w:right w:val="single" w:sz="1" w:space="0" w:color="CCCCCC"/>
+            </w:tcBorders>
+            <w:shd w:val="clear" w:color="auto" w:fill="F4F8F4"/>
+            <w:tcMar>
+              <w:top w:w="80" w:type="dxa"/>
+              <w:left w:w="120" w:type="dxa"/>
+              <w:bottom w:w="80" w:type="dxa"/>
+              <w:right w:w="120" w:type="dxa"/>
+            </w:tcMar>
+          </w:tcPr>
+          <w:p>
+            <w:r>
+              <w:rPr>
+                <w:sz w:val="20"/>
+                <w:szCs w:val="20"/>
+              </w:rPr>
+              <w:t>Main</w:t>
+            </w:r>
+          </w:p>
+        </w:tc>
+        <w:tc>
+          <w:tcPr>
+            <w:tcW w:w="1486" w:type="dxa"/>
+            <w:tcBorders>
+              <w:top w:val="single" w:sz="1" w:space="0" w:color="CCCCCC"/>
+              <w:left w:val="single" w:sz="1" w:space="0" w:color="CCCCCC"/>
+              <w:bottom w:val="single" w:sz="1" w:space="0" w:color="CCCCCC"/>
+              <w:right w:val="single" w:sz="1" w:space="0" w:color="CCCCCC"/>
+            </w:tcBorders>
+            <w:shd w:val="clear" w:color="auto" w:fill="F4F8F4"/>
+            <w:tcMar>
+              <w:top w:w="80" w:type="dxa"/>
+              <w:left w:w="120" w:type="dxa"/>
+              <w:bottom w:w="80" w:type="dxa"/>
+              <w:right w:w="120" w:type="dxa"/>
+            </w:tcMar>
+          </w:tcPr>
+          <w:p>
+            <w:r>
+              <w:rPr>
+                <w:sz w:val="20"/>
+                <w:szCs w:val="20"/>
+              </w:rPr>
+              <w:t>Main.exe</w:t>
+            </w:r>
+          </w:p>
+        </w:tc>
+        <w:tc>
+          <w:tcPr>
+            <w:tcW w:w="1609" w:type="dxa"/>
+            <w:tcBorders>
+              <w:top w:val="single" w:sz="1" w:space="0" w:color="CCCCCC"/>
+              <w:left w:val="single" w:sz="1" w:space="0" w:color="CCCCCC"/>
+              <w:bottom w:val="single" w:sz="1" w:space="0" w:color="CCCCCC"/>
+              <w:right w:val="single" w:sz="1" w:space="0" w:color="CCCCCC"/>
+            </w:tcBorders>
+            <w:shd w:val="clear" w:color="auto" w:fill="F4F8F4"/>
+            <w:tcMar>
+              <w:top w:w="80" w:type="dxa"/>
+              <w:left w:w="120" w:type="dxa"/>
+              <w:bottom w:w="80" w:type="dxa"/>
+              <w:right w:w="120" w:type="dxa"/>
+            </w:tcMar>
+          </w:tcPr>
+          <w:p>
+            <w:r>
+              <w:rPr>
+                <w:sz w:val="20"/>
+                <w:szCs w:val="20"/>
+              </w:rPr>
+              <w:t>1 empacador</w:t>
+            </w:r>
+          </w:p>
+        </w:tc>
+        <w:tc>
+          <w:tcPr>
+            <w:tcW w:w="2216" w:type="dxa"/>
+            <w:tcBorders>
+              <w:top w:val="single" w:sz="1" w:space="0" w:color="CCCCCC"/>
+              <w:left w:val="single" w:sz="1" w:space="0" w:color="CCCCCC"/>
+              <w:bottom w:val="single" w:sz="1" w:space="0" w:color="CCCCCC"/>
+              <w:right w:val="single" w:sz="1" w:space="0" w:color="CCCCCC"/>
+            </w:tcBorders>
+            <w:shd w:val="clear" w:color="auto" w:fill="F4F8F4"/>
+            <w:tcMar>
+              <w:top w:w="80" w:type="dxa"/>
+              <w:left w:w="120" w:type="dxa"/>
+              <w:bottom w:w="80" w:type="dxa"/>
+              <w:right w:w="120" w:type="dxa"/>
+            </w:tcMar>
+          </w:tcPr>
+          <w:p>
+            <w:r>
+              <w:rPr>
+                <w:sz w:val="20"/>
+                <w:szCs w:val="20"/>
+              </w:rPr>
+              <w:t>No</w:t>
+            </w:r>
+          </w:p>
+        </w:tc>
+        <w:tc>
+          <w:tcPr>
+            <w:tcW w:w="2372" w:type="dxa"/>
+            <w:tcBorders>
+              <w:top w:val="single" w:sz="1" w:space="0" w:color="CCCCCC"/>
+              <w:left w:val="single" w:sz="1" w:space="0" w:color="CCCCCC"/>
+              <w:bottom w:val="single" w:sz="1" w:space="0" w:color="CCCCCC"/>
+              <w:right w:val="single" w:sz="1" w:space="0" w:color="CCCCCC"/>
+            </w:tcBorders>
+            <w:shd w:val="clear" w:color="auto" w:fill="F4F8F4"/>
+            <w:tcMar>
+              <w:top w:w="80" w:type="dxa"/>
+              <w:left w:w="120" w:type="dxa"/>
+              <w:bottom w:w="80" w:type="dxa"/>
+              <w:right w:w="120" w:type="dxa"/>
+            </w:tcMar>
+          </w:tcPr>
+          <w:p>
+            <w:r>
+              <w:rPr>
+                <w:sz w:val="20"/>
+                <w:szCs w:val="20"/>
+              </w:rPr>
+              <w:t>Si</w:t>
+            </w:r>
+          </w:p>
+        </w:tc>
+      </w:tr>
+      <w:tr>
+        <w:tc>
+          <w:tcPr>
+            <w:tcW w:w="1388" w:type="dxa"/>
+            <w:tcBorders>
+              <w:top w:val="single" w:sz="1" w:space="0" w:color="CCCCCC"/>
+              <w:left w:val="single" w:sz="1" w:space="0" w:color="CCCCCC"/>
+              <w:bottom w:val="single" w:sz="1" w:space="0" w:color="CCCCCC"/>
+              <w:right w:val="single" w:sz="1" w:space="0" w:color="CCCCCC"/>
+            </w:tcBorders>
+            <w:shd w:val="clear" w:color="auto" w:fill="FFFFFF"/>
+            <w:tcMar>
+              <w:top w:w="80" w:type="dxa"/>
+              <w:left w:w="120" w:type="dxa"/>
+              <w:bottom w:w="80" w:type="dxa"/>
+              <w:right w:w="120" w:type="dxa"/>
+            </w:tcMar>
+          </w:tcPr>
+          <w:p>
+            <w:r>
+              <w:rPr>
+                <w:sz w:val="20"/>
+                <w:szCs w:val="20"/>
+              </w:rPr>
+              <w:t>Prueba_2</w:t>
+            </w:r>
+          </w:p>
+        </w:tc>
+        <w:tc>
+          <w:tcPr>
+            <w:tcW w:w="1486" w:type="dxa"/>
+            <w:tcBorders>
+              <w:top w:val="single" w:sz="1" w:space="0" w:color="CCCCCC"/>
+              <w:left w:val="single" w:sz="1" w:space="0" w:color="CCCCCC"/>
+              <w:bottom w:val="single" w:sz="1" w:space="0" w:color="CCCCCC"/>
+              <w:right w:val="single" w:sz="1" w:space="0" w:color="CCCCCC"/>
+            </w:tcBorders>
+            <w:shd w:val="clear" w:color="auto" w:fill="FFFFFF"/>
+            <w:tcMar>
+              <w:top w:w="80" w:type="dxa"/>
+              <w:left w:w="120" w:type="dxa"/>
+              <w:bottom w:w="80" w:type="dxa"/>
+              <w:right w:w="120" w:type="dxa"/>
+            </w:tcMar>
+          </w:tcPr>
+          <w:p>
+            <w:r>
+              <w:rPr>
+                <w:sz w:val="20"/>
+                <w:szCs w:val="20"/>
+              </w:rPr>
+              <w:t>Prueba_2.exe</w:t>
+            </w:r>
+          </w:p>
+        </w:tc>
+        <w:tc>
+          <w:tcPr>
+            <w:tcW w:w="1609" w:type="dxa"/>
+            <w:tcBorders>
+              <w:top w:val="single" w:sz="1" w:space="0" w:color="CCCCCC"/>
+              <w:left w:val="single" w:sz="1" w:space="0" w:color="CCCCCC"/>
+              <w:bottom w:val="single" w:sz="1" w:space="0" w:color="CCCCCC"/>
+              <w:right w:val="single" w:sz="1" w:space="0" w:color="CCCCCC"/>
+            </w:tcBorders>
+            <w:shd w:val="clear" w:color="auto" w:fill="FFFFFF"/>
+            <w:tcMar>
+              <w:top w:w="80" w:type="dxa"/>
+              <w:left w:w="120" w:type="dxa"/>
+              <w:bottom w:w="80" w:type="dxa"/>
+              <w:right w:w="120" w:type="dxa"/>
+            </w:tcMar>
+          </w:tcPr>
+          <w:p>
+            <w:r>
+              <w:rPr>
+                <w:sz w:val="20"/>
+                <w:szCs w:val="20"/>
+              </w:rPr>
+              <w:t>2 empacadores en paralelo</w:t>
+            </w:r>
+          </w:p>
+        </w:tc>
+        <w:tc>
+          <w:tcPr>
+            <w:tcW w:w="2216" w:type="dxa"/>
+            <w:tcBorders>
+              <w:top w:val="single" w:sz="1" w:space="0" w:color="CCCCCC"/>
+              <w:left w:val="single" w:sz="1" w:space="0" w:color="CCCCCC"/>
+              <w:bottom w:val="single" w:sz="1" w:space="0" w:color="CCCCCC"/>
+              <w:right w:val="single" w:sz="1" w:space="0" w:color="CCCCCC"/>
+            </w:tcBorders>
+            <w:shd w:val="clear" w:color="auto" w:fill="FFFFFF"/>
+            <w:tcMar>
+              <w:top w:w="80" w:type="dxa"/>
+              <w:left w:w="120" w:type="dxa"/>
+              <w:bottom w:w="80" w:type="dxa"/>
+              <w:right w:w="120" w:type="dxa"/>
+            </w:tcMar>
+          </w:tcPr>
+          <w:p>
+            <w:r>
+              <w:rPr>
+                <w:sz w:val="20"/>
+                <w:szCs w:val="20"/>
+              </w:rPr>
+              <w:t>Si (muestra todos los RI)</w:t>
+            </w:r>
+          </w:p>
+        </w:tc>
+        <w:tc>
+          <w:tcPr>
+            <w:tcW w:w="2372" w:type="dxa"/>
+            <w:tcBorders>
+              <w:top w:val="single" w:sz="1" w:space="0" w:color="CCCCCC"/>
+              <w:left w:val="single" w:sz="1" w:space="0" w:color="CCCCCC"/>
+              <w:bottom w:val="single" w:sz="1" w:space="0" w:color="CCCCCC"/>
+              <w:right w:val="single" w:sz="1" w:space="0" w:color="CCCCCC"/>
+            </w:tcBorders>
+            <w:shd w:val="clear" w:color="auto" w:fill="FFFFFF"/>
+            <w:tcMar>
+              <w:top w:w="80" w:type="dxa"/>
+              <w:left w:w="120" w:type="dxa"/>
+              <w:bottom w:w="80" w:type="dxa"/>
+              <w:right w:w="120" w:type="dxa"/>
+            </w:tcMar>
+          </w:tcPr>
+          <w:p>
+            <w:r>
+              <w:rPr>
+                <w:sz w:val="20"/>
+                <w:szCs w:val="20"/>
+              </w:rPr>
+              <w:t>No</w:t>
+            </w:r>
+          </w:p>
+        </w:tc>
+      </w:tr>
+    </w:tbl>
+    <w:p>
+      <w:pPr>
+        <w:spacing w:after="80"/>
+      </w:pPr>
+    </w:p>
+    <w:p>
+      <w:pPr>
+        <w:pStyle w:val="Ttulo1"/>
+      </w:pPr>
+      <w:r>
+        <w:t>2. Lo que necesitas</w:t>
+      </w:r>
+    </w:p>
+    <w:tbl>
+      <w:tblPr>
+        <w:tblW w:w="9360" w:type="dxa"/>
+        <w:tblBorders>
+          <w:top w:val="single" w:sz="4" w:space="0" w:color="auto"/>
+          <w:left w:val="single" w:sz="4" w:space="0" w:color="auto"/>
+          <w:bottom w:val="single" w:sz="4" w:space="0" w:color="auto"/>
+          <w:right w:val="single" w:sz="4" w:space="0" w:color="auto"/>
+          <w:insideH w:val="single" w:sz="4" w:space="0" w:color="auto"/>
+          <w:insideV w:val="single" w:sz="4" w:space="0" w:color="auto"/>
+        </w:tblBorders>
+        <w:tblCellMar>
+          <w:left w:w="10" w:type="dxa"/>
+          <w:right w:w="10" w:type="dxa"/>
+        </w:tblCellMar>
+        <w:tblLook w:val="04A0" w:firstRow="1" w:lastRow="0" w:firstColumn="1" w:lastColumn="0" w:noHBand="0" w:noVBand="1"/>
+      </w:tblPr>
+      <w:tblGrid>
+        <w:gridCol w:w="3120"/>
+        <w:gridCol w:w="6240"/>
+      </w:tblGrid>
+      <w:tr>
+        <w:trPr>
+          <w:tblHeader/>
+        </w:trPr>
+        <w:tc>
+          <w:tcPr>
+            <w:tcW w:w="3120" w:type="dxa"/>
+            <w:tcBorders>
+              <w:top w:val="single" w:sz="4" w:space="0" w:color="2E7D32"/>
+              <w:left w:val="single" w:sz="4" w:space="0" w:color="2E7D32"/>
+              <w:bottom w:val="single" w:sz="1" w:space="0" w:color="1F5C99"/>
+              <w:right w:val="single" w:sz="4" w:space="0" w:color="2E7D32"/>
+            </w:tcBorders>
+            <w:shd w:val="clear" w:color="auto" w:fill="2E7D32"/>
+            <w:tcMar>
+              <w:top w:w="80" w:type="dxa"/>
+              <w:left w:w="120" w:type="dxa"/>
+              <w:bottom w:w="80" w:type="dxa"/>
+              <w:right w:w="120" w:type="dxa"/>
+            </w:tcMar>
+          </w:tcPr>
+          <w:p>
             <w:r>
               <w:rPr>
                 <w:b/>
@@ -510,19 +810,18 @@
                 <w:sz w:val="20"/>
                 <w:szCs w:val="20"/>
               </w:rPr>
-              <w:t>numeros</w:t>
-            </w:r>
-            <w:proofErr w:type="spellEnd"/>
-          </w:p>
-        </w:tc>
-        <w:tc>
-          <w:tcPr>
-            <w:tcW w:w="1440" w:type="dxa"/>
-            <w:tcBorders>
-              <w:top w:val="single" w:sz="1" w:space="0" w:color="2E7D32"/>
-              <w:left w:val="single" w:sz="1" w:space="0" w:color="2E7D32"/>
-              <w:bottom w:val="single" w:sz="1" w:space="0" w:color="2E7D32"/>
-              <w:right w:val="single" w:sz="1" w:space="0" w:color="2E7D32"/>
+              <w:t>Requisito</w:t>
+            </w:r>
+          </w:p>
+        </w:tc>
+        <w:tc>
+          <w:tcPr>
+            <w:tcW w:w="6240" w:type="dxa"/>
+            <w:tcBorders>
+              <w:top w:val="single" w:sz="4" w:space="0" w:color="2E7D32"/>
+              <w:left w:val="single" w:sz="4" w:space="0" w:color="2E7D32"/>
+              <w:bottom w:val="single" w:sz="1" w:space="0" w:color="1F5C99"/>
+              <w:right w:val="single" w:sz="4" w:space="0" w:color="2E7D32"/>
             </w:tcBorders>
             <w:shd w:val="clear" w:color="auto" w:fill="2E7D32"/>
             <w:tcMar>
@@ -541,7 +840,7 @@
                 <w:sz w:val="20"/>
                 <w:szCs w:val="20"/>
               </w:rPr>
-              <w:t>Cuello de botella</w:t>
+              <w:t>Valor</w:t>
             </w:r>
           </w:p>
         </w:tc>
@@ -549,7 +848,7 @@
       <w:tr>
         <w:tc>
           <w:tcPr>
-            <w:tcW w:w="1440" w:type="dxa"/>
+            <w:tcW w:w="3120" w:type="dxa"/>
             <w:tcBorders>
               <w:top w:val="single" w:sz="1" w:space="0" w:color="CCCCCC"/>
               <w:left w:val="single" w:sz="1" w:space="0" w:color="CCCCCC"/>
@@ -570,13 +869,13 @@
                 <w:sz w:val="20"/>
                 <w:szCs w:val="20"/>
               </w:rPr>
-              <w:t>Main</w:t>
-            </w:r>
-          </w:p>
-        </w:tc>
-        <w:tc>
-          <w:tcPr>
-            <w:tcW w:w="1440" w:type="dxa"/>
+              <w:t>Sistema Operativo</w:t>
+            </w:r>
+          </w:p>
+        </w:tc>
+        <w:tc>
+          <w:tcPr>
+            <w:tcW w:w="6240" w:type="dxa"/>
             <w:tcBorders>
               <w:top w:val="single" w:sz="1" w:space="0" w:color="CCCCCC"/>
               <w:left w:val="single" w:sz="1" w:space="0" w:color="CCCCCC"/>
@@ -592,136 +891,36 @@
             </w:tcMar>
           </w:tcPr>
           <w:p>
-            <w:r>
-              <w:rPr>
-                <w:sz w:val="20"/>
-                <w:szCs w:val="20"/>
-              </w:rPr>
-              <w:t>Main.exe</w:t>
-            </w:r>
-          </w:p>
-        </w:tc>
-        <w:tc>
-          <w:tcPr>
-            <w:tcW w:w="1620" w:type="dxa"/>
-            <w:tcBorders>
-              <w:top w:val="single" w:sz="1" w:space="0" w:color="CCCCCC"/>
-              <w:left w:val="single" w:sz="1" w:space="0" w:color="CCCCCC"/>
-              <w:bottom w:val="single" w:sz="1" w:space="0" w:color="CCCCCC"/>
-              <w:right w:val="single" w:sz="1" w:space="0" w:color="CCCCCC"/>
-            </w:tcBorders>
-            <w:shd w:val="clear" w:color="auto" w:fill="F4F8F4"/>
-            <w:tcMar>
-              <w:top w:w="80" w:type="dxa"/>
-              <w:left w:w="120" w:type="dxa"/>
-              <w:bottom w:w="80" w:type="dxa"/>
-              <w:right w:w="120" w:type="dxa"/>
-            </w:tcMar>
-          </w:tcPr>
-          <w:p>
-            <w:r>
-              <w:rPr>
-                <w:sz w:val="20"/>
-                <w:szCs w:val="20"/>
-              </w:rPr>
-              <w:t>1 empacador</w:t>
-            </w:r>
-          </w:p>
-        </w:tc>
-        <w:tc>
-          <w:tcPr>
-            <w:tcW w:w="2700" w:type="dxa"/>
-            <w:tcBorders>
-              <w:top w:val="single" w:sz="1" w:space="0" w:color="CCCCCC"/>
-              <w:left w:val="single" w:sz="1" w:space="0" w:color="CCCCCC"/>
-              <w:bottom w:val="single" w:sz="1" w:space="0" w:color="CCCCCC"/>
-              <w:right w:val="single" w:sz="1" w:space="0" w:color="CCCCCC"/>
-            </w:tcBorders>
-            <w:shd w:val="clear" w:color="auto" w:fill="F4F8F4"/>
-            <w:tcMar>
-              <w:top w:w="80" w:type="dxa"/>
-              <w:left w:w="120" w:type="dxa"/>
-              <w:bottom w:w="80" w:type="dxa"/>
-              <w:right w:w="120" w:type="dxa"/>
-            </w:tcMar>
-          </w:tcPr>
-          <w:p>
-            <w:r>
-              <w:rPr>
-                <w:sz w:val="20"/>
-                <w:szCs w:val="20"/>
-              </w:rPr>
-              <w:t xml:space="preserve">Limite: 5 </w:t>
-            </w:r>
-            <w:proofErr w:type="gramStart"/>
-            <w:r>
-              <w:rPr>
-                <w:sz w:val="20"/>
-                <w:szCs w:val="20"/>
-              </w:rPr>
-              <w:t>piezas  (</w:t>
-            </w:r>
-            <w:proofErr w:type="gramEnd"/>
-            <w:r>
-              <w:rPr>
-                <w:sz w:val="20"/>
-                <w:szCs w:val="20"/>
-              </w:rPr>
-              <w:t>si se llena, la pieza se pierde)</w:t>
-            </w:r>
-          </w:p>
-        </w:tc>
-        <w:tc>
-          <w:tcPr>
-            <w:tcW w:w="1620" w:type="dxa"/>
-            <w:tcBorders>
-              <w:top w:val="single" w:sz="1" w:space="0" w:color="CCCCCC"/>
-              <w:left w:val="single" w:sz="1" w:space="0" w:color="CCCCCC"/>
-              <w:bottom w:val="single" w:sz="1" w:space="0" w:color="CCCCCC"/>
-              <w:right w:val="single" w:sz="1" w:space="0" w:color="CCCCCC"/>
-            </w:tcBorders>
-            <w:shd w:val="clear" w:color="auto" w:fill="F4F8F4"/>
-            <w:tcMar>
-              <w:top w:w="80" w:type="dxa"/>
-              <w:left w:w="120" w:type="dxa"/>
-              <w:bottom w:w="80" w:type="dxa"/>
-              <w:right w:w="120" w:type="dxa"/>
-            </w:tcMar>
-          </w:tcPr>
-          <w:p>
-            <w:r>
-              <w:rPr>
-                <w:sz w:val="20"/>
-                <w:szCs w:val="20"/>
-              </w:rPr>
-              <w:t>No</w:t>
-            </w:r>
-          </w:p>
-        </w:tc>
-        <w:tc>
-          <w:tcPr>
-            <w:tcW w:w="1440" w:type="dxa"/>
-            <w:tcBorders>
-              <w:top w:val="single" w:sz="1" w:space="0" w:color="CCCCCC"/>
-              <w:left w:val="single" w:sz="1" w:space="0" w:color="CCCCCC"/>
-              <w:bottom w:val="single" w:sz="1" w:space="0" w:color="CCCCCC"/>
-              <w:right w:val="single" w:sz="1" w:space="0" w:color="CCCCCC"/>
-            </w:tcBorders>
-            <w:shd w:val="clear" w:color="auto" w:fill="F4F8F4"/>
-            <w:tcMar>
-              <w:top w:w="80" w:type="dxa"/>
-              <w:left w:w="120" w:type="dxa"/>
-              <w:bottom w:w="80" w:type="dxa"/>
-              <w:right w:w="120" w:type="dxa"/>
-            </w:tcMar>
-          </w:tcPr>
-          <w:p>
-            <w:r>
-              <w:rPr>
-                <w:sz w:val="20"/>
-                <w:szCs w:val="20"/>
-              </w:rPr>
-              <w:t>Si</w:t>
+            <w:pPr>
+              <w:rPr>
+                <w:lang w:val="en-US"/>
+              </w:rPr>
+            </w:pPr>
+            <w:r>
+              <w:rPr>
+                <w:sz w:val="20"/>
+                <w:szCs w:val="20"/>
+                <w:lang w:val="en-US"/>
+              </w:rPr>
+              <w:t xml:space="preserve">Windows 10 </w:t>
+            </w:r>
+            <w:proofErr w:type="spellStart"/>
+            <w:r>
+              <w:rPr>
+                <w:sz w:val="20"/>
+                <w:szCs w:val="20"/>
+                <w:lang w:val="en-US"/>
+              </w:rPr>
+              <w:t>o</w:t>
+            </w:r>
+            <w:proofErr w:type="spellEnd"/>
+            <w:r>
+              <w:rPr>
+                <w:sz w:val="20"/>
+                <w:szCs w:val="20"/>
+                <w:lang w:val="en-US"/>
+              </w:rPr>
+              <w:t xml:space="preserve"> Windows 11 (64 bits)</w:t>
             </w:r>
           </w:p>
         </w:tc>
@@ -729,7 +928,7 @@
       <w:tr>
         <w:tc>
           <w:tcPr>
-            <w:tcW w:w="1440" w:type="dxa"/>
+            <w:tcW w:w="3120" w:type="dxa"/>
             <w:tcBorders>
               <w:top w:val="single" w:sz="1" w:space="0" w:color="CCCCCC"/>
               <w:left w:val="single" w:sz="1" w:space="0" w:color="CCCCCC"/>
@@ -750,13 +949,13 @@
                 <w:sz w:val="20"/>
                 <w:szCs w:val="20"/>
               </w:rPr>
-              <w:t>Prueba_2</w:t>
-            </w:r>
-          </w:p>
-        </w:tc>
-        <w:tc>
-          <w:tcPr>
-            <w:tcW w:w="1440" w:type="dxa"/>
+              <w:t>Arquitectura</w:t>
+            </w:r>
+          </w:p>
+        </w:tc>
+        <w:tc>
+          <w:tcPr>
+            <w:tcW w:w="6240" w:type="dxa"/>
             <w:tcBorders>
               <w:top w:val="single" w:sz="1" w:space="0" w:color="CCCCCC"/>
               <w:left w:val="single" w:sz="1" w:space="0" w:color="CCCCCC"/>
@@ -772,18 +971,104 @@
             </w:tcMar>
           </w:tcPr>
           <w:p>
-            <w:r>
-              <w:rPr>
-                <w:sz w:val="20"/>
-                <w:szCs w:val="20"/>
-              </w:rPr>
-              <w:t>Prueba_2.exe</w:t>
-            </w:r>
-          </w:p>
-        </w:tc>
-        <w:tc>
-          <w:tcPr>
-            <w:tcW w:w="1620" w:type="dxa"/>
+            <w:pPr>
+              <w:tabs>
+                <w:tab w:val="center" w:pos="3000"/>
+              </w:tabs>
+            </w:pPr>
+            <w:r>
+              <w:rPr>
+                <w:sz w:val="20"/>
+                <w:szCs w:val="20"/>
+              </w:rPr>
+              <w:t>x86-64 (AMD64)</w:t>
+            </w:r>
+            <w:r>
+              <w:rPr>
+                <w:sz w:val="20"/>
+                <w:szCs w:val="20"/>
+              </w:rPr>
+              <w:tab/>
+            </w:r>
+          </w:p>
+        </w:tc>
+      </w:tr>
+      <w:tr>
+        <w:tc>
+          <w:tcPr>
+            <w:tcW w:w="3120" w:type="dxa"/>
+            <w:tcBorders>
+              <w:top w:val="single" w:sz="1" w:space="0" w:color="CCCCCC"/>
+              <w:left w:val="single" w:sz="1" w:space="0" w:color="CCCCCC"/>
+              <w:bottom w:val="single" w:sz="1" w:space="0" w:color="CCCCCC"/>
+              <w:right w:val="single" w:sz="1" w:space="0" w:color="CCCCCC"/>
+            </w:tcBorders>
+            <w:shd w:val="clear" w:color="auto" w:fill="F4F8F4"/>
+            <w:tcMar>
+              <w:top w:w="80" w:type="dxa"/>
+              <w:left w:w="120" w:type="dxa"/>
+              <w:bottom w:w="80" w:type="dxa"/>
+              <w:right w:w="120" w:type="dxa"/>
+            </w:tcMar>
+          </w:tcPr>
+          <w:p>
+            <w:r>
+              <w:rPr>
+                <w:sz w:val="20"/>
+                <w:szCs w:val="20"/>
+              </w:rPr>
+              <w:t>Java en el sistema</w:t>
+            </w:r>
+          </w:p>
+        </w:tc>
+        <w:tc>
+          <w:tcPr>
+            <w:tcW w:w="6240" w:type="dxa"/>
+            <w:tcBorders>
+              <w:top w:val="single" w:sz="1" w:space="0" w:color="CCCCCC"/>
+              <w:left w:val="single" w:sz="1" w:space="0" w:color="CCCCCC"/>
+              <w:bottom w:val="single" w:sz="1" w:space="0" w:color="CCCCCC"/>
+              <w:right w:val="single" w:sz="1" w:space="0" w:color="CCCCCC"/>
+            </w:tcBorders>
+            <w:shd w:val="clear" w:color="auto" w:fill="F4F8F4"/>
+            <w:tcMar>
+              <w:top w:w="80" w:type="dxa"/>
+              <w:left w:w="120" w:type="dxa"/>
+              <w:bottom w:w="80" w:type="dxa"/>
+              <w:right w:w="120" w:type="dxa"/>
+            </w:tcMar>
+          </w:tcPr>
+          <w:p>
+            <w:r>
+              <w:rPr>
+                <w:sz w:val="20"/>
+                <w:szCs w:val="20"/>
+              </w:rPr>
+              <w:t xml:space="preserve">No requerido (JVM embebida </w:t>
+            </w:r>
+            <w:proofErr w:type="spellStart"/>
+            <w:r>
+              <w:rPr>
+                <w:sz w:val="20"/>
+                <w:szCs w:val="20"/>
+              </w:rPr>
+              <w:t>OpenJDK</w:t>
+            </w:r>
+            <w:proofErr w:type="spellEnd"/>
+            <w:r>
+              <w:rPr>
+                <w:sz w:val="20"/>
+                <w:szCs w:val="20"/>
+              </w:rPr>
+              <w:t xml:space="preserve"> 25.0.1)</w:t>
+            </w:r>
+          </w:p>
+        </w:tc>
+      </w:tr>
+      <w:tr>
+        <w:tc>
+          <w:tcPr>
+            <w:tcW w:w="3120" w:type="dxa"/>
             <w:tcBorders>
               <w:top w:val="single" w:sz="1" w:space="0" w:color="CCCCCC"/>
               <w:left w:val="single" w:sz="1" w:space="0" w:color="CCCCCC"/>
@@ -804,13 +1089,13 @@
                 <w:sz w:val="20"/>
                 <w:szCs w:val="20"/>
               </w:rPr>
-              <w:t>2 empacadores en paralelo</w:t>
-            </w:r>
-          </w:p>
-        </w:tc>
-        <w:tc>
-          <w:tcPr>
-            <w:tcW w:w="2700" w:type="dxa"/>
+              <w:t>Espacio en disco</w:t>
+            </w:r>
+          </w:p>
+        </w:tc>
+        <w:tc>
+          <w:tcPr>
+            <w:tcW w:w="6240" w:type="dxa"/>
             <w:tcBorders>
               <w:top w:val="single" w:sz="1" w:space="0" w:color="CCCCCC"/>
               <w:left w:val="single" w:sz="1" w:space="0" w:color="CCCCCC"/>
@@ -831,29 +1116,71 @@
                 <w:sz w:val="20"/>
                 <w:szCs w:val="20"/>
               </w:rPr>
-              <w:t xml:space="preserve">Sin </w:t>
-            </w:r>
-            <w:proofErr w:type="spellStart"/>
-            <w:r>
-              <w:rPr>
-                <w:sz w:val="20"/>
-                <w:szCs w:val="20"/>
-              </w:rPr>
-              <w:t>limite</w:t>
-            </w:r>
-            <w:proofErr w:type="spellEnd"/>
-            <w:r>
-              <w:rPr>
-                <w:sz w:val="20"/>
-                <w:szCs w:val="20"/>
-              </w:rPr>
-              <w:t xml:space="preserve"> (nunca se pierden piezas)</w:t>
-            </w:r>
-          </w:p>
-        </w:tc>
-        <w:tc>
-          <w:tcPr>
-            <w:tcW w:w="1620" w:type="dxa"/>
+              <w:t>Aprox. 250 MB por versión</w:t>
+            </w:r>
+          </w:p>
+        </w:tc>
+      </w:tr>
+      <w:tr>
+        <w:tc>
+          <w:tcPr>
+            <w:tcW w:w="3120" w:type="dxa"/>
+            <w:tcBorders>
+              <w:top w:val="single" w:sz="1" w:space="0" w:color="CCCCCC"/>
+              <w:left w:val="single" w:sz="1" w:space="0" w:color="CCCCCC"/>
+              <w:bottom w:val="single" w:sz="1" w:space="0" w:color="CCCCCC"/>
+              <w:right w:val="single" w:sz="1" w:space="0" w:color="CCCCCC"/>
+            </w:tcBorders>
+            <w:shd w:val="clear" w:color="auto" w:fill="F4F8F4"/>
+            <w:tcMar>
+              <w:top w:w="80" w:type="dxa"/>
+              <w:left w:w="120" w:type="dxa"/>
+              <w:bottom w:w="80" w:type="dxa"/>
+              <w:right w:w="120" w:type="dxa"/>
+            </w:tcMar>
+          </w:tcPr>
+          <w:p>
+            <w:r>
+              <w:rPr>
+                <w:sz w:val="20"/>
+                <w:szCs w:val="20"/>
+              </w:rPr>
+              <w:t>Memoria RAM</w:t>
+            </w:r>
+          </w:p>
+        </w:tc>
+        <w:tc>
+          <w:tcPr>
+            <w:tcW w:w="6240" w:type="dxa"/>
+            <w:tcBorders>
+              <w:top w:val="single" w:sz="1" w:space="0" w:color="CCCCCC"/>
+              <w:left w:val="single" w:sz="1" w:space="0" w:color="CCCCCC"/>
+              <w:bottom w:val="single" w:sz="1" w:space="0" w:color="CCCCCC"/>
+              <w:right w:val="single" w:sz="1" w:space="0" w:color="CCCCCC"/>
+            </w:tcBorders>
+            <w:shd w:val="clear" w:color="auto" w:fill="F4F8F4"/>
+            <w:tcMar>
+              <w:top w:w="80" w:type="dxa"/>
+              <w:left w:w="120" w:type="dxa"/>
+              <w:bottom w:w="80" w:type="dxa"/>
+              <w:right w:w="120" w:type="dxa"/>
+            </w:tcMar>
+          </w:tcPr>
+          <w:p>
+            <w:r>
+              <w:rPr>
+                <w:sz w:val="20"/>
+                <w:szCs w:val="20"/>
+              </w:rPr>
+              <w:t>Mínimo 256 MB libres para la JVM</w:t>
+            </w:r>
+          </w:p>
+        </w:tc>
+      </w:tr>
+      <w:tr>
+        <w:tc>
+          <w:tcPr>
+            <w:tcW w:w="3120" w:type="dxa"/>
             <w:tcBorders>
               <w:top w:val="single" w:sz="1" w:space="0" w:color="CCCCCC"/>
               <w:left w:val="single" w:sz="1" w:space="0" w:color="CCCCCC"/>
@@ -874,13 +1201,13 @@
                 <w:sz w:val="20"/>
                 <w:szCs w:val="20"/>
               </w:rPr>
-              <w:t>Si (muestra todos los RI)</w:t>
-            </w:r>
-          </w:p>
-        </w:tc>
-        <w:tc>
-          <w:tcPr>
-            <w:tcW w:w="1440" w:type="dxa"/>
+              <w:t>Permisos</w:t>
+            </w:r>
+          </w:p>
+        </w:tc>
+        <w:tc>
+          <w:tcPr>
+            <w:tcW w:w="6240" w:type="dxa"/>
             <w:tcBorders>
               <w:top w:val="single" w:sz="1" w:space="0" w:color="CCCCCC"/>
               <w:left w:val="single" w:sz="1" w:space="0" w:color="CCCCCC"/>
@@ -901,7 +1228,7 @@
                 <w:sz w:val="20"/>
                 <w:szCs w:val="20"/>
               </w:rPr>
-              <w:t>No</w:t>
+              <w:t>Lectura/escritura en la carpeta de instalación</w:t>
             </w:r>
           </w:p>
         </w:tc>
@@ -914,117 +1241,341 @@
     </w:p>
     <w:p>
       <w:pPr>
-        <w:pStyle w:val="Heading1"/>
-      </w:pPr>
-      <w:r>
-        <w:t>2. Lo que necesitas</w:t>
-      </w:r>
-    </w:p>
-    <w:p>
-      <w:pPr>
-        <w:pStyle w:val="ListParagraph"/>
+        <w:pStyle w:val="Ttulo1"/>
+      </w:pPr>
+      <w:r>
+        <w:lastRenderedPageBreak/>
+        <w:t>3. Como descomprimir y abrir el programa</w:t>
+      </w:r>
+    </w:p>
+    <w:p>
+      <w:pPr>
+        <w:spacing w:after="80"/>
+        <w:rPr>
+          <w:b/>
+          <w:bCs/>
+          <w:color w:val="2E7D32"/>
+          <w:sz w:val="26"/>
+          <w:szCs w:val="26"/>
+        </w:rPr>
+      </w:pPr>
+      <w:r>
+        <w:rPr>
+          <w:b/>
+          <w:bCs/>
+          <w:color w:val="2E7D32"/>
+          <w:sz w:val="26"/>
+          <w:szCs w:val="26"/>
+        </w:rPr>
+        <w:t>3.1</w:t>
+      </w:r>
+      <w:r>
+        <w:rPr>
+          <w:b/>
+          <w:bCs/>
+          <w:color w:val="2E7D32"/>
+          <w:sz w:val="26"/>
+          <w:szCs w:val="26"/>
+        </w:rPr>
+        <w:t xml:space="preserve"> Descarga del programa (Repositorio de </w:t>
+      </w:r>
+      <w:proofErr w:type="spellStart"/>
+      <w:r>
+        <w:rPr>
+          <w:b/>
+          <w:bCs/>
+          <w:color w:val="2E7D32"/>
+          <w:sz w:val="26"/>
+          <w:szCs w:val="26"/>
+        </w:rPr>
+        <w:t>Github</w:t>
+      </w:r>
+      <w:proofErr w:type="spellEnd"/>
+      <w:r>
+        <w:rPr>
+          <w:b/>
+          <w:bCs/>
+          <w:color w:val="2E7D32"/>
+          <w:sz w:val="26"/>
+          <w:szCs w:val="26"/>
+        </w:rPr>
+        <w:t>)</w:t>
+      </w:r>
+    </w:p>
+    <w:p>
+      <w:pPr>
+        <w:spacing w:after="80"/>
+      </w:pPr>
+      <w:r>
+        <w:t>Descargar el archivo .zip completo con ambos programas o bajarlos por separado según la necesidad desde la siguiente liga:</w:t>
+      </w:r>
+    </w:p>
+    <w:p>
+      <w:pPr>
+        <w:spacing w:after="80"/>
+      </w:pPr>
+      <w:r>
+        <w:t>https://github.com/Daelin-lin/Pruebas_Simulacion</w:t>
+      </w:r>
+    </w:p>
+    <w:p>
+      <w:pPr>
+        <w:pStyle w:val="Ttulo2"/>
+      </w:pPr>
+      <w:r>
+        <w:t>3.2</w:t>
+      </w:r>
+      <w:r>
+        <w:t xml:space="preserve"> Pasos de Instalación</w:t>
+      </w:r>
+    </w:p>
+    <w:p>
+      <w:pPr>
+        <w:spacing w:after="80"/>
+        <w:rPr>
+          <w:b/>
+          <w:bCs/>
+        </w:rPr>
+      </w:pPr>
+      <w:r>
+        <w:rPr>
+          <w:b/>
+          <w:bCs/>
+        </w:rPr>
+        <w:t xml:space="preserve">Opción 1: </w:t>
+      </w:r>
+      <w:proofErr w:type="spellStart"/>
+      <w:r>
+        <w:rPr>
+          <w:b/>
+          <w:bCs/>
+        </w:rPr>
+        <w:t>Release</w:t>
+      </w:r>
+      <w:proofErr w:type="spellEnd"/>
+      <w:r>
+        <w:rPr>
+          <w:b/>
+          <w:bCs/>
+        </w:rPr>
+        <w:t xml:space="preserve"> de GitHub</w:t>
+      </w:r>
+    </w:p>
+    <w:p>
+      <w:pPr>
+        <w:pStyle w:val="Prrafodelista"/>
         <w:numPr>
           <w:ilvl w:val="0"/>
-          <w:numId w:val="2"/>
+          <w:numId w:val="5"/>
         </w:numPr>
         <w:spacing w:after="80"/>
       </w:pPr>
       <w:r>
-        <w:t>Computadora con Windows 10 o Windows 11 (64 bits).</w:t>
-      </w:r>
-    </w:p>
-    <w:p>
-      <w:pPr>
-        <w:pStyle w:val="ListParagraph"/>
+        <w:t>Ingresar al repositorio del proyecto.</w:t>
+      </w:r>
+    </w:p>
+    <w:p>
+      <w:pPr>
+        <w:pStyle w:val="Prrafodelista"/>
         <w:numPr>
           <w:ilvl w:val="0"/>
-          <w:numId w:val="2"/>
+          <w:numId w:val="5"/>
         </w:numPr>
         <w:spacing w:after="80"/>
       </w:pPr>
       <w:r>
-        <w:t>El archivo Main.zip o Prueba_2.zip (o ambos).</w:t>
-      </w:r>
-    </w:p>
-    <w:p>
-      <w:pPr>
-        <w:pStyle w:val="ListParagraph"/>
+        <w:t xml:space="preserve">Abrir la sección </w:t>
+      </w:r>
+      <w:proofErr w:type="spellStart"/>
+      <w:r>
+        <w:t>Releases</w:t>
+      </w:r>
+      <w:proofErr w:type="spellEnd"/>
+      <w:r>
+        <w:t>.</w:t>
+      </w:r>
+    </w:p>
+    <w:p>
+      <w:pPr>
+        <w:pStyle w:val="Prrafodelista"/>
         <w:numPr>
           <w:ilvl w:val="0"/>
-          <w:numId w:val="2"/>
+          <w:numId w:val="5"/>
         </w:numPr>
         <w:spacing w:after="80"/>
       </w:pPr>
       <w:r>
-        <w:t xml:space="preserve">No se necesita instalar Java ni </w:t>
+        <w:t>Descargar el archivo ZIP más reciente.</w:t>
+      </w:r>
+    </w:p>
+    <w:p>
+      <w:pPr>
+        <w:pStyle w:val="Prrafodelista"/>
+        <w:numPr>
+          <w:ilvl w:val="0"/>
+          <w:numId w:val="5"/>
+        </w:numPr>
+        <w:spacing w:after="80"/>
+      </w:pPr>
+      <w:r>
+        <w:t>Extraer el contenido en una carpeta local.</w:t>
+      </w:r>
+    </w:p>
+    <w:p>
+      <w:pPr>
+        <w:spacing w:after="80"/>
+        <w:rPr>
+          <w:b/>
+          <w:bCs/>
+        </w:rPr>
+      </w:pPr>
+      <w:r>
+        <w:rPr>
+          <w:b/>
+          <w:bCs/>
+        </w:rPr>
+        <w:t>Opción 2: Repositorio Completo</w:t>
+      </w:r>
+    </w:p>
+    <w:p>
+      <w:pPr>
+        <w:pStyle w:val="Prrafodelista"/>
+        <w:numPr>
+          <w:ilvl w:val="0"/>
+          <w:numId w:val="6"/>
+        </w:numPr>
+        <w:spacing w:after="80"/>
+      </w:pPr>
+      <w:r>
+        <w:t>Ingresar al repositorio.</w:t>
+      </w:r>
+    </w:p>
+    <w:p>
+      <w:pPr>
+        <w:pStyle w:val="Prrafodelista"/>
+        <w:numPr>
+          <w:ilvl w:val="0"/>
+          <w:numId w:val="6"/>
+        </w:numPr>
+        <w:spacing w:after="80"/>
+      </w:pPr>
+      <w:r>
+        <w:t>Seleccionar Code.</w:t>
+      </w:r>
+    </w:p>
+    <w:p>
+      <w:pPr>
+        <w:pStyle w:val="Prrafodelista"/>
+        <w:numPr>
+          <w:ilvl w:val="0"/>
+          <w:numId w:val="6"/>
+        </w:numPr>
+        <w:spacing w:after="80"/>
+      </w:pPr>
+      <w:r>
+        <w:t xml:space="preserve">Elegir </w:t>
       </w:r>
       <w:proofErr w:type="spellStart"/>
       <w:r>
-        <w:t>ningun</w:t>
+        <w:t>Download</w:t>
       </w:r>
       <w:proofErr w:type="spellEnd"/>
       <w:r>
-        <w:t xml:space="preserve"> otro programa.</w:t>
-      </w:r>
-    </w:p>
-    <w:p>
-      <w:pPr>
+        <w:t xml:space="preserve"> ZIP.</w:t>
+      </w:r>
+    </w:p>
+    <w:p>
+      <w:pPr>
+        <w:pStyle w:val="Prrafodelista"/>
+        <w:numPr>
+          <w:ilvl w:val="0"/>
+          <w:numId w:val="6"/>
+        </w:numPr>
         <w:spacing w:after="80"/>
       </w:pPr>
-    </w:p>
-    <w:p>
-      <w:pPr>
-        <w:pStyle w:val="Heading1"/>
-      </w:pPr>
-      <w:r>
-        <w:lastRenderedPageBreak/>
-        <w:t>3. Como descomprimir y abrir el programa</w:t>
-      </w:r>
-    </w:p>
-    <w:p>
-      <w:pPr>
-        <w:pStyle w:val="Heading2"/>
-      </w:pPr>
-      <w:r>
-        <w:t xml:space="preserve">3.1 </w:t>
-      </w:r>
-      <w:r>
-        <w:t>Descarga del repositorio</w:t>
-      </w:r>
-    </w:p>
-    <w:p>
-      <w:pPr>
+      <w:r>
+        <w:t>Extraer el archivo descargado.</w:t>
+      </w:r>
+    </w:p>
+    <w:p>
+      <w:pPr>
+        <w:pStyle w:val="Prrafodelista"/>
+        <w:numPr>
+          <w:ilvl w:val="0"/>
+          <w:numId w:val="6"/>
+        </w:numPr>
         <w:spacing w:after="80"/>
       </w:pPr>
       <w:r>
-        <w:t>Descargar el archivo .zip completo con ambos programas o bajarlos por separado según la necesidad desde la siguiente liga:</w:t>
-      </w:r>
-    </w:p>
-    <w:p>
-      <w:pPr>
+        <w:t>Abrir la carpeta Ejecutables.</w:t>
+      </w:r>
+    </w:p>
+    <w:p>
+      <w:pPr>
+        <w:pStyle w:val="Prrafodelista"/>
+        <w:numPr>
+          <w:ilvl w:val="0"/>
+          <w:numId w:val="6"/>
+        </w:numPr>
         <w:spacing w:after="80"/>
       </w:pPr>
       <w:r>
-        <w:tab/>
-      </w:r>
-    </w:p>
-    <w:p>
-      <w:pPr>
-        <w:pStyle w:val="Heading2"/>
+        <w:t xml:space="preserve">Navegar a la versión requerida: </w:t>
+      </w:r>
+    </w:p>
+    <w:p>
+      <w:pPr>
+        <w:pStyle w:val="Prrafodelista"/>
+        <w:spacing w:after="80"/>
+        <w:ind w:left="720"/>
+      </w:pPr>
+      <w:r>
+        <w:t>Main o Pruebas_2</w:t>
+      </w:r>
+    </w:p>
+    <w:p>
+      <w:pPr>
+        <w:pStyle w:val="Prrafodelista"/>
+        <w:numPr>
+          <w:ilvl w:val="0"/>
+          <w:numId w:val="6"/>
+        </w:numPr>
+        <w:spacing w:after="80"/>
+      </w:pPr>
+      <w:r>
+        <w:t>Ejecutar Main.exe o Prueba_2.exe desde su carpeta correspondiente con doble clic o desde una ventana de comandos.</w:t>
+      </w:r>
+    </w:p>
+    <w:p>
+      <w:pPr>
+        <w:pStyle w:val="Prrafodelista"/>
+        <w:numPr>
+          <w:ilvl w:val="0"/>
+          <w:numId w:val="6"/>
+        </w:numPr>
+        <w:spacing w:after="80"/>
+      </w:pPr>
+      <w:r>
+        <w:t>Ingresar los parámetros del LGC cuando la consola lo solicite (tres veces, una por generador).</w:t>
+      </w:r>
+    </w:p>
+    <w:p>
+      <w:pPr>
+        <w:pStyle w:val="Ttulo2"/>
       </w:pPr>
       <w:r>
         <w:t>3.</w:t>
       </w:r>
       <w:r>
-        <w:t>2</w:t>
-      </w:r>
-      <w:r>
-        <w:t xml:space="preserve"> Descomprimir el archivo ZIP</w:t>
-      </w:r>
-    </w:p>
-    <w:p>
-      <w:pPr>
-        <w:pStyle w:val="ListParagraph"/>
+        <w:t>4</w:t>
+      </w:r>
+      <w:r>
+        <w:t xml:space="preserve"> Ejecutar el programa</w:t>
+      </w:r>
+    </w:p>
+    <w:p>
+      <w:pPr>
+        <w:pStyle w:val="Prrafodelista"/>
         <w:numPr>
           <w:ilvl w:val="0"/>
           <w:numId w:val="3"/>
@@ -1032,12 +1583,12 @@
         <w:spacing w:after="80"/>
       </w:pPr>
       <w:r>
-        <w:t>Localiza el archivo Main.zip o Prueba_2.zip en tu computadora.</w:t>
-      </w:r>
-    </w:p>
-    <w:p>
-      <w:pPr>
-        <w:pStyle w:val="ListParagraph"/>
+        <w:t>Abre la carpeta descomprimida.</w:t>
+      </w:r>
+    </w:p>
+    <w:p>
+      <w:pPr>
+        <w:pStyle w:val="Prrafodelista"/>
         <w:numPr>
           <w:ilvl w:val="0"/>
           <w:numId w:val="3"/>
@@ -1045,12 +1596,12 @@
         <w:spacing w:after="80"/>
       </w:pPr>
       <w:r>
-        <w:t>Haz clic derecho sobre el archivo.</w:t>
-      </w:r>
-    </w:p>
-    <w:p>
-      <w:pPr>
-        <w:pStyle w:val="ListParagraph"/>
+        <w:t>Haz doble clic sobre Main.exe o Prueba_2.exe.</w:t>
+      </w:r>
+    </w:p>
+    <w:p>
+      <w:pPr>
+        <w:pStyle w:val="Prrafodelista"/>
         <w:numPr>
           <w:ilvl w:val="0"/>
           <w:numId w:val="3"/>
@@ -1058,384 +1609,8 @@
         <w:spacing w:after="80"/>
       </w:pPr>
       <w:r>
-        <w:t xml:space="preserve">Selecciona la </w:t>
-      </w:r>
-      <w:proofErr w:type="spellStart"/>
-      <w:r>
-        <w:t>opcion</w:t>
-      </w:r>
-      <w:proofErr w:type="spellEnd"/>
-      <w:r>
-        <w:t xml:space="preserve"> Extraer todo...</w:t>
-      </w:r>
-    </w:p>
-    <w:p>
-      <w:pPr>
-        <w:pStyle w:val="ListParagraph"/>
-        <w:numPr>
-          <w:ilvl w:val="0"/>
-          <w:numId w:val="3"/>
-        </w:numPr>
-        <w:spacing w:after="80"/>
-      </w:pPr>
-      <w:r>
-        <w:t>Elige una carpeta de destino, por ejemplo C:\Simulacion, y haz clic en Extraer.</w:t>
-      </w:r>
-    </w:p>
-    <w:p>
-      <w:pPr>
-        <w:pStyle w:val="ListParagraph"/>
-        <w:numPr>
-          <w:ilvl w:val="0"/>
-          <w:numId w:val="3"/>
-        </w:numPr>
-        <w:spacing w:after="80"/>
-      </w:pPr>
-      <w:r>
-        <w:t xml:space="preserve">Se </w:t>
-      </w:r>
-      <w:proofErr w:type="gramStart"/>
-      <w:r>
-        <w:t>creara</w:t>
-      </w:r>
-      <w:proofErr w:type="gramEnd"/>
-      <w:r>
-        <w:t xml:space="preserve"> una carpeta con todos los archivos necesarios.</w:t>
-      </w:r>
-    </w:p>
-    <w:p>
-      <w:pPr>
-        <w:spacing w:after="80"/>
-      </w:pPr>
-    </w:p>
-    <w:p>
-      <w:pPr>
-        <w:spacing w:before="80" w:after="120"/>
-      </w:pPr>
-      <w:r>
-        <w:rPr>
-          <w:b/>
-          <w:bCs/>
-          <w:color w:val="BF360C"/>
-        </w:rPr>
-        <w:t xml:space="preserve">Importante: </w:t>
-      </w:r>
-      <w:r>
-        <w:t xml:space="preserve">No muevas el archivo .exe fuera de su carpeta. Necesita los archivos y la subcarpeta </w:t>
-      </w:r>
-      <w:proofErr w:type="spellStart"/>
-      <w:r>
-        <w:t>runtime</w:t>
-      </w:r>
-      <w:proofErr w:type="spellEnd"/>
-      <w:r>
-        <w:t xml:space="preserve">\ que </w:t>
-      </w:r>
-      <w:proofErr w:type="spellStart"/>
-      <w:r>
-        <w:t>estan</w:t>
-      </w:r>
-      <w:proofErr w:type="spellEnd"/>
-      <w:r>
-        <w:t xml:space="preserve"> junto a </w:t>
-      </w:r>
-      <w:proofErr w:type="spellStart"/>
-      <w:r>
-        <w:t>el</w:t>
-      </w:r>
-      <w:proofErr w:type="spellEnd"/>
-      <w:r>
-        <w:t>.</w:t>
-      </w:r>
-    </w:p>
-    <w:p>
-      <w:pPr>
-        <w:spacing w:after="80"/>
-      </w:pPr>
-    </w:p>
-    <w:p>
-      <w:pPr>
-        <w:pStyle w:val="Heading2"/>
-      </w:pPr>
-      <w:r>
-        <w:t>3.</w:t>
-      </w:r>
-      <w:r>
-        <w:t>3</w:t>
-      </w:r>
-      <w:r>
-        <w:t xml:space="preserve"> Estructura de archivos dentro del ZIP</w:t>
-      </w:r>
-    </w:p>
-    <w:p>
-      <w:pPr>
-        <w:spacing w:after="120"/>
-      </w:pPr>
-      <w:r>
-        <w:t>Al descomprimir veras esta estructura. No es necesario entender cada archivo, solo NO borrar ni mover nada:</w:t>
-      </w:r>
-    </w:p>
-    <w:p>
-      <w:pPr>
-        <w:spacing w:after="80"/>
-      </w:pPr>
-    </w:p>
-    <w:p>
-      <w:pPr>
-        <w:spacing w:after="40"/>
-        <w:ind w:left="560"/>
-      </w:pPr>
-      <w:r>
-        <w:rPr>
-          <w:rFonts w:ascii="Courier New" w:eastAsia="Courier New" w:hAnsi="Courier New" w:cs="Courier New"/>
-          <w:color w:val="1A237E"/>
-          <w:sz w:val="20"/>
-          <w:szCs w:val="20"/>
-        </w:rPr>
-        <w:t xml:space="preserve">Main.exe              &lt;- Doble clic </w:t>
-      </w:r>
-      <w:proofErr w:type="spellStart"/>
-      <w:r>
-        <w:rPr>
-          <w:rFonts w:ascii="Courier New" w:eastAsia="Courier New" w:hAnsi="Courier New" w:cs="Courier New"/>
-          <w:color w:val="1A237E"/>
-          <w:sz w:val="20"/>
-          <w:szCs w:val="20"/>
-        </w:rPr>
-        <w:t>aqui</w:t>
-      </w:r>
-      <w:proofErr w:type="spellEnd"/>
-      <w:r>
-        <w:rPr>
-          <w:rFonts w:ascii="Courier New" w:eastAsia="Courier New" w:hAnsi="Courier New" w:cs="Courier New"/>
-          <w:color w:val="1A237E"/>
-          <w:sz w:val="20"/>
-          <w:szCs w:val="20"/>
-        </w:rPr>
-        <w:t xml:space="preserve"> para ejecutar</w:t>
-      </w:r>
-    </w:p>
-    <w:p>
-      <w:pPr>
-        <w:spacing w:after="40"/>
-        <w:ind w:left="560"/>
-      </w:pPr>
-      <w:proofErr w:type="gramStart"/>
-      <w:r>
-        <w:rPr>
-          <w:rFonts w:ascii="Courier New" w:eastAsia="Courier New" w:hAnsi="Courier New" w:cs="Courier New"/>
-          <w:color w:val="1A237E"/>
-          <w:sz w:val="20"/>
-          <w:szCs w:val="20"/>
-        </w:rPr>
-        <w:t>app</w:t>
-      </w:r>
-      <w:proofErr w:type="gramEnd"/>
-      <w:r>
-        <w:rPr>
-          <w:rFonts w:ascii="Courier New" w:eastAsia="Courier New" w:hAnsi="Courier New" w:cs="Courier New"/>
-          <w:color w:val="1A237E"/>
-          <w:sz w:val="20"/>
-          <w:szCs w:val="20"/>
-        </w:rPr>
-        <w:t>\</w:t>
-      </w:r>
-    </w:p>
-    <w:p>
-      <w:pPr>
-        <w:spacing w:after="40"/>
-        <w:ind w:left="560"/>
-      </w:pPr>
-      <w:r>
-        <w:rPr>
-          <w:rFonts w:ascii="Courier New" w:eastAsia="Courier New" w:hAnsi="Courier New" w:cs="Courier New"/>
-          <w:color w:val="1A237E"/>
-          <w:sz w:val="20"/>
-          <w:szCs w:val="20"/>
-        </w:rPr>
-        <w:t xml:space="preserve">  </w:t>
-      </w:r>
-      <w:proofErr w:type="gramStart"/>
-      <w:r>
-        <w:rPr>
-          <w:rFonts w:ascii="Courier New" w:eastAsia="Courier New" w:hAnsi="Courier New" w:cs="Courier New"/>
-          <w:color w:val="1A237E"/>
-          <w:sz w:val="20"/>
-          <w:szCs w:val="20"/>
-        </w:rPr>
-        <w:t>Pruebas_Simulacion.jar  &lt;</w:t>
-      </w:r>
-      <w:proofErr w:type="gramEnd"/>
-      <w:r>
-        <w:rPr>
-          <w:rFonts w:ascii="Courier New" w:eastAsia="Courier New" w:hAnsi="Courier New" w:cs="Courier New"/>
-          <w:color w:val="1A237E"/>
-          <w:sz w:val="20"/>
-          <w:szCs w:val="20"/>
-        </w:rPr>
-        <w:t xml:space="preserve">- </w:t>
-      </w:r>
-      <w:proofErr w:type="spellStart"/>
-      <w:r>
-        <w:rPr>
-          <w:rFonts w:ascii="Courier New" w:eastAsia="Courier New" w:hAnsi="Courier New" w:cs="Courier New"/>
-          <w:color w:val="1A237E"/>
-          <w:sz w:val="20"/>
-          <w:szCs w:val="20"/>
-        </w:rPr>
-        <w:t>Logica</w:t>
-      </w:r>
-      <w:proofErr w:type="spellEnd"/>
-      <w:r>
-        <w:rPr>
-          <w:rFonts w:ascii="Courier New" w:eastAsia="Courier New" w:hAnsi="Courier New" w:cs="Courier New"/>
-          <w:color w:val="1A237E"/>
-          <w:sz w:val="20"/>
-          <w:szCs w:val="20"/>
-        </w:rPr>
-        <w:t xml:space="preserve"> del programa</w:t>
-      </w:r>
-    </w:p>
-    <w:p>
-      <w:pPr>
-        <w:spacing w:after="40"/>
-        <w:ind w:left="560"/>
-      </w:pPr>
-      <w:r>
-        <w:rPr>
-          <w:rFonts w:ascii="Courier New" w:eastAsia="Courier New" w:hAnsi="Courier New" w:cs="Courier New"/>
-          <w:color w:val="1A237E"/>
-          <w:sz w:val="20"/>
-          <w:szCs w:val="20"/>
-        </w:rPr>
-        <w:t xml:space="preserve">  </w:t>
-      </w:r>
-      <w:proofErr w:type="spellStart"/>
-      <w:r>
-        <w:rPr>
-          <w:rFonts w:ascii="Courier New" w:eastAsia="Courier New" w:hAnsi="Courier New" w:cs="Courier New"/>
-          <w:color w:val="1A237E"/>
-          <w:sz w:val="20"/>
-          <w:szCs w:val="20"/>
-        </w:rPr>
-        <w:t>Main.cfg</w:t>
-      </w:r>
-      <w:proofErr w:type="spellEnd"/>
-      <w:r>
-        <w:rPr>
-          <w:rFonts w:ascii="Courier New" w:eastAsia="Courier New" w:hAnsi="Courier New" w:cs="Courier New"/>
-          <w:color w:val="1A237E"/>
-          <w:sz w:val="20"/>
-          <w:szCs w:val="20"/>
-        </w:rPr>
-        <w:t xml:space="preserve">                &lt;- </w:t>
-      </w:r>
-      <w:proofErr w:type="spellStart"/>
-      <w:r>
-        <w:rPr>
-          <w:rFonts w:ascii="Courier New" w:eastAsia="Courier New" w:hAnsi="Courier New" w:cs="Courier New"/>
-          <w:color w:val="1A237E"/>
-          <w:sz w:val="20"/>
-          <w:szCs w:val="20"/>
-        </w:rPr>
-        <w:t>Configuracion</w:t>
-      </w:r>
-      <w:proofErr w:type="spellEnd"/>
-      <w:r>
-        <w:rPr>
-          <w:rFonts w:ascii="Courier New" w:eastAsia="Courier New" w:hAnsi="Courier New" w:cs="Courier New"/>
-          <w:color w:val="1A237E"/>
-          <w:sz w:val="20"/>
-          <w:szCs w:val="20"/>
-        </w:rPr>
-        <w:t xml:space="preserve"> interna</w:t>
-      </w:r>
-    </w:p>
-    <w:p>
-      <w:pPr>
-        <w:spacing w:after="40"/>
-        <w:ind w:left="560"/>
-      </w:pPr>
-      <w:proofErr w:type="spellStart"/>
-      <w:r>
-        <w:rPr>
-          <w:rFonts w:ascii="Courier New" w:eastAsia="Courier New" w:hAnsi="Courier New" w:cs="Courier New"/>
-          <w:color w:val="1A237E"/>
-          <w:sz w:val="20"/>
-          <w:szCs w:val="20"/>
-        </w:rPr>
-        <w:t>runtime</w:t>
-      </w:r>
-      <w:proofErr w:type="spellEnd"/>
-      <w:r>
-        <w:rPr>
-          <w:rFonts w:ascii="Courier New" w:eastAsia="Courier New" w:hAnsi="Courier New" w:cs="Courier New"/>
-          <w:color w:val="1A237E"/>
-          <w:sz w:val="20"/>
-          <w:szCs w:val="20"/>
-        </w:rPr>
-        <w:t>\             &lt;- Motor Java embebido (NO tocar)</w:t>
-      </w:r>
-    </w:p>
-    <w:p>
-      <w:pPr>
-        <w:spacing w:after="80"/>
-      </w:pPr>
-    </w:p>
-    <w:p>
-      <w:pPr>
-        <w:pStyle w:val="Heading2"/>
-      </w:pPr>
-      <w:r>
-        <w:t>3.</w:t>
-      </w:r>
-      <w:r>
-        <w:t>4</w:t>
-      </w:r>
-      <w:r>
-        <w:t xml:space="preserve"> Ejecutar el programa</w:t>
-      </w:r>
-    </w:p>
-    <w:p>
-      <w:pPr>
-        <w:pStyle w:val="ListParagraph"/>
-        <w:numPr>
-          <w:ilvl w:val="0"/>
-          <w:numId w:val="3"/>
-        </w:numPr>
-        <w:spacing w:after="80"/>
-      </w:pPr>
-      <w:r>
-        <w:t>Abre la carpeta descomprimida.</w:t>
-      </w:r>
-    </w:p>
-    <w:p>
-      <w:pPr>
-        <w:pStyle w:val="ListParagraph"/>
-        <w:numPr>
-          <w:ilvl w:val="0"/>
-          <w:numId w:val="3"/>
-        </w:numPr>
-        <w:spacing w:after="80"/>
-      </w:pPr>
-      <w:r>
-        <w:t>Haz doble clic sobre Main.exe o Prueba_2.exe.</w:t>
-      </w:r>
-    </w:p>
-    <w:p>
-      <w:pPr>
-        <w:pStyle w:val="ListParagraph"/>
-        <w:numPr>
-          <w:ilvl w:val="0"/>
-          <w:numId w:val="3"/>
-        </w:numPr>
-        <w:spacing w:after="80"/>
-      </w:pPr>
-      <w:proofErr w:type="spellStart"/>
-      <w:r>
-        <w:t>Aparecera</w:t>
-      </w:r>
-      <w:proofErr w:type="spellEnd"/>
+        <w:t>Aparecerá</w:t>
+      </w:r>
       <w:r>
         <w:t xml:space="preserve"> una ventana de consola (fondo negro). Ya puedes comenzar.</w:t>
       </w:r>
@@ -1464,15 +1639,13 @@
         </w:rPr>
         <w:t xml:space="preserve">Si la ventana aparece y desaparece muy </w:t>
       </w:r>
-      <w:proofErr w:type="spellStart"/>
       <w:r>
         <w:rPr>
           <w:i/>
           <w:iCs/>
         </w:rPr>
-        <w:t>rapido</w:t>
-      </w:r>
-      <w:proofErr w:type="spellEnd"/>
+        <w:t>rápido</w:t>
+      </w:r>
       <w:r>
         <w:rPr>
           <w:i/>
@@ -1496,15 +1669,13 @@
         </w:rPr>
         <w:t xml:space="preserve"> en el </w:t>
       </w:r>
-      <w:proofErr w:type="spellStart"/>
       <w:r>
         <w:rPr>
           <w:i/>
           <w:iCs/>
         </w:rPr>
-        <w:t>menu</w:t>
-      </w:r>
-      <w:proofErr w:type="spellEnd"/>
+        <w:t>menú</w:t>
+      </w:r>
       <w:r>
         <w:rPr>
           <w:i/>
@@ -1512,15 +1683,13 @@
         </w:rPr>
         <w:t xml:space="preserve"> de inicio, navega a la carpeta y ejecuta desde </w:t>
       </w:r>
-      <w:proofErr w:type="spellStart"/>
       <w:r>
         <w:rPr>
           <w:i/>
           <w:iCs/>
         </w:rPr>
-        <w:t>ahi</w:t>
-      </w:r>
-      <w:proofErr w:type="spellEnd"/>
+        <w:t>ahí</w:t>
+      </w:r>
       <w:r>
         <w:rPr>
           <w:i/>
@@ -1536,7 +1705,7 @@
     </w:p>
     <w:p>
       <w:pPr>
-        <w:pStyle w:val="Heading1"/>
+        <w:pStyle w:val="Ttulo1"/>
       </w:pPr>
       <w:r>
         <w:lastRenderedPageBreak/>
@@ -1550,43 +1719,36 @@
       <w:r>
         <w:t xml:space="preserve">Al abrir el programa, te </w:t>
       </w:r>
-      <w:proofErr w:type="spellStart"/>
-      <w:r>
-        <w:t>pedira</w:t>
-      </w:r>
-      <w:proofErr w:type="spellEnd"/>
+      <w:r>
+        <w:t>pedirá</w:t>
+      </w:r>
       <w:r>
         <w:t xml:space="preserve"> cinco datos tres veces seguidas: una para Llegadas, otra para </w:t>
       </w:r>
-      <w:proofErr w:type="spellStart"/>
-      <w:r>
-        <w:t>Inspeccion</w:t>
-      </w:r>
-      <w:proofErr w:type="spellEnd"/>
+      <w:r>
+        <w:t>Inspección</w:t>
+      </w:r>
       <w:r>
         <w:t xml:space="preserve"> y otra para Empaque. Estos son los </w:t>
       </w:r>
-      <w:proofErr w:type="spellStart"/>
-      <w:r>
-        <w:t>parametros</w:t>
-      </w:r>
-      <w:proofErr w:type="spellEnd"/>
+      <w:r>
+        <w:t>parámetros</w:t>
+      </w:r>
       <w:r>
         <w:t xml:space="preserve"> del generador de </w:t>
       </w:r>
-      <w:proofErr w:type="spellStart"/>
-      <w:r>
-        <w:t>numeros</w:t>
-      </w:r>
-      <w:proofErr w:type="spellEnd"/>
-      <w:r>
-        <w:t xml:space="preserve"> aleatorios.</w:t>
-      </w:r>
-    </w:p>
-    <w:p>
-      <w:pPr>
-        <w:spacing w:after="80"/>
-      </w:pPr>
+      <w:r>
+        <w:t>números</w:t>
+      </w:r>
+      <w:r>
+        <w:t xml:space="preserve"> </w:t>
+      </w:r>
+      <w:r>
+        <w:t>pseudo</w:t>
+      </w:r>
+      <w:r>
+        <w:t>aleatorios.</w:t>
+      </w:r>
     </w:p>
     <w:tbl>
       <w:tblPr>
@@ -1758,15 +1920,13 @@
               </w:rPr>
               <w:t xml:space="preserve">Numero multiplicador. Afecta como se generan los </w:t>
             </w:r>
-            <w:proofErr w:type="spellStart"/>
-            <w:r>
-              <w:rPr>
-                <w:sz w:val="20"/>
-                <w:szCs w:val="20"/>
-              </w:rPr>
-              <w:t>numeros</w:t>
-            </w:r>
-            <w:proofErr w:type="spellEnd"/>
+            <w:r>
+              <w:rPr>
+                <w:sz w:val="20"/>
+                <w:szCs w:val="20"/>
+              </w:rPr>
+              <w:t>números</w:t>
+            </w:r>
             <w:r>
               <w:rPr>
                 <w:sz w:val="20"/>
@@ -1799,7 +1959,7 @@
                 <w:sz w:val="20"/>
                 <w:szCs w:val="20"/>
               </w:rPr>
-              <w:t>1664525</w:t>
+              <w:t>57</w:t>
             </w:r>
           </w:p>
         </w:tc>
@@ -1882,7 +2042,7 @@
                 <w:sz w:val="20"/>
                 <w:szCs w:val="20"/>
               </w:rPr>
-              <w:t>1013904223</w:t>
+              <w:t>1021</w:t>
             </w:r>
           </w:p>
         </w:tc>
@@ -1965,7 +2125,7 @@
                 <w:sz w:val="20"/>
                 <w:szCs w:val="20"/>
               </w:rPr>
-              <w:t>12345</w:t>
+              <w:t>7</w:t>
             </w:r>
           </w:p>
         </w:tc>
@@ -2064,7 +2224,7 @@
                 <w:sz w:val="20"/>
                 <w:szCs w:val="20"/>
               </w:rPr>
-              <w:t>4294967296</w:t>
+              <w:t>4096</w:t>
             </w:r>
           </w:p>
         </w:tc>
@@ -2136,7 +2296,21 @@
                 <w:sz w:val="20"/>
                 <w:szCs w:val="20"/>
               </w:rPr>
-              <w:t xml:space="preserve">Cuantos eventos generar. Se recomienda 500 o </w:t>
+              <w:t>Cuantos eventos generar. Se recomienda 500</w:t>
+            </w:r>
+            <w:r>
+              <w:rPr>
+                <w:sz w:val="20"/>
+                <w:szCs w:val="20"/>
+              </w:rPr>
+              <w:t>0</w:t>
+            </w:r>
+            <w:r>
+              <w:rPr>
+                <w:sz w:val="20"/>
+                <w:szCs w:val="20"/>
+              </w:rPr>
+              <w:t xml:space="preserve"> o </w:t>
             </w:r>
             <w:proofErr w:type="spellStart"/>
             <w:r>
@@ -2179,7 +2353,7 @@
                 <w:sz w:val="20"/>
                 <w:szCs w:val="20"/>
               </w:rPr>
-              <w:t>2400</w:t>
+              <w:t>5000</w:t>
             </w:r>
           </w:p>
         </w:tc>
@@ -2207,17 +2381,29 @@
           <w:i/>
           <w:iCs/>
         </w:rPr>
-        <w:t xml:space="preserve">Para tu primera prueba usa exactamente los valores del ejemplo. </w:t>
-      </w:r>
-      <w:proofErr w:type="spellStart"/>
+        <w:t xml:space="preserve">Para tu primera prueba usa exactamente los valores </w:t>
+      </w:r>
       <w:r>
         <w:rPr>
           <w:i/>
           <w:iCs/>
         </w:rPr>
-        <w:t>Despues</w:t>
-      </w:r>
-      <w:proofErr w:type="spellEnd"/>
+        <w:t>recomendados a continuación</w:t>
+      </w:r>
+      <w:r>
+        <w:rPr>
+          <w:i/>
+          <w:iCs/>
+        </w:rPr>
+        <w:t xml:space="preserve">. </w:t>
+      </w:r>
+      <w:r>
+        <w:rPr>
+          <w:i/>
+          <w:iCs/>
+        </w:rPr>
+        <w:t>Después</w:t>
+      </w:r>
       <w:r>
         <w:rPr>
           <w:i/>
@@ -2225,11 +2411,6 @@
         </w:rPr>
         <w:t xml:space="preserve"> cambia solo la semilla (x0) para obtener resultados distintos.</w:t>
       </w:r>
-    </w:p>
-    <w:p>
-      <w:pPr>
-        <w:spacing w:after="80"/>
-      </w:pPr>
     </w:p>
     <w:p>
       <w:pPr>
@@ -2246,35 +2427,24 @@
       <w:r>
         <w:t xml:space="preserve">Solo escribe </w:t>
       </w:r>
-      <w:proofErr w:type="spellStart"/>
-      <w:r>
-        <w:t>numeros</w:t>
-      </w:r>
-      <w:proofErr w:type="spellEnd"/>
-      <w:r>
-        <w:t xml:space="preserve"> enteros. No uses comas, puntos decimales ni letras. Si te equivocas el programa se </w:t>
-      </w:r>
-      <w:proofErr w:type="gramStart"/>
-      <w:r>
-        <w:t>cerrara</w:t>
-      </w:r>
-      <w:proofErr w:type="gramEnd"/>
+      <w:r>
+        <w:t>números</w:t>
+      </w:r>
+      <w:r>
+        <w:t xml:space="preserve"> enteros. No uses comas, puntos decimales ni letras. Si te equivocas el programa se cerrar</w:t>
+      </w:r>
+      <w:r>
+        <w:t>á</w:t>
+      </w:r>
       <w:r>
         <w:t xml:space="preserve"> y </w:t>
       </w:r>
-      <w:proofErr w:type="spellStart"/>
-      <w:r>
-        <w:t>tendras</w:t>
-      </w:r>
-      <w:proofErr w:type="spellEnd"/>
+      <w:r>
+        <w:t>tendrás</w:t>
+      </w:r>
       <w:r>
         <w:t xml:space="preserve"> que abrirlo de nuevo.</w:t>
       </w:r>
-    </w:p>
-    <w:p>
-      <w:pPr>
-        <w:spacing w:after="80"/>
-      </w:pPr>
     </w:p>
     <w:p>
       <w:pPr>
@@ -2305,6 +2475,23 @@
           <w:b/>
           <w:bCs/>
         </w:rPr>
+        <w:sectPr>
+          <w:headerReference w:type="default" r:id="rId7"/>
+          <w:footerReference w:type="default" r:id="rId8"/>
+          <w:pgSz w:w="12240" w:h="15840"/>
+          <w:pgMar w:top="1440" w:right="1440" w:bottom="1440" w:left="1440" w:header="708" w:footer="708" w:gutter="0"/>
+          <w:cols w:space="720"/>
+          <w:docGrid w:linePitch="360"/>
+        </w:sectPr>
+      </w:pPr>
+    </w:p>
+    <w:p>
+      <w:pPr>
+        <w:spacing w:after="80"/>
+        <w:rPr>
+          <w:b/>
+          <w:bCs/>
+        </w:rPr>
       </w:pPr>
       <w:r>
         <w:rPr>
@@ -2314,60 +2501,387 @@
         <w:t>Generador de llegadas</w:t>
       </w:r>
     </w:p>
-    <w:p>
-      <w:pPr>
-        <w:spacing w:after="80"/>
-        <w:ind w:firstLine="708"/>
-      </w:pPr>
-      <w:r>
-        <w:t>A = 57</w:t>
-      </w:r>
-    </w:p>
-    <w:p>
-      <w:pPr>
-        <w:spacing w:after="80"/>
-      </w:pPr>
-      <w:r>
-        <w:t xml:space="preserve">    </w:t>
-      </w:r>
-      <w:r>
-        <w:tab/>
-        <w:t xml:space="preserve">c = 1021  </w:t>
-      </w:r>
-    </w:p>
-    <w:p>
-      <w:pPr>
-        <w:spacing w:after="80"/>
-      </w:pPr>
-      <w:r>
-        <w:t xml:space="preserve">    </w:t>
-      </w:r>
-      <w:r>
-        <w:tab/>
-        <w:t xml:space="preserve">x = 7 </w:t>
-      </w:r>
-    </w:p>
-    <w:p>
-      <w:pPr>
-        <w:spacing w:after="80"/>
-      </w:pPr>
-      <w:r>
-        <w:t xml:space="preserve">    </w:t>
-      </w:r>
-      <w:r>
-        <w:tab/>
-        <w:t xml:space="preserve">m = 1024 </w:t>
-      </w:r>
-    </w:p>
-    <w:p>
-      <w:pPr>
-        <w:spacing w:after="80"/>
-      </w:pPr>
-      <w:r>
-        <w:tab/>
-        <w:t>Cantidad de números = 2400</w:t>
-      </w:r>
-    </w:p>
+    <w:tbl>
+      <w:tblPr>
+        <w:tblW w:w="4252" w:type="dxa"/>
+        <w:tblBorders>
+          <w:top w:val="single" w:sz="4" w:space="0" w:color="auto"/>
+          <w:left w:val="single" w:sz="4" w:space="0" w:color="auto"/>
+          <w:bottom w:val="single" w:sz="4" w:space="0" w:color="auto"/>
+          <w:right w:val="single" w:sz="4" w:space="0" w:color="auto"/>
+          <w:insideH w:val="single" w:sz="4" w:space="0" w:color="auto"/>
+          <w:insideV w:val="single" w:sz="4" w:space="0" w:color="auto"/>
+        </w:tblBorders>
+        <w:tblCellMar>
+          <w:left w:w="10" w:type="dxa"/>
+          <w:right w:w="10" w:type="dxa"/>
+        </w:tblCellMar>
+        <w:tblLook w:val="04A0" w:firstRow="1" w:lastRow="0" w:firstColumn="1" w:lastColumn="0" w:noHBand="0" w:noVBand="1"/>
+      </w:tblPr>
+      <w:tblGrid>
+        <w:gridCol w:w="2200"/>
+        <w:gridCol w:w="2052"/>
+      </w:tblGrid>
+      <w:tr>
+        <w:trPr>
+          <w:tblHeader/>
+        </w:trPr>
+        <w:tc>
+          <w:tcPr>
+            <w:tcW w:w="2200" w:type="dxa"/>
+            <w:tcBorders>
+              <w:top w:val="single" w:sz="1" w:space="0" w:color="1F5C99"/>
+              <w:left w:val="single" w:sz="1" w:space="0" w:color="1F5C99"/>
+              <w:bottom w:val="single" w:sz="1" w:space="0" w:color="1F5C99"/>
+              <w:right w:val="single" w:sz="1" w:space="0" w:color="1F5C99"/>
+            </w:tcBorders>
+            <w:shd w:val="clear" w:color="auto" w:fill="2E7D32"/>
+            <w:tcMar>
+              <w:top w:w="80" w:type="dxa"/>
+              <w:left w:w="120" w:type="dxa"/>
+              <w:bottom w:w="80" w:type="dxa"/>
+              <w:right w:w="120" w:type="dxa"/>
+            </w:tcMar>
+          </w:tcPr>
+          <w:p>
+            <w:r>
+              <w:rPr>
+                <w:b/>
+                <w:bCs/>
+                <w:color w:val="FFFFFF"/>
+                <w:sz w:val="20"/>
+                <w:szCs w:val="20"/>
+              </w:rPr>
+              <w:t>Parámetro</w:t>
+            </w:r>
+          </w:p>
+        </w:tc>
+        <w:tc>
+          <w:tcPr>
+            <w:tcW w:w="2052" w:type="dxa"/>
+            <w:tcBorders>
+              <w:top w:val="single" w:sz="1" w:space="0" w:color="1F5C99"/>
+              <w:left w:val="single" w:sz="1" w:space="0" w:color="1F5C99"/>
+              <w:bottom w:val="single" w:sz="1" w:space="0" w:color="1F5C99"/>
+              <w:right w:val="single" w:sz="1" w:space="0" w:color="1F5C99"/>
+            </w:tcBorders>
+            <w:shd w:val="clear" w:color="auto" w:fill="2E7D32"/>
+            <w:tcMar>
+              <w:top w:w="80" w:type="dxa"/>
+              <w:left w:w="120" w:type="dxa"/>
+              <w:bottom w:w="80" w:type="dxa"/>
+              <w:right w:w="120" w:type="dxa"/>
+            </w:tcMar>
+          </w:tcPr>
+          <w:p>
+            <w:r>
+              <w:rPr>
+                <w:b/>
+                <w:bCs/>
+                <w:color w:val="FFFFFF"/>
+                <w:sz w:val="20"/>
+                <w:szCs w:val="20"/>
+              </w:rPr>
+              <w:t>Valor sugerido</w:t>
+            </w:r>
+          </w:p>
+        </w:tc>
+      </w:tr>
+      <w:tr>
+        <w:tc>
+          <w:tcPr>
+            <w:tcW w:w="2200" w:type="dxa"/>
+            <w:tcBorders>
+              <w:top w:val="single" w:sz="1" w:space="0" w:color="CCCCCC"/>
+              <w:left w:val="single" w:sz="1" w:space="0" w:color="CCCCCC"/>
+              <w:bottom w:val="single" w:sz="1" w:space="0" w:color="CCCCCC"/>
+              <w:right w:val="single" w:sz="1" w:space="0" w:color="CCCCCC"/>
+            </w:tcBorders>
+            <w:shd w:val="clear" w:color="auto" w:fill="F4F8F4"/>
+            <w:tcMar>
+              <w:top w:w="80" w:type="dxa"/>
+              <w:left w:w="120" w:type="dxa"/>
+              <w:bottom w:w="80" w:type="dxa"/>
+              <w:right w:w="120" w:type="dxa"/>
+            </w:tcMar>
+          </w:tcPr>
+          <w:p>
+            <w:r>
+              <w:rPr>
+                <w:sz w:val="20"/>
+                <w:szCs w:val="20"/>
+              </w:rPr>
+              <w:t>a (multiplicador)</w:t>
+            </w:r>
+          </w:p>
+        </w:tc>
+        <w:tc>
+          <w:tcPr>
+            <w:tcW w:w="2052" w:type="dxa"/>
+            <w:tcBorders>
+              <w:top w:val="single" w:sz="1" w:space="0" w:color="CCCCCC"/>
+              <w:left w:val="single" w:sz="1" w:space="0" w:color="CCCCCC"/>
+              <w:bottom w:val="single" w:sz="1" w:space="0" w:color="CCCCCC"/>
+              <w:right w:val="single" w:sz="1" w:space="0" w:color="CCCCCC"/>
+            </w:tcBorders>
+            <w:shd w:val="clear" w:color="auto" w:fill="F4F8F4"/>
+            <w:tcMar>
+              <w:top w:w="80" w:type="dxa"/>
+              <w:left w:w="120" w:type="dxa"/>
+              <w:bottom w:w="80" w:type="dxa"/>
+              <w:right w:w="120" w:type="dxa"/>
+            </w:tcMar>
+          </w:tcPr>
+          <w:p>
+            <w:r>
+              <w:rPr>
+                <w:sz w:val="20"/>
+                <w:szCs w:val="20"/>
+              </w:rPr>
+              <w:t>57</w:t>
+            </w:r>
+          </w:p>
+        </w:tc>
+      </w:tr>
+      <w:tr>
+        <w:tc>
+          <w:tcPr>
+            <w:tcW w:w="2200" w:type="dxa"/>
+            <w:tcBorders>
+              <w:top w:val="single" w:sz="1" w:space="0" w:color="CCCCCC"/>
+              <w:left w:val="single" w:sz="1" w:space="0" w:color="CCCCCC"/>
+              <w:bottom w:val="single" w:sz="1" w:space="0" w:color="CCCCCC"/>
+              <w:right w:val="single" w:sz="1" w:space="0" w:color="CCCCCC"/>
+            </w:tcBorders>
+            <w:shd w:val="clear" w:color="auto" w:fill="FFFFFF"/>
+            <w:tcMar>
+              <w:top w:w="80" w:type="dxa"/>
+              <w:left w:w="120" w:type="dxa"/>
+              <w:bottom w:w="80" w:type="dxa"/>
+              <w:right w:w="120" w:type="dxa"/>
+            </w:tcMar>
+          </w:tcPr>
+          <w:p>
+            <w:r>
+              <w:rPr>
+                <w:sz w:val="20"/>
+                <w:szCs w:val="20"/>
+              </w:rPr>
+              <w:t>c (incremento)</w:t>
+            </w:r>
+          </w:p>
+        </w:tc>
+        <w:tc>
+          <w:tcPr>
+            <w:tcW w:w="2052" w:type="dxa"/>
+            <w:tcBorders>
+              <w:top w:val="single" w:sz="1" w:space="0" w:color="CCCCCC"/>
+              <w:left w:val="single" w:sz="1" w:space="0" w:color="CCCCCC"/>
+              <w:bottom w:val="single" w:sz="1" w:space="0" w:color="CCCCCC"/>
+              <w:right w:val="single" w:sz="1" w:space="0" w:color="CCCCCC"/>
+            </w:tcBorders>
+            <w:shd w:val="clear" w:color="auto" w:fill="FFFFFF"/>
+            <w:tcMar>
+              <w:top w:w="80" w:type="dxa"/>
+              <w:left w:w="120" w:type="dxa"/>
+              <w:bottom w:w="80" w:type="dxa"/>
+              <w:right w:w="120" w:type="dxa"/>
+            </w:tcMar>
+          </w:tcPr>
+          <w:p>
+            <w:r>
+              <w:t>1021</w:t>
+            </w:r>
+          </w:p>
+        </w:tc>
+      </w:tr>
+      <w:tr>
+        <w:tc>
+          <w:tcPr>
+            <w:tcW w:w="2200" w:type="dxa"/>
+            <w:tcBorders>
+              <w:top w:val="single" w:sz="1" w:space="0" w:color="CCCCCC"/>
+              <w:left w:val="single" w:sz="1" w:space="0" w:color="CCCCCC"/>
+              <w:bottom w:val="single" w:sz="1" w:space="0" w:color="CCCCCC"/>
+              <w:right w:val="single" w:sz="1" w:space="0" w:color="CCCCCC"/>
+            </w:tcBorders>
+            <w:shd w:val="clear" w:color="auto" w:fill="F4F8F4"/>
+            <w:tcMar>
+              <w:top w:w="80" w:type="dxa"/>
+              <w:left w:w="120" w:type="dxa"/>
+              <w:bottom w:w="80" w:type="dxa"/>
+              <w:right w:w="120" w:type="dxa"/>
+            </w:tcMar>
+          </w:tcPr>
+          <w:p>
+            <w:r>
+              <w:rPr>
+                <w:sz w:val="20"/>
+                <w:szCs w:val="20"/>
+              </w:rPr>
+              <w:t>x0 (semilla)</w:t>
+            </w:r>
+          </w:p>
+        </w:tc>
+        <w:tc>
+          <w:tcPr>
+            <w:tcW w:w="2052" w:type="dxa"/>
+            <w:tcBorders>
+              <w:top w:val="single" w:sz="1" w:space="0" w:color="CCCCCC"/>
+              <w:left w:val="single" w:sz="1" w:space="0" w:color="CCCCCC"/>
+              <w:bottom w:val="single" w:sz="1" w:space="0" w:color="CCCCCC"/>
+              <w:right w:val="single" w:sz="1" w:space="0" w:color="CCCCCC"/>
+            </w:tcBorders>
+            <w:shd w:val="clear" w:color="auto" w:fill="F4F8F4"/>
+            <w:tcMar>
+              <w:top w:w="80" w:type="dxa"/>
+              <w:left w:w="120" w:type="dxa"/>
+              <w:bottom w:w="80" w:type="dxa"/>
+              <w:right w:w="120" w:type="dxa"/>
+            </w:tcMar>
+          </w:tcPr>
+          <w:p>
+            <w:r>
+              <w:rPr>
+                <w:sz w:val="20"/>
+                <w:szCs w:val="20"/>
+              </w:rPr>
+              <w:t>7</w:t>
+            </w:r>
+          </w:p>
+        </w:tc>
+      </w:tr>
+      <w:tr>
+        <w:tc>
+          <w:tcPr>
+            <w:tcW w:w="2200" w:type="dxa"/>
+            <w:tcBorders>
+              <w:top w:val="single" w:sz="1" w:space="0" w:color="CCCCCC"/>
+              <w:left w:val="single" w:sz="1" w:space="0" w:color="CCCCCC"/>
+              <w:bottom w:val="single" w:sz="1" w:space="0" w:color="CCCCCC"/>
+              <w:right w:val="single" w:sz="1" w:space="0" w:color="CCCCCC"/>
+            </w:tcBorders>
+            <w:shd w:val="clear" w:color="auto" w:fill="FFFFFF"/>
+            <w:tcMar>
+              <w:top w:w="80" w:type="dxa"/>
+              <w:left w:w="120" w:type="dxa"/>
+              <w:bottom w:w="80" w:type="dxa"/>
+              <w:right w:w="120" w:type="dxa"/>
+            </w:tcMar>
+          </w:tcPr>
+          <w:p>
+            <w:r>
+              <w:rPr>
+                <w:sz w:val="20"/>
+                <w:szCs w:val="20"/>
+              </w:rPr>
+              <w:t>m (modulo)</w:t>
+            </w:r>
+          </w:p>
+        </w:tc>
+        <w:tc>
+          <w:tcPr>
+            <w:tcW w:w="2052" w:type="dxa"/>
+            <w:tcBorders>
+              <w:top w:val="single" w:sz="1" w:space="0" w:color="CCCCCC"/>
+              <w:left w:val="single" w:sz="1" w:space="0" w:color="CCCCCC"/>
+              <w:bottom w:val="single" w:sz="1" w:space="0" w:color="CCCCCC"/>
+              <w:right w:val="single" w:sz="1" w:space="0" w:color="CCCCCC"/>
+            </w:tcBorders>
+            <w:shd w:val="clear" w:color="auto" w:fill="FFFFFF"/>
+            <w:tcMar>
+              <w:top w:w="80" w:type="dxa"/>
+              <w:left w:w="120" w:type="dxa"/>
+              <w:bottom w:w="80" w:type="dxa"/>
+              <w:right w:w="120" w:type="dxa"/>
+            </w:tcMar>
+          </w:tcPr>
+          <w:p>
+            <w:pPr>
+              <w:rPr>
+                <w:sz w:val="20"/>
+                <w:szCs w:val="20"/>
+              </w:rPr>
+            </w:pPr>
+            <w:r>
+              <w:rPr>
+                <w:sz w:val="20"/>
+                <w:szCs w:val="20"/>
+              </w:rPr>
+              <w:t>4096</w:t>
+            </w:r>
+          </w:p>
+        </w:tc>
+      </w:tr>
+      <w:tr>
+        <w:tc>
+          <w:tcPr>
+            <w:tcW w:w="2200" w:type="dxa"/>
+            <w:tcBorders>
+              <w:top w:val="single" w:sz="1" w:space="0" w:color="CCCCCC"/>
+              <w:left w:val="single" w:sz="1" w:space="0" w:color="CCCCCC"/>
+              <w:bottom w:val="single" w:sz="1" w:space="0" w:color="CCCCCC"/>
+              <w:right w:val="single" w:sz="1" w:space="0" w:color="CCCCCC"/>
+            </w:tcBorders>
+            <w:shd w:val="clear" w:color="auto" w:fill="F4F8F4"/>
+            <w:tcMar>
+              <w:top w:w="80" w:type="dxa"/>
+              <w:left w:w="120" w:type="dxa"/>
+              <w:bottom w:w="80" w:type="dxa"/>
+              <w:right w:w="120" w:type="dxa"/>
+            </w:tcMar>
+          </w:tcPr>
+          <w:p>
+            <w:pPr>
+              <w:rPr>
+                <w:sz w:val="20"/>
+                <w:szCs w:val="20"/>
+              </w:rPr>
+            </w:pPr>
+            <w:r>
+              <w:rPr>
+                <w:sz w:val="20"/>
+                <w:szCs w:val="20"/>
+              </w:rPr>
+              <w:t>N</w:t>
+            </w:r>
+          </w:p>
+        </w:tc>
+        <w:tc>
+          <w:tcPr>
+            <w:tcW w:w="2052" w:type="dxa"/>
+            <w:tcBorders>
+              <w:top w:val="single" w:sz="1" w:space="0" w:color="CCCCCC"/>
+              <w:left w:val="single" w:sz="1" w:space="0" w:color="CCCCCC"/>
+              <w:bottom w:val="single" w:sz="1" w:space="0" w:color="CCCCCC"/>
+              <w:right w:val="single" w:sz="1" w:space="0" w:color="CCCCCC"/>
+            </w:tcBorders>
+            <w:shd w:val="clear" w:color="auto" w:fill="F4F8F4"/>
+            <w:tcMar>
+              <w:top w:w="80" w:type="dxa"/>
+              <w:left w:w="120" w:type="dxa"/>
+              <w:bottom w:w="80" w:type="dxa"/>
+              <w:right w:w="120" w:type="dxa"/>
+            </w:tcMar>
+          </w:tcPr>
+          <w:p>
+            <w:pPr>
+              <w:rPr>
+                <w:sz w:val="20"/>
+                <w:szCs w:val="20"/>
+              </w:rPr>
+            </w:pPr>
+            <w:r>
+              <w:rPr>
+                <w:sz w:val="20"/>
+                <w:szCs w:val="20"/>
+              </w:rPr>
+              <w:t>5000 o más</w:t>
+            </w:r>
+          </w:p>
+        </w:tc>
+      </w:tr>
+    </w:tbl>
     <w:p>
       <w:pPr>
         <w:spacing w:after="80"/>
@@ -2393,91 +2907,379 @@
         <w:t>Generador de inspección</w:t>
       </w:r>
     </w:p>
-    <w:p>
-      <w:pPr>
-        <w:spacing w:after="80"/>
-        <w:ind w:firstLine="708"/>
-      </w:pPr>
-      <w:r>
-        <w:t xml:space="preserve">A = </w:t>
-      </w:r>
-      <w:r>
-        <w:t>153</w:t>
-      </w:r>
-    </w:p>
-    <w:p>
-      <w:pPr>
-        <w:spacing w:after="80"/>
-      </w:pPr>
-      <w:r>
-        <w:t xml:space="preserve">    </w:t>
-      </w:r>
-      <w:r>
-        <w:tab/>
-        <w:t>c =</w:t>
-      </w:r>
-      <w:r>
-        <w:t xml:space="preserve"> 125</w:t>
-      </w:r>
-      <w:r>
-        <w:t xml:space="preserve">  </w:t>
-      </w:r>
-    </w:p>
-    <w:p>
-      <w:pPr>
-        <w:spacing w:after="80"/>
-      </w:pPr>
-      <w:r>
-        <w:t xml:space="preserve">    </w:t>
-      </w:r>
-      <w:r>
-        <w:tab/>
-        <w:t xml:space="preserve">x = </w:t>
-      </w:r>
-      <w:r>
-        <w:t>100</w:t>
-      </w:r>
-      <w:r>
-        <w:t xml:space="preserve"> </w:t>
-      </w:r>
-    </w:p>
-    <w:p>
-      <w:pPr>
-        <w:spacing w:after="80"/>
-      </w:pPr>
-      <w:r>
-        <w:t xml:space="preserve">    </w:t>
-      </w:r>
-      <w:r>
-        <w:tab/>
-        <w:t>m =</w:t>
-      </w:r>
-      <w:r>
-        <w:t xml:space="preserve"> 4096</w:t>
-      </w:r>
-      <w:r>
-        <w:t xml:space="preserve"> </w:t>
-      </w:r>
-    </w:p>
-    <w:p>
-      <w:pPr>
-        <w:spacing w:after="80"/>
-      </w:pPr>
-      <w:r>
-        <w:tab/>
-        <w:t>Cantidad de números = 2400</w:t>
-      </w:r>
-    </w:p>
-    <w:p>
-      <w:pPr>
-        <w:spacing w:after="80"/>
-      </w:pPr>
-    </w:p>
-    <w:p>
-      <w:pPr>
-        <w:spacing w:after="80"/>
-      </w:pPr>
-    </w:p>
+    <w:tbl>
+      <w:tblPr>
+        <w:tblW w:w="4677" w:type="dxa"/>
+        <w:tblBorders>
+          <w:top w:val="single" w:sz="4" w:space="0" w:color="auto"/>
+          <w:left w:val="single" w:sz="4" w:space="0" w:color="auto"/>
+          <w:bottom w:val="single" w:sz="4" w:space="0" w:color="auto"/>
+          <w:right w:val="single" w:sz="4" w:space="0" w:color="auto"/>
+          <w:insideH w:val="single" w:sz="4" w:space="0" w:color="auto"/>
+          <w:insideV w:val="single" w:sz="4" w:space="0" w:color="auto"/>
+        </w:tblBorders>
+        <w:tblCellMar>
+          <w:left w:w="10" w:type="dxa"/>
+          <w:right w:w="10" w:type="dxa"/>
+        </w:tblCellMar>
+        <w:tblLook w:val="04A0" w:firstRow="1" w:lastRow="0" w:firstColumn="1" w:lastColumn="0" w:noHBand="0" w:noVBand="1"/>
+      </w:tblPr>
+      <w:tblGrid>
+        <w:gridCol w:w="2200"/>
+        <w:gridCol w:w="2477"/>
+      </w:tblGrid>
+      <w:tr>
+        <w:trPr>
+          <w:tblHeader/>
+        </w:trPr>
+        <w:tc>
+          <w:tcPr>
+            <w:tcW w:w="2200" w:type="dxa"/>
+            <w:tcBorders>
+              <w:top w:val="single" w:sz="1" w:space="0" w:color="1F5C99"/>
+              <w:left w:val="single" w:sz="1" w:space="0" w:color="1F5C99"/>
+              <w:bottom w:val="single" w:sz="1" w:space="0" w:color="1F5C99"/>
+              <w:right w:val="single" w:sz="1" w:space="0" w:color="1F5C99"/>
+            </w:tcBorders>
+            <w:shd w:val="clear" w:color="auto" w:fill="2E7D32"/>
+            <w:tcMar>
+              <w:top w:w="80" w:type="dxa"/>
+              <w:left w:w="120" w:type="dxa"/>
+              <w:bottom w:w="80" w:type="dxa"/>
+              <w:right w:w="120" w:type="dxa"/>
+            </w:tcMar>
+          </w:tcPr>
+          <w:p>
+            <w:r>
+              <w:rPr>
+                <w:b/>
+                <w:bCs/>
+                <w:color w:val="FFFFFF"/>
+                <w:sz w:val="20"/>
+                <w:szCs w:val="20"/>
+              </w:rPr>
+              <w:t>Parámetro</w:t>
+            </w:r>
+          </w:p>
+        </w:tc>
+        <w:tc>
+          <w:tcPr>
+            <w:tcW w:w="2477" w:type="dxa"/>
+            <w:tcBorders>
+              <w:top w:val="single" w:sz="1" w:space="0" w:color="1F5C99"/>
+              <w:left w:val="single" w:sz="1" w:space="0" w:color="1F5C99"/>
+              <w:bottom w:val="single" w:sz="1" w:space="0" w:color="1F5C99"/>
+              <w:right w:val="single" w:sz="1" w:space="0" w:color="1F5C99"/>
+            </w:tcBorders>
+            <w:shd w:val="clear" w:color="auto" w:fill="2E7D32"/>
+            <w:tcMar>
+              <w:top w:w="80" w:type="dxa"/>
+              <w:left w:w="120" w:type="dxa"/>
+              <w:bottom w:w="80" w:type="dxa"/>
+              <w:right w:w="120" w:type="dxa"/>
+            </w:tcMar>
+          </w:tcPr>
+          <w:p>
+            <w:r>
+              <w:rPr>
+                <w:b/>
+                <w:bCs/>
+                <w:color w:val="FFFFFF"/>
+                <w:sz w:val="20"/>
+                <w:szCs w:val="20"/>
+              </w:rPr>
+              <w:t>Valor sugerido</w:t>
+            </w:r>
+          </w:p>
+        </w:tc>
+      </w:tr>
+      <w:tr>
+        <w:tc>
+          <w:tcPr>
+            <w:tcW w:w="2200" w:type="dxa"/>
+            <w:tcBorders>
+              <w:top w:val="single" w:sz="1" w:space="0" w:color="CCCCCC"/>
+              <w:left w:val="single" w:sz="1" w:space="0" w:color="CCCCCC"/>
+              <w:bottom w:val="single" w:sz="1" w:space="0" w:color="CCCCCC"/>
+              <w:right w:val="single" w:sz="1" w:space="0" w:color="CCCCCC"/>
+            </w:tcBorders>
+            <w:shd w:val="clear" w:color="auto" w:fill="F4F8F4"/>
+            <w:tcMar>
+              <w:top w:w="80" w:type="dxa"/>
+              <w:left w:w="120" w:type="dxa"/>
+              <w:bottom w:w="80" w:type="dxa"/>
+              <w:right w:w="120" w:type="dxa"/>
+            </w:tcMar>
+          </w:tcPr>
+          <w:p>
+            <w:r>
+              <w:rPr>
+                <w:sz w:val="20"/>
+                <w:szCs w:val="20"/>
+              </w:rPr>
+              <w:t>a (multiplicador)</w:t>
+            </w:r>
+          </w:p>
+        </w:tc>
+        <w:tc>
+          <w:tcPr>
+            <w:tcW w:w="2477" w:type="dxa"/>
+            <w:tcBorders>
+              <w:top w:val="single" w:sz="1" w:space="0" w:color="CCCCCC"/>
+              <w:left w:val="single" w:sz="1" w:space="0" w:color="CCCCCC"/>
+              <w:bottom w:val="single" w:sz="1" w:space="0" w:color="CCCCCC"/>
+              <w:right w:val="single" w:sz="1" w:space="0" w:color="CCCCCC"/>
+            </w:tcBorders>
+            <w:shd w:val="clear" w:color="auto" w:fill="F4F8F4"/>
+            <w:tcMar>
+              <w:top w:w="80" w:type="dxa"/>
+              <w:left w:w="120" w:type="dxa"/>
+              <w:bottom w:w="80" w:type="dxa"/>
+              <w:right w:w="120" w:type="dxa"/>
+            </w:tcMar>
+          </w:tcPr>
+          <w:p>
+            <w:r>
+              <w:t>153</w:t>
+            </w:r>
+          </w:p>
+        </w:tc>
+      </w:tr>
+      <w:tr>
+        <w:tc>
+          <w:tcPr>
+            <w:tcW w:w="2200" w:type="dxa"/>
+            <w:tcBorders>
+              <w:top w:val="single" w:sz="1" w:space="0" w:color="CCCCCC"/>
+              <w:left w:val="single" w:sz="1" w:space="0" w:color="CCCCCC"/>
+              <w:bottom w:val="single" w:sz="1" w:space="0" w:color="CCCCCC"/>
+              <w:right w:val="single" w:sz="1" w:space="0" w:color="CCCCCC"/>
+            </w:tcBorders>
+            <w:shd w:val="clear" w:color="auto" w:fill="FFFFFF"/>
+            <w:tcMar>
+              <w:top w:w="80" w:type="dxa"/>
+              <w:left w:w="120" w:type="dxa"/>
+              <w:bottom w:w="80" w:type="dxa"/>
+              <w:right w:w="120" w:type="dxa"/>
+            </w:tcMar>
+          </w:tcPr>
+          <w:p>
+            <w:r>
+              <w:rPr>
+                <w:sz w:val="20"/>
+                <w:szCs w:val="20"/>
+              </w:rPr>
+              <w:t>c (incremento)</w:t>
+            </w:r>
+          </w:p>
+        </w:tc>
+        <w:tc>
+          <w:tcPr>
+            <w:tcW w:w="2477" w:type="dxa"/>
+            <w:tcBorders>
+              <w:top w:val="single" w:sz="1" w:space="0" w:color="CCCCCC"/>
+              <w:left w:val="single" w:sz="1" w:space="0" w:color="CCCCCC"/>
+              <w:bottom w:val="single" w:sz="1" w:space="0" w:color="CCCCCC"/>
+              <w:right w:val="single" w:sz="1" w:space="0" w:color="CCCCCC"/>
+            </w:tcBorders>
+            <w:shd w:val="clear" w:color="auto" w:fill="FFFFFF"/>
+            <w:tcMar>
+              <w:top w:w="80" w:type="dxa"/>
+              <w:left w:w="120" w:type="dxa"/>
+              <w:bottom w:w="80" w:type="dxa"/>
+              <w:right w:w="120" w:type="dxa"/>
+            </w:tcMar>
+          </w:tcPr>
+          <w:p>
+            <w:r>
+              <w:t>125</w:t>
+            </w:r>
+          </w:p>
+        </w:tc>
+      </w:tr>
+      <w:tr>
+        <w:tc>
+          <w:tcPr>
+            <w:tcW w:w="2200" w:type="dxa"/>
+            <w:tcBorders>
+              <w:top w:val="single" w:sz="1" w:space="0" w:color="CCCCCC"/>
+              <w:left w:val="single" w:sz="1" w:space="0" w:color="CCCCCC"/>
+              <w:bottom w:val="single" w:sz="1" w:space="0" w:color="CCCCCC"/>
+              <w:right w:val="single" w:sz="1" w:space="0" w:color="CCCCCC"/>
+            </w:tcBorders>
+            <w:shd w:val="clear" w:color="auto" w:fill="F4F8F4"/>
+            <w:tcMar>
+              <w:top w:w="80" w:type="dxa"/>
+              <w:left w:w="120" w:type="dxa"/>
+              <w:bottom w:w="80" w:type="dxa"/>
+              <w:right w:w="120" w:type="dxa"/>
+            </w:tcMar>
+          </w:tcPr>
+          <w:p>
+            <w:r>
+              <w:rPr>
+                <w:sz w:val="20"/>
+                <w:szCs w:val="20"/>
+              </w:rPr>
+              <w:t>x0 (semilla)</w:t>
+            </w:r>
+          </w:p>
+        </w:tc>
+        <w:tc>
+          <w:tcPr>
+            <w:tcW w:w="2477" w:type="dxa"/>
+            <w:tcBorders>
+              <w:top w:val="single" w:sz="1" w:space="0" w:color="CCCCCC"/>
+              <w:left w:val="single" w:sz="1" w:space="0" w:color="CCCCCC"/>
+              <w:bottom w:val="single" w:sz="1" w:space="0" w:color="CCCCCC"/>
+              <w:right w:val="single" w:sz="1" w:space="0" w:color="CCCCCC"/>
+            </w:tcBorders>
+            <w:shd w:val="clear" w:color="auto" w:fill="F4F8F4"/>
+            <w:tcMar>
+              <w:top w:w="80" w:type="dxa"/>
+              <w:left w:w="120" w:type="dxa"/>
+              <w:bottom w:w="80" w:type="dxa"/>
+              <w:right w:w="120" w:type="dxa"/>
+            </w:tcMar>
+          </w:tcPr>
+          <w:p>
+            <w:r>
+              <w:t>100</w:t>
+            </w:r>
+          </w:p>
+        </w:tc>
+      </w:tr>
+      <w:tr>
+        <w:tc>
+          <w:tcPr>
+            <w:tcW w:w="2200" w:type="dxa"/>
+            <w:tcBorders>
+              <w:top w:val="single" w:sz="1" w:space="0" w:color="CCCCCC"/>
+              <w:left w:val="single" w:sz="1" w:space="0" w:color="CCCCCC"/>
+              <w:bottom w:val="single" w:sz="1" w:space="0" w:color="CCCCCC"/>
+              <w:right w:val="single" w:sz="1" w:space="0" w:color="CCCCCC"/>
+            </w:tcBorders>
+            <w:shd w:val="clear" w:color="auto" w:fill="FFFFFF"/>
+            <w:tcMar>
+              <w:top w:w="80" w:type="dxa"/>
+              <w:left w:w="120" w:type="dxa"/>
+              <w:bottom w:w="80" w:type="dxa"/>
+              <w:right w:w="120" w:type="dxa"/>
+            </w:tcMar>
+          </w:tcPr>
+          <w:p>
+            <w:r>
+              <w:rPr>
+                <w:sz w:val="20"/>
+                <w:szCs w:val="20"/>
+              </w:rPr>
+              <w:t>m (modulo)</w:t>
+            </w:r>
+          </w:p>
+        </w:tc>
+        <w:tc>
+          <w:tcPr>
+            <w:tcW w:w="2477" w:type="dxa"/>
+            <w:tcBorders>
+              <w:top w:val="single" w:sz="1" w:space="0" w:color="CCCCCC"/>
+              <w:left w:val="single" w:sz="1" w:space="0" w:color="CCCCCC"/>
+              <w:bottom w:val="single" w:sz="1" w:space="0" w:color="CCCCCC"/>
+              <w:right w:val="single" w:sz="1" w:space="0" w:color="CCCCCC"/>
+            </w:tcBorders>
+            <w:shd w:val="clear" w:color="auto" w:fill="FFFFFF"/>
+            <w:tcMar>
+              <w:top w:w="80" w:type="dxa"/>
+              <w:left w:w="120" w:type="dxa"/>
+              <w:bottom w:w="80" w:type="dxa"/>
+              <w:right w:w="120" w:type="dxa"/>
+            </w:tcMar>
+          </w:tcPr>
+          <w:p>
+            <w:pPr>
+              <w:rPr>
+                <w:sz w:val="20"/>
+                <w:szCs w:val="20"/>
+              </w:rPr>
+            </w:pPr>
+            <w:r>
+              <w:rPr>
+                <w:sz w:val="20"/>
+                <w:szCs w:val="20"/>
+              </w:rPr>
+              <w:t>4096</w:t>
+            </w:r>
+          </w:p>
+        </w:tc>
+      </w:tr>
+      <w:tr>
+        <w:tc>
+          <w:tcPr>
+            <w:tcW w:w="2200" w:type="dxa"/>
+            <w:tcBorders>
+              <w:top w:val="single" w:sz="1" w:space="0" w:color="CCCCCC"/>
+              <w:left w:val="single" w:sz="1" w:space="0" w:color="CCCCCC"/>
+              <w:bottom w:val="single" w:sz="1" w:space="0" w:color="CCCCCC"/>
+              <w:right w:val="single" w:sz="1" w:space="0" w:color="CCCCCC"/>
+            </w:tcBorders>
+            <w:shd w:val="clear" w:color="auto" w:fill="F4F8F4"/>
+            <w:tcMar>
+              <w:top w:w="80" w:type="dxa"/>
+              <w:left w:w="120" w:type="dxa"/>
+              <w:bottom w:w="80" w:type="dxa"/>
+              <w:right w:w="120" w:type="dxa"/>
+            </w:tcMar>
+          </w:tcPr>
+          <w:p>
+            <w:pPr>
+              <w:rPr>
+                <w:sz w:val="20"/>
+                <w:szCs w:val="20"/>
+              </w:rPr>
+            </w:pPr>
+            <w:r>
+              <w:rPr>
+                <w:sz w:val="20"/>
+                <w:szCs w:val="20"/>
+              </w:rPr>
+              <w:t>n</w:t>
+            </w:r>
+          </w:p>
+        </w:tc>
+        <w:tc>
+          <w:tcPr>
+            <w:tcW w:w="2477" w:type="dxa"/>
+            <w:tcBorders>
+              <w:top w:val="single" w:sz="1" w:space="0" w:color="CCCCCC"/>
+              <w:left w:val="single" w:sz="1" w:space="0" w:color="CCCCCC"/>
+              <w:bottom w:val="single" w:sz="1" w:space="0" w:color="CCCCCC"/>
+              <w:right w:val="single" w:sz="1" w:space="0" w:color="CCCCCC"/>
+            </w:tcBorders>
+            <w:shd w:val="clear" w:color="auto" w:fill="F4F8F4"/>
+            <w:tcMar>
+              <w:top w:w="80" w:type="dxa"/>
+              <w:left w:w="120" w:type="dxa"/>
+              <w:bottom w:w="80" w:type="dxa"/>
+              <w:right w:w="120" w:type="dxa"/>
+            </w:tcMar>
+          </w:tcPr>
+          <w:p>
+            <w:pPr>
+              <w:rPr>
+                <w:sz w:val="20"/>
+                <w:szCs w:val="20"/>
+              </w:rPr>
+            </w:pPr>
+            <w:r>
+              <w:rPr>
+                <w:sz w:val="20"/>
+                <w:szCs w:val="20"/>
+              </w:rPr>
+              <w:t>5000 o más</w:t>
+            </w:r>
+          </w:p>
+        </w:tc>
+      </w:tr>
+    </w:tbl>
     <w:p>
       <w:pPr>
         <w:spacing w:after="80"/>
@@ -2485,87 +3287,14 @@
           <w:b/>
           <w:bCs/>
         </w:rPr>
-      </w:pPr>
-      <w:r>
-        <w:rPr>
-          <w:b/>
-          <w:bCs/>
-        </w:rPr>
-        <w:lastRenderedPageBreak/>
-        <w:t>Generador de empaque</w:t>
-      </w:r>
-    </w:p>
-    <w:p>
-      <w:pPr>
-        <w:spacing w:after="80"/>
-        <w:ind w:firstLine="708"/>
-      </w:pPr>
-      <w:r>
-        <w:t>A =</w:t>
-      </w:r>
-      <w:r>
-        <w:t xml:space="preserve"> 12869</w:t>
-      </w:r>
-      <w:r>
-        <w:t xml:space="preserve"> </w:t>
-      </w:r>
-    </w:p>
-    <w:p>
-      <w:pPr>
-        <w:spacing w:after="80"/>
-      </w:pPr>
-      <w:r>
-        <w:t xml:space="preserve">    </w:t>
-      </w:r>
-      <w:r>
-        <w:tab/>
-        <w:t xml:space="preserve">c = </w:t>
-      </w:r>
-      <w:r>
-        <w:t>13849</w:t>
-      </w:r>
-    </w:p>
-    <w:p>
-      <w:pPr>
-        <w:spacing w:after="80"/>
-      </w:pPr>
-      <w:r>
-        <w:t xml:space="preserve">    </w:t>
-      </w:r>
-      <w:r>
-        <w:tab/>
-        <w:t xml:space="preserve">x = </w:t>
-      </w:r>
-      <w:r>
-        <w:t>4513</w:t>
-      </w:r>
-    </w:p>
-    <w:p>
-      <w:pPr>
-        <w:spacing w:after="80"/>
-      </w:pPr>
-      <w:r>
-        <w:t xml:space="preserve">    </w:t>
-      </w:r>
-      <w:r>
-        <w:tab/>
-        <w:t>m =</w:t>
-      </w:r>
-      <w:r>
-        <w:t xml:space="preserve"> </w:t>
-      </w:r>
-      <w:r>
-        <w:t>65536</w:t>
-      </w:r>
-    </w:p>
-    <w:p>
-      <w:pPr>
-        <w:spacing w:after="80"/>
-      </w:pPr>
-      <w:r>
-        <w:tab/>
-        <w:t>Cantidad de números = 2400</w:t>
-      </w:r>
+        <w:sectPr>
+          <w:type w:val="continuous"/>
+          <w:pgSz w:w="12240" w:h="15840"/>
+          <w:pgMar w:top="1440" w:right="1440" w:bottom="1440" w:left="1440" w:header="708" w:footer="708" w:gutter="0"/>
+          <w:cols w:num="2" w:space="720"/>
+          <w:docGrid w:linePitch="360"/>
+        </w:sectPr>
+      </w:pPr>
     </w:p>
     <w:p>
       <w:pPr>
@@ -2575,27 +3304,414 @@
           <w:bCs/>
         </w:rPr>
       </w:pPr>
-    </w:p>
-    <w:p>
-      <w:pPr>
-        <w:pStyle w:val="Heading1"/>
-      </w:pPr>
-      <w:r>
+      <w:r>
+        <w:rPr>
+          <w:b/>
+          <w:bCs/>
+        </w:rPr>
+        <w:t>Generador de empaque</w:t>
+      </w:r>
+    </w:p>
+    <w:tbl>
+      <w:tblPr>
+        <w:tblW w:w="5000" w:type="dxa"/>
+        <w:tblBorders>
+          <w:top w:val="single" w:sz="4" w:space="0" w:color="auto"/>
+          <w:left w:val="single" w:sz="4" w:space="0" w:color="auto"/>
+          <w:bottom w:val="single" w:sz="4" w:space="0" w:color="auto"/>
+          <w:right w:val="single" w:sz="4" w:space="0" w:color="auto"/>
+          <w:insideH w:val="single" w:sz="4" w:space="0" w:color="auto"/>
+          <w:insideV w:val="single" w:sz="4" w:space="0" w:color="auto"/>
+        </w:tblBorders>
+        <w:tblCellMar>
+          <w:left w:w="10" w:type="dxa"/>
+          <w:right w:w="10" w:type="dxa"/>
+        </w:tblCellMar>
+        <w:tblLook w:val="04A0" w:firstRow="1" w:lastRow="0" w:firstColumn="1" w:lastColumn="0" w:noHBand="0" w:noVBand="1"/>
+      </w:tblPr>
+      <w:tblGrid>
+        <w:gridCol w:w="2200"/>
+        <w:gridCol w:w="2800"/>
+      </w:tblGrid>
+      <w:tr>
+        <w:trPr>
+          <w:tblHeader/>
+        </w:trPr>
+        <w:tc>
+          <w:tcPr>
+            <w:tcW w:w="2200" w:type="dxa"/>
+            <w:tcBorders>
+              <w:top w:val="single" w:sz="1" w:space="0" w:color="1F5C99"/>
+              <w:left w:val="single" w:sz="1" w:space="0" w:color="1F5C99"/>
+              <w:bottom w:val="single" w:sz="1" w:space="0" w:color="1F5C99"/>
+              <w:right w:val="single" w:sz="1" w:space="0" w:color="1F5C99"/>
+            </w:tcBorders>
+            <w:shd w:val="clear" w:color="auto" w:fill="2E7D32"/>
+            <w:tcMar>
+              <w:top w:w="80" w:type="dxa"/>
+              <w:left w:w="120" w:type="dxa"/>
+              <w:bottom w:w="80" w:type="dxa"/>
+              <w:right w:w="120" w:type="dxa"/>
+            </w:tcMar>
+          </w:tcPr>
+          <w:p>
+            <w:r>
+              <w:rPr>
+                <w:b/>
+                <w:bCs/>
+                <w:color w:val="FFFFFF"/>
+                <w:sz w:val="20"/>
+                <w:szCs w:val="20"/>
+              </w:rPr>
+              <w:t>Parámetro</w:t>
+            </w:r>
+          </w:p>
+        </w:tc>
+        <w:tc>
+          <w:tcPr>
+            <w:tcW w:w="2800" w:type="dxa"/>
+            <w:tcBorders>
+              <w:top w:val="single" w:sz="1" w:space="0" w:color="1F5C99"/>
+              <w:left w:val="single" w:sz="1" w:space="0" w:color="1F5C99"/>
+              <w:bottom w:val="single" w:sz="1" w:space="0" w:color="1F5C99"/>
+              <w:right w:val="single" w:sz="1" w:space="0" w:color="1F5C99"/>
+            </w:tcBorders>
+            <w:shd w:val="clear" w:color="auto" w:fill="2E7D32"/>
+            <w:tcMar>
+              <w:top w:w="80" w:type="dxa"/>
+              <w:left w:w="120" w:type="dxa"/>
+              <w:bottom w:w="80" w:type="dxa"/>
+              <w:right w:w="120" w:type="dxa"/>
+            </w:tcMar>
+          </w:tcPr>
+          <w:p>
+            <w:r>
+              <w:rPr>
+                <w:b/>
+                <w:bCs/>
+                <w:color w:val="FFFFFF"/>
+                <w:sz w:val="20"/>
+                <w:szCs w:val="20"/>
+              </w:rPr>
+              <w:t>Valor sugerido</w:t>
+            </w:r>
+          </w:p>
+        </w:tc>
+      </w:tr>
+      <w:tr>
+        <w:tc>
+          <w:tcPr>
+            <w:tcW w:w="2200" w:type="dxa"/>
+            <w:tcBorders>
+              <w:top w:val="single" w:sz="1" w:space="0" w:color="CCCCCC"/>
+              <w:left w:val="single" w:sz="1" w:space="0" w:color="CCCCCC"/>
+              <w:bottom w:val="single" w:sz="1" w:space="0" w:color="CCCCCC"/>
+              <w:right w:val="single" w:sz="1" w:space="0" w:color="CCCCCC"/>
+            </w:tcBorders>
+            <w:shd w:val="clear" w:color="auto" w:fill="F4F8F4"/>
+            <w:tcMar>
+              <w:top w:w="80" w:type="dxa"/>
+              <w:left w:w="120" w:type="dxa"/>
+              <w:bottom w:w="80" w:type="dxa"/>
+              <w:right w:w="120" w:type="dxa"/>
+            </w:tcMar>
+          </w:tcPr>
+          <w:p>
+            <w:r>
+              <w:rPr>
+                <w:sz w:val="20"/>
+                <w:szCs w:val="20"/>
+              </w:rPr>
+              <w:t>a (multiplicador)</w:t>
+            </w:r>
+          </w:p>
+        </w:tc>
+        <w:tc>
+          <w:tcPr>
+            <w:tcW w:w="2800" w:type="dxa"/>
+            <w:tcBorders>
+              <w:top w:val="single" w:sz="1" w:space="0" w:color="CCCCCC"/>
+              <w:left w:val="single" w:sz="1" w:space="0" w:color="CCCCCC"/>
+              <w:bottom w:val="single" w:sz="1" w:space="0" w:color="CCCCCC"/>
+              <w:right w:val="single" w:sz="1" w:space="0" w:color="CCCCCC"/>
+            </w:tcBorders>
+            <w:shd w:val="clear" w:color="auto" w:fill="F4F8F4"/>
+            <w:tcMar>
+              <w:top w:w="80" w:type="dxa"/>
+              <w:left w:w="120" w:type="dxa"/>
+              <w:bottom w:w="80" w:type="dxa"/>
+              <w:right w:w="120" w:type="dxa"/>
+            </w:tcMar>
+          </w:tcPr>
+          <w:p>
+            <w:r>
+              <w:rPr>
+                <w:sz w:val="20"/>
+                <w:szCs w:val="20"/>
+              </w:rPr>
+              <w:t>57</w:t>
+            </w:r>
+          </w:p>
+        </w:tc>
+      </w:tr>
+      <w:tr>
+        <w:tc>
+          <w:tcPr>
+            <w:tcW w:w="2200" w:type="dxa"/>
+            <w:tcBorders>
+              <w:top w:val="single" w:sz="1" w:space="0" w:color="CCCCCC"/>
+              <w:left w:val="single" w:sz="1" w:space="0" w:color="CCCCCC"/>
+              <w:bottom w:val="single" w:sz="1" w:space="0" w:color="CCCCCC"/>
+              <w:right w:val="single" w:sz="1" w:space="0" w:color="CCCCCC"/>
+            </w:tcBorders>
+            <w:shd w:val="clear" w:color="auto" w:fill="FFFFFF"/>
+            <w:tcMar>
+              <w:top w:w="80" w:type="dxa"/>
+              <w:left w:w="120" w:type="dxa"/>
+              <w:bottom w:w="80" w:type="dxa"/>
+              <w:right w:w="120" w:type="dxa"/>
+            </w:tcMar>
+          </w:tcPr>
+          <w:p>
+            <w:r>
+              <w:rPr>
+                <w:sz w:val="20"/>
+                <w:szCs w:val="20"/>
+              </w:rPr>
+              <w:t>c (incremento)</w:t>
+            </w:r>
+          </w:p>
+        </w:tc>
+        <w:tc>
+          <w:tcPr>
+            <w:tcW w:w="2800" w:type="dxa"/>
+            <w:tcBorders>
+              <w:top w:val="single" w:sz="1" w:space="0" w:color="CCCCCC"/>
+              <w:left w:val="single" w:sz="1" w:space="0" w:color="CCCCCC"/>
+              <w:bottom w:val="single" w:sz="1" w:space="0" w:color="CCCCCC"/>
+              <w:right w:val="single" w:sz="1" w:space="0" w:color="CCCCCC"/>
+            </w:tcBorders>
+            <w:shd w:val="clear" w:color="auto" w:fill="FFFFFF"/>
+            <w:tcMar>
+              <w:top w:w="80" w:type="dxa"/>
+              <w:left w:w="120" w:type="dxa"/>
+              <w:bottom w:w="80" w:type="dxa"/>
+              <w:right w:w="120" w:type="dxa"/>
+            </w:tcMar>
+          </w:tcPr>
+          <w:p>
+            <w:r>
+              <w:t>1021</w:t>
+            </w:r>
+          </w:p>
+        </w:tc>
+      </w:tr>
+      <w:tr>
+        <w:tc>
+          <w:tcPr>
+            <w:tcW w:w="2200" w:type="dxa"/>
+            <w:tcBorders>
+              <w:top w:val="single" w:sz="1" w:space="0" w:color="CCCCCC"/>
+              <w:left w:val="single" w:sz="1" w:space="0" w:color="CCCCCC"/>
+              <w:bottom w:val="single" w:sz="1" w:space="0" w:color="CCCCCC"/>
+              <w:right w:val="single" w:sz="1" w:space="0" w:color="CCCCCC"/>
+            </w:tcBorders>
+            <w:shd w:val="clear" w:color="auto" w:fill="F4F8F4"/>
+            <w:tcMar>
+              <w:top w:w="80" w:type="dxa"/>
+              <w:left w:w="120" w:type="dxa"/>
+              <w:bottom w:w="80" w:type="dxa"/>
+              <w:right w:w="120" w:type="dxa"/>
+            </w:tcMar>
+          </w:tcPr>
+          <w:p>
+            <w:r>
+              <w:rPr>
+                <w:sz w:val="20"/>
+                <w:szCs w:val="20"/>
+              </w:rPr>
+              <w:t>x0 (semilla)</w:t>
+            </w:r>
+          </w:p>
+        </w:tc>
+        <w:tc>
+          <w:tcPr>
+            <w:tcW w:w="2800" w:type="dxa"/>
+            <w:tcBorders>
+              <w:top w:val="single" w:sz="1" w:space="0" w:color="CCCCCC"/>
+              <w:left w:val="single" w:sz="1" w:space="0" w:color="CCCCCC"/>
+              <w:bottom w:val="single" w:sz="1" w:space="0" w:color="CCCCCC"/>
+              <w:right w:val="single" w:sz="1" w:space="0" w:color="CCCCCC"/>
+            </w:tcBorders>
+            <w:shd w:val="clear" w:color="auto" w:fill="F4F8F4"/>
+            <w:tcMar>
+              <w:top w:w="80" w:type="dxa"/>
+              <w:left w:w="120" w:type="dxa"/>
+              <w:bottom w:w="80" w:type="dxa"/>
+              <w:right w:w="120" w:type="dxa"/>
+            </w:tcMar>
+          </w:tcPr>
+          <w:p>
+            <w:r>
+              <w:rPr>
+                <w:sz w:val="20"/>
+                <w:szCs w:val="20"/>
+              </w:rPr>
+              <w:t>7</w:t>
+            </w:r>
+          </w:p>
+        </w:tc>
+      </w:tr>
+      <w:tr>
+        <w:tc>
+          <w:tcPr>
+            <w:tcW w:w="2200" w:type="dxa"/>
+            <w:tcBorders>
+              <w:top w:val="single" w:sz="1" w:space="0" w:color="CCCCCC"/>
+              <w:left w:val="single" w:sz="1" w:space="0" w:color="CCCCCC"/>
+              <w:bottom w:val="single" w:sz="1" w:space="0" w:color="CCCCCC"/>
+              <w:right w:val="single" w:sz="1" w:space="0" w:color="CCCCCC"/>
+            </w:tcBorders>
+            <w:shd w:val="clear" w:color="auto" w:fill="FFFFFF"/>
+            <w:tcMar>
+              <w:top w:w="80" w:type="dxa"/>
+              <w:left w:w="120" w:type="dxa"/>
+              <w:bottom w:w="80" w:type="dxa"/>
+              <w:right w:w="120" w:type="dxa"/>
+            </w:tcMar>
+          </w:tcPr>
+          <w:p>
+            <w:r>
+              <w:rPr>
+                <w:sz w:val="20"/>
+                <w:szCs w:val="20"/>
+              </w:rPr>
+              <w:t>m (modulo)</w:t>
+            </w:r>
+          </w:p>
+        </w:tc>
+        <w:tc>
+          <w:tcPr>
+            <w:tcW w:w="2800" w:type="dxa"/>
+            <w:tcBorders>
+              <w:top w:val="single" w:sz="1" w:space="0" w:color="CCCCCC"/>
+              <w:left w:val="single" w:sz="1" w:space="0" w:color="CCCCCC"/>
+              <w:bottom w:val="single" w:sz="1" w:space="0" w:color="CCCCCC"/>
+              <w:right w:val="single" w:sz="1" w:space="0" w:color="CCCCCC"/>
+            </w:tcBorders>
+            <w:shd w:val="clear" w:color="auto" w:fill="FFFFFF"/>
+            <w:tcMar>
+              <w:top w:w="80" w:type="dxa"/>
+              <w:left w:w="120" w:type="dxa"/>
+              <w:bottom w:w="80" w:type="dxa"/>
+              <w:right w:w="120" w:type="dxa"/>
+            </w:tcMar>
+          </w:tcPr>
+          <w:p>
+            <w:pPr>
+              <w:rPr>
+                <w:sz w:val="20"/>
+                <w:szCs w:val="20"/>
+              </w:rPr>
+            </w:pPr>
+            <w:r>
+              <w:rPr>
+                <w:sz w:val="20"/>
+                <w:szCs w:val="20"/>
+              </w:rPr>
+              <w:t>4096</w:t>
+            </w:r>
+          </w:p>
+        </w:tc>
+      </w:tr>
+      <w:tr>
+        <w:tc>
+          <w:tcPr>
+            <w:tcW w:w="2200" w:type="dxa"/>
+            <w:tcBorders>
+              <w:top w:val="single" w:sz="1" w:space="0" w:color="CCCCCC"/>
+              <w:left w:val="single" w:sz="1" w:space="0" w:color="CCCCCC"/>
+              <w:bottom w:val="single" w:sz="1" w:space="0" w:color="CCCCCC"/>
+              <w:right w:val="single" w:sz="1" w:space="0" w:color="CCCCCC"/>
+            </w:tcBorders>
+            <w:shd w:val="clear" w:color="auto" w:fill="F4F8F4"/>
+            <w:tcMar>
+              <w:top w:w="80" w:type="dxa"/>
+              <w:left w:w="120" w:type="dxa"/>
+              <w:bottom w:w="80" w:type="dxa"/>
+              <w:right w:w="120" w:type="dxa"/>
+            </w:tcMar>
+          </w:tcPr>
+          <w:p>
+            <w:pPr>
+              <w:rPr>
+                <w:sz w:val="20"/>
+                <w:szCs w:val="20"/>
+              </w:rPr>
+            </w:pPr>
+            <w:r>
+              <w:rPr>
+                <w:sz w:val="20"/>
+                <w:szCs w:val="20"/>
+              </w:rPr>
+              <w:t>n</w:t>
+            </w:r>
+          </w:p>
+        </w:tc>
+        <w:tc>
+          <w:tcPr>
+            <w:tcW w:w="2800" w:type="dxa"/>
+            <w:tcBorders>
+              <w:top w:val="single" w:sz="1" w:space="0" w:color="CCCCCC"/>
+              <w:left w:val="single" w:sz="1" w:space="0" w:color="CCCCCC"/>
+              <w:bottom w:val="single" w:sz="1" w:space="0" w:color="CCCCCC"/>
+              <w:right w:val="single" w:sz="1" w:space="0" w:color="CCCCCC"/>
+            </w:tcBorders>
+            <w:shd w:val="clear" w:color="auto" w:fill="F4F8F4"/>
+            <w:tcMar>
+              <w:top w:w="80" w:type="dxa"/>
+              <w:left w:w="120" w:type="dxa"/>
+              <w:bottom w:w="80" w:type="dxa"/>
+              <w:right w:w="120" w:type="dxa"/>
+            </w:tcMar>
+          </w:tcPr>
+          <w:p>
+            <w:pPr>
+              <w:rPr>
+                <w:sz w:val="20"/>
+                <w:szCs w:val="20"/>
+              </w:rPr>
+            </w:pPr>
+            <w:r>
+              <w:rPr>
+                <w:sz w:val="20"/>
+                <w:szCs w:val="20"/>
+              </w:rPr>
+              <w:t>5000 o más</w:t>
+            </w:r>
+          </w:p>
+        </w:tc>
+      </w:tr>
+    </w:tbl>
+    <w:p>
+      <w:pPr>
+        <w:pStyle w:val="Ttulo1"/>
+      </w:pPr>
+      <w:r>
+        <w:lastRenderedPageBreak/>
         <w:t>5. Como se ve la pantalla paso a paso</w:t>
       </w:r>
     </w:p>
     <w:p>
       <w:pPr>
-        <w:pStyle w:val="Heading2"/>
+        <w:pStyle w:val="Ttulo2"/>
       </w:pPr>
       <w:r>
         <w:t xml:space="preserve">5.1 Ingreso de </w:t>
       </w:r>
-      <w:proofErr w:type="spellStart"/>
-      <w:r>
-        <w:t>parametros</w:t>
-      </w:r>
-      <w:proofErr w:type="spellEnd"/>
+      <w:r>
+        <w:t>parámetros</w:t>
+      </w:r>
       <w:r>
         <w:t xml:space="preserve"> (ambas versiones)</w:t>
       </w:r>
@@ -2607,11 +3723,6 @@
       <w:r>
         <w:t>El programa pide los cinco valores tres veces. Escribe cada valor y presiona Enter:</w:t>
       </w:r>
-    </w:p>
-    <w:p>
-      <w:pPr>
-        <w:spacing w:after="80"/>
-      </w:pPr>
     </w:p>
     <w:p>
       <w:pPr>
@@ -2640,14 +3751,8 @@
           <w:sz w:val="20"/>
           <w:szCs w:val="20"/>
         </w:rPr>
-        <w:t>Ingresa a: 1664525</w:t>
-      </w:r>
-    </w:p>
-    <w:p>
-      <w:pPr>
-        <w:spacing w:after="40"/>
-        <w:ind w:left="560"/>
-      </w:pPr>
+        <w:t xml:space="preserve">Ingresa a: </w:t>
+      </w:r>
       <w:r>
         <w:rPr>
           <w:rFonts w:ascii="Courier New" w:eastAsia="Courier New" w:hAnsi="Courier New" w:cs="Courier New"/>
@@ -2655,7 +3760,7 @@
           <w:sz w:val="20"/>
           <w:szCs w:val="20"/>
         </w:rPr>
-        <w:t>Ingresa c: 1013904223</w:t>
+        <w:t>57</w:t>
       </w:r>
     </w:p>
     <w:p>
@@ -2670,14 +3775,8 @@
           <w:sz w:val="20"/>
           <w:szCs w:val="20"/>
         </w:rPr>
-        <w:t>Ingresa x0: 12345</w:t>
-      </w:r>
-    </w:p>
-    <w:p>
-      <w:pPr>
-        <w:spacing w:after="40"/>
-        <w:ind w:left="560"/>
-      </w:pPr>
+        <w:t xml:space="preserve">Ingresa c: </w:t>
+      </w:r>
       <w:r>
         <w:rPr>
           <w:rFonts w:ascii="Courier New" w:eastAsia="Courier New" w:hAnsi="Courier New" w:cs="Courier New"/>
@@ -2685,7 +3784,55 @@
           <w:sz w:val="20"/>
           <w:szCs w:val="20"/>
         </w:rPr>
-        <w:t>Ingresa m: 4294967296</w:t>
+        <w:t>7</w:t>
+      </w:r>
+    </w:p>
+    <w:p>
+      <w:pPr>
+        <w:spacing w:after="40"/>
+        <w:ind w:left="560"/>
+      </w:pPr>
+      <w:r>
+        <w:rPr>
+          <w:rFonts w:ascii="Courier New" w:eastAsia="Courier New" w:hAnsi="Courier New" w:cs="Courier New"/>
+          <w:color w:val="1A237E"/>
+          <w:sz w:val="20"/>
+          <w:szCs w:val="20"/>
+        </w:rPr>
+        <w:t xml:space="preserve">Ingresa x0: </w:t>
+      </w:r>
+      <w:r>
+        <w:rPr>
+          <w:rFonts w:ascii="Courier New" w:eastAsia="Courier New" w:hAnsi="Courier New" w:cs="Courier New"/>
+          <w:color w:val="1A237E"/>
+          <w:sz w:val="20"/>
+          <w:szCs w:val="20"/>
+        </w:rPr>
+        <w:t>1021</w:t>
+      </w:r>
+    </w:p>
+    <w:p>
+      <w:pPr>
+        <w:spacing w:after="40"/>
+        <w:ind w:left="560"/>
+      </w:pPr>
+      <w:r>
+        <w:rPr>
+          <w:rFonts w:ascii="Courier New" w:eastAsia="Courier New" w:hAnsi="Courier New" w:cs="Courier New"/>
+          <w:color w:val="1A237E"/>
+          <w:sz w:val="20"/>
+          <w:szCs w:val="20"/>
+        </w:rPr>
+        <w:t xml:space="preserve">Ingresa m: </w:t>
+      </w:r>
+      <w:r>
+        <w:rPr>
+          <w:rFonts w:ascii="Courier New" w:eastAsia="Courier New" w:hAnsi="Courier New" w:cs="Courier New"/>
+          <w:color w:val="1A237E"/>
+          <w:sz w:val="20"/>
+          <w:szCs w:val="20"/>
+        </w:rPr>
+        <w:t>4096</w:t>
       </w:r>
     </w:p>
     <w:p>
@@ -2702,7 +3849,6 @@
         </w:rPr>
         <w:t xml:space="preserve">Cantidad de </w:t>
       </w:r>
-      <w:proofErr w:type="spellStart"/>
       <w:r>
         <w:rPr>
           <w:rFonts w:ascii="Courier New" w:eastAsia="Courier New" w:hAnsi="Courier New" w:cs="Courier New"/>
@@ -2710,9 +3856,8 @@
           <w:sz w:val="20"/>
           <w:szCs w:val="20"/>
         </w:rPr>
-        <w:t>numeros</w:t>
-      </w:r>
-      <w:proofErr w:type="spellEnd"/>
+        <w:t>números</w:t>
+      </w:r>
       <w:r>
         <w:rPr>
           <w:rFonts w:ascii="Courier New" w:eastAsia="Courier New" w:hAnsi="Courier New" w:cs="Courier New"/>
@@ -2722,6 +3867,15 @@
         </w:rPr>
         <w:t>: 500</w:t>
       </w:r>
+      <w:r>
+        <w:rPr>
+          <w:rFonts w:ascii="Courier New" w:eastAsia="Courier New" w:hAnsi="Courier New" w:cs="Courier New"/>
+          <w:color w:val="1A237E"/>
+          <w:sz w:val="20"/>
+          <w:szCs w:val="20"/>
+        </w:rPr>
+        <w:t>0</w:t>
+      </w:r>
     </w:p>
     <w:p>
       <w:pPr>
@@ -2732,19 +3886,15 @@
       <w:pPr>
         <w:spacing w:after="120"/>
       </w:pPr>
-      <w:proofErr w:type="spellStart"/>
-      <w:r>
-        <w:t>Despues</w:t>
-      </w:r>
-      <w:proofErr w:type="spellEnd"/>
+      <w:r>
+        <w:t>Después</w:t>
+      </w:r>
       <w:r>
         <w:t xml:space="preserve"> aparece GENERADOR INSPECCION y repites el proceso, luego GENERADOR EMPAQUE una vez </w:t>
       </w:r>
-      <w:proofErr w:type="spellStart"/>
-      <w:r>
-        <w:t>mas</w:t>
-      </w:r>
-      <w:proofErr w:type="spellEnd"/>
+      <w:r>
+        <w:t>más</w:t>
+      </w:r>
       <w:r>
         <w:t>.</w:t>
       </w:r>
@@ -2756,24 +3906,20 @@
     </w:p>
     <w:p>
       <w:pPr>
-        <w:pStyle w:val="Heading2"/>
+        <w:pStyle w:val="Ttulo2"/>
       </w:pPr>
       <w:r>
         <w:t xml:space="preserve">5.2 Tablas de </w:t>
       </w:r>
-      <w:proofErr w:type="spellStart"/>
-      <w:r>
-        <w:t>numeros</w:t>
-      </w:r>
-      <w:proofErr w:type="spellEnd"/>
+      <w:r>
+        <w:t>números</w:t>
+      </w:r>
       <w:r>
         <w:t xml:space="preserve"> (solo </w:t>
       </w:r>
-      <w:proofErr w:type="spellStart"/>
-      <w:r>
-        <w:t>version</w:t>
-      </w:r>
-      <w:proofErr w:type="spellEnd"/>
+      <w:r>
+        <w:t>versión</w:t>
+      </w:r>
       <w:r>
         <w:t xml:space="preserve"> Prueba_2)</w:t>
       </w:r>
@@ -2782,19 +3928,15 @@
       <w:pPr>
         <w:spacing w:after="120"/>
       </w:pPr>
-      <w:proofErr w:type="spellStart"/>
-      <w:r>
-        <w:t>Despues</w:t>
-      </w:r>
-      <w:proofErr w:type="spellEnd"/>
+      <w:r>
+        <w:t>Después</w:t>
+      </w:r>
       <w:r>
         <w:t xml:space="preserve"> de los tres generadores, Prueba_2 muestra las tablas de </w:t>
       </w:r>
-      <w:proofErr w:type="spellStart"/>
-      <w:r>
-        <w:t>numeros</w:t>
-      </w:r>
-      <w:proofErr w:type="spellEnd"/>
+      <w:r>
+        <w:t>números</w:t>
+      </w:r>
       <w:r>
         <w:t xml:space="preserve"> calculados:</w:t>
       </w:r>
@@ -2881,27 +4023,7 @@
           <w:sz w:val="20"/>
           <w:szCs w:val="20"/>
         </w:rPr>
-        <w:t xml:space="preserve">              </w:t>
-      </w:r>
-      <w:proofErr w:type="gramStart"/>
-      <w:r>
-        <w:rPr>
-          <w:rFonts w:ascii="Courier New" w:eastAsia="Courier New" w:hAnsi="Courier New" w:cs="Courier New"/>
-          <w:color w:val="1A237E"/>
-          <w:sz w:val="20"/>
-          <w:szCs w:val="20"/>
-        </w:rPr>
-        <w:t>Uniforme(</w:t>
-      </w:r>
-      <w:proofErr w:type="gramEnd"/>
-      <w:r>
-        <w:rPr>
-          <w:rFonts w:ascii="Courier New" w:eastAsia="Courier New" w:hAnsi="Courier New" w:cs="Courier New"/>
-          <w:color w:val="1A237E"/>
-          <w:sz w:val="20"/>
-          <w:szCs w:val="20"/>
-        </w:rPr>
-        <w:t>4,10)</w:t>
+        <w:t xml:space="preserve">              Uniforme(4,10)</w:t>
       </w:r>
     </w:p>
     <w:p>
@@ -2977,7 +4099,7 @@
     </w:p>
     <w:p>
       <w:pPr>
-        <w:pStyle w:val="Heading1"/>
+        <w:pStyle w:val="Ttulo1"/>
       </w:pPr>
       <w:r>
         <w:lastRenderedPageBreak/>
@@ -2991,11 +4113,9 @@
       <w:r>
         <w:t xml:space="preserve">Al finalizar la </w:t>
       </w:r>
-      <w:proofErr w:type="spellStart"/>
-      <w:r>
-        <w:t>simulacion</w:t>
-      </w:r>
-      <w:proofErr w:type="spellEnd"/>
+      <w:r>
+        <w:t>simulación</w:t>
+      </w:r>
       <w:r>
         <w:t xml:space="preserve"> el programa muestra un resumen. Aqui se explica cada dato:</w:t>
       </w:r>
@@ -3137,31 +4257,20 @@
             </w:tcMar>
           </w:tcPr>
           <w:p>
-            <w:proofErr w:type="gramStart"/>
-            <w:r>
-              <w:rPr>
-                <w:sz w:val="20"/>
-                <w:szCs w:val="20"/>
-              </w:rPr>
-              <w:t>Total</w:t>
-            </w:r>
-            <w:proofErr w:type="gramEnd"/>
-            <w:r>
-              <w:rPr>
-                <w:sz w:val="20"/>
-                <w:szCs w:val="20"/>
-              </w:rPr>
-              <w:t xml:space="preserve"> de piezas que llegaron a la </w:t>
-            </w:r>
-            <w:proofErr w:type="spellStart"/>
-            <w:r>
-              <w:rPr>
-                <w:sz w:val="20"/>
-                <w:szCs w:val="20"/>
-              </w:rPr>
-              <w:t>linea</w:t>
-            </w:r>
-            <w:proofErr w:type="spellEnd"/>
+            <w:r>
+              <w:rPr>
+                <w:sz w:val="20"/>
+                <w:szCs w:val="20"/>
+              </w:rPr>
+              <w:t xml:space="preserve">Total de piezas que llegaron a la </w:t>
+            </w:r>
+            <w:r>
+              <w:rPr>
+                <w:sz w:val="20"/>
+                <w:szCs w:val="20"/>
+              </w:rPr>
+              <w:t>línea</w:t>
+            </w:r>
             <w:r>
               <w:rPr>
                 <w:sz w:val="20"/>
@@ -3225,15 +4334,13 @@
               </w:rPr>
               <w:t xml:space="preserve">De las que llegaron, cuantas completaron la etapa de </w:t>
             </w:r>
-            <w:proofErr w:type="spellStart"/>
-            <w:r>
-              <w:rPr>
-                <w:sz w:val="20"/>
-                <w:szCs w:val="20"/>
-              </w:rPr>
-              <w:t>inspeccion</w:t>
-            </w:r>
-            <w:proofErr w:type="spellEnd"/>
+            <w:r>
+              <w:rPr>
+                <w:sz w:val="20"/>
+                <w:szCs w:val="20"/>
+              </w:rPr>
+              <w:t>inspección</w:t>
+            </w:r>
             <w:r>
               <w:rPr>
                 <w:sz w:val="20"/>
@@ -3353,21 +4460,19 @@
               </w:rPr>
               <w:t>Piezas descartadas porque la cola de empaque estaba llena (</w:t>
             </w:r>
-            <w:proofErr w:type="spellStart"/>
-            <w:r>
-              <w:rPr>
-                <w:sz w:val="20"/>
-                <w:szCs w:val="20"/>
-              </w:rPr>
-              <w:t>maximo</w:t>
-            </w:r>
-            <w:proofErr w:type="spellEnd"/>
-            <w:r>
-              <w:rPr>
-                <w:sz w:val="20"/>
-                <w:szCs w:val="20"/>
-              </w:rPr>
-              <w:t xml:space="preserve"> 5). Solo ocurre en Main.</w:t>
+            <w:r>
+              <w:rPr>
+                <w:sz w:val="20"/>
+                <w:szCs w:val="20"/>
+              </w:rPr>
+              <w:t>máximo</w:t>
+            </w:r>
+            <w:r>
+              <w:rPr>
+                <w:sz w:val="20"/>
+                <w:szCs w:val="20"/>
+              </w:rPr>
+              <w:t xml:space="preserve"> 5). </w:t>
             </w:r>
           </w:p>
         </w:tc>
@@ -3425,15 +4530,13 @@
               </w:rPr>
               <w:t xml:space="preserve">Piezas que </w:t>
             </w:r>
-            <w:proofErr w:type="spellStart"/>
-            <w:r>
-              <w:rPr>
-                <w:sz w:val="20"/>
-                <w:szCs w:val="20"/>
-              </w:rPr>
-              <w:t>aun</w:t>
-            </w:r>
-            <w:proofErr w:type="spellEnd"/>
+            <w:r>
+              <w:rPr>
+                <w:sz w:val="20"/>
+                <w:szCs w:val="20"/>
+              </w:rPr>
+              <w:t>aún</w:t>
+            </w:r>
             <w:r>
               <w:rPr>
                 <w:sz w:val="20"/>
@@ -3470,15 +4573,13 @@
               </w:rPr>
               <w:t xml:space="preserve">Cola final </w:t>
             </w:r>
-            <w:proofErr w:type="spellStart"/>
-            <w:r>
-              <w:rPr>
-                <w:sz w:val="20"/>
-                <w:szCs w:val="20"/>
-              </w:rPr>
-              <w:t>inspeccion</w:t>
-            </w:r>
-            <w:proofErr w:type="spellEnd"/>
+            <w:r>
+              <w:rPr>
+                <w:sz w:val="20"/>
+                <w:szCs w:val="20"/>
+              </w:rPr>
+              <w:t>inspección</w:t>
+            </w:r>
           </w:p>
         </w:tc>
         <w:tc>
@@ -3584,15 +4685,13 @@
             </w:tcMar>
           </w:tcPr>
           <w:p>
-            <w:proofErr w:type="spellStart"/>
-            <w:r>
-              <w:rPr>
-                <w:sz w:val="20"/>
-                <w:szCs w:val="20"/>
-              </w:rPr>
-              <w:t>Utilizacion</w:t>
-            </w:r>
-            <w:proofErr w:type="spellEnd"/>
+            <w:r>
+              <w:rPr>
+                <w:sz w:val="20"/>
+                <w:szCs w:val="20"/>
+              </w:rPr>
+              <w:t>Utilización</w:t>
+            </w:r>
             <w:r>
               <w:rPr>
                 <w:sz w:val="20"/>
@@ -3649,15 +4748,13 @@
             </w:tcMar>
           </w:tcPr>
           <w:p>
-            <w:proofErr w:type="spellStart"/>
-            <w:r>
-              <w:rPr>
-                <w:sz w:val="20"/>
-                <w:szCs w:val="20"/>
-              </w:rPr>
-              <w:t>Utilizacion</w:t>
-            </w:r>
-            <w:proofErr w:type="spellEnd"/>
+            <w:r>
+              <w:rPr>
+                <w:sz w:val="20"/>
+                <w:szCs w:val="20"/>
+              </w:rPr>
+              <w:t>Utilización</w:t>
+            </w:r>
             <w:r>
               <w:rPr>
                 <w:sz w:val="20"/>
@@ -3804,15 +4901,13 @@
               </w:rPr>
               <w:t xml:space="preserve">El recurso </w:t>
             </w:r>
-            <w:proofErr w:type="spellStart"/>
-            <w:r>
-              <w:rPr>
-                <w:sz w:val="20"/>
-                <w:szCs w:val="20"/>
-              </w:rPr>
-              <w:t>mas</w:t>
-            </w:r>
-            <w:proofErr w:type="spellEnd"/>
+            <w:r>
+              <w:rPr>
+                <w:sz w:val="20"/>
+                <w:szCs w:val="20"/>
+              </w:rPr>
+              <w:t>más</w:t>
+            </w:r>
             <w:r>
               <w:rPr>
                 <w:sz w:val="20"/>
@@ -3848,15 +4943,13 @@
         </w:rPr>
         <w:t xml:space="preserve">Si la </w:t>
       </w:r>
-      <w:proofErr w:type="spellStart"/>
       <w:r>
         <w:rPr>
           <w:i/>
           <w:iCs/>
         </w:rPr>
-        <w:t>utilizacion</w:t>
-      </w:r>
-      <w:proofErr w:type="spellEnd"/>
+        <w:t>utilización</w:t>
+      </w:r>
       <w:r>
         <w:rPr>
           <w:i/>
@@ -3880,15 +4973,13 @@
         </w:rPr>
         <w:t xml:space="preserve"> saturado y limita la </w:t>
       </w:r>
-      <w:proofErr w:type="spellStart"/>
       <w:r>
         <w:rPr>
           <w:i/>
           <w:iCs/>
         </w:rPr>
-        <w:t>produccion</w:t>
-      </w:r>
-      <w:proofErr w:type="spellEnd"/>
+        <w:t>producción</w:t>
+      </w:r>
       <w:r>
         <w:rPr>
           <w:i/>
@@ -3904,7 +4995,7 @@
     </w:p>
     <w:p>
       <w:pPr>
-        <w:pStyle w:val="Heading1"/>
+        <w:pStyle w:val="Ttulo1"/>
       </w:pPr>
       <w:r>
         <w:t>7. Diferencia entre Main y Prueba_2</w:t>
@@ -4080,15 +5171,13 @@
               </w:rPr>
               <w:t xml:space="preserve">1 </w:t>
             </w:r>
-            <w:proofErr w:type="spellStart"/>
-            <w:r>
-              <w:rPr>
-                <w:sz w:val="20"/>
-                <w:szCs w:val="20"/>
-              </w:rPr>
-              <w:t>unico</w:t>
-            </w:r>
-            <w:proofErr w:type="spellEnd"/>
+            <w:r>
+              <w:rPr>
+                <w:sz w:val="20"/>
+                <w:szCs w:val="20"/>
+              </w:rPr>
+              <w:t>único</w:t>
+            </w:r>
           </w:p>
         </w:tc>
         <w:tc>
@@ -4143,7 +5232,7 @@
                 <w:sz w:val="20"/>
                 <w:szCs w:val="20"/>
               </w:rPr>
-              <w:t>Cola de empaque</w:t>
+              <w:t>Tablas de RI</w:t>
             </w:r>
           </w:p>
         </w:tc>
@@ -4170,7 +5259,7 @@
                 <w:sz w:val="20"/>
                 <w:szCs w:val="20"/>
               </w:rPr>
-              <w:t>Max. 5 piezas; si se llena la pieza se pierde</w:t>
+              <w:t>No se muestran</w:t>
             </w:r>
           </w:p>
         </w:tc>
@@ -4197,364 +5286,14 @@
                 <w:sz w:val="20"/>
                 <w:szCs w:val="20"/>
               </w:rPr>
-              <w:t xml:space="preserve">Sin </w:t>
-            </w:r>
-            <w:proofErr w:type="spellStart"/>
-            <w:r>
-              <w:rPr>
-                <w:sz w:val="20"/>
-                <w:szCs w:val="20"/>
-              </w:rPr>
-              <w:t>limite</w:t>
-            </w:r>
-            <w:proofErr w:type="spellEnd"/>
-            <w:r>
-              <w:rPr>
-                <w:sz w:val="20"/>
-                <w:szCs w:val="20"/>
-              </w:rPr>
-              <w:t>; nunca se pierden piezas</w:t>
-            </w:r>
-          </w:p>
-        </w:tc>
-      </w:tr>
-      <w:tr>
-        <w:tc>
-          <w:tcPr>
-            <w:tcW w:w="2000" w:type="dxa"/>
-            <w:tcBorders>
-              <w:top w:val="single" w:sz="1" w:space="0" w:color="CCCCCC"/>
-              <w:left w:val="single" w:sz="1" w:space="0" w:color="CCCCCC"/>
-              <w:bottom w:val="single" w:sz="1" w:space="0" w:color="CCCCCC"/>
-              <w:right w:val="single" w:sz="1" w:space="0" w:color="CCCCCC"/>
-            </w:tcBorders>
-            <w:shd w:val="clear" w:color="auto" w:fill="F4F8F4"/>
-            <w:tcMar>
-              <w:top w:w="80" w:type="dxa"/>
-              <w:left w:w="120" w:type="dxa"/>
-              <w:bottom w:w="80" w:type="dxa"/>
-              <w:right w:w="120" w:type="dxa"/>
-            </w:tcMar>
-          </w:tcPr>
-          <w:p>
-            <w:r>
-              <w:rPr>
-                <w:sz w:val="20"/>
-                <w:szCs w:val="20"/>
-              </w:rPr>
-              <w:t>Piezas perdidas</w:t>
-            </w:r>
-          </w:p>
-        </w:tc>
-        <w:tc>
-          <w:tcPr>
-            <w:tcW w:w="3400" w:type="dxa"/>
-            <w:tcBorders>
-              <w:top w:val="single" w:sz="1" w:space="0" w:color="CCCCCC"/>
-              <w:left w:val="single" w:sz="1" w:space="0" w:color="CCCCCC"/>
-              <w:bottom w:val="single" w:sz="1" w:space="0" w:color="CCCCCC"/>
-              <w:right w:val="single" w:sz="1" w:space="0" w:color="CCCCCC"/>
-            </w:tcBorders>
-            <w:shd w:val="clear" w:color="auto" w:fill="F4F8F4"/>
-            <w:tcMar>
-              <w:top w:w="80" w:type="dxa"/>
-              <w:left w:w="120" w:type="dxa"/>
-              <w:bottom w:w="80" w:type="dxa"/>
-              <w:right w:w="120" w:type="dxa"/>
-            </w:tcMar>
-          </w:tcPr>
-          <w:p>
-            <w:r>
-              <w:rPr>
-                <w:sz w:val="20"/>
-                <w:szCs w:val="20"/>
-              </w:rPr>
-              <w:t>Puede ser &gt; 0</w:t>
-            </w:r>
-          </w:p>
-        </w:tc>
-        <w:tc>
-          <w:tcPr>
-            <w:tcW w:w="3960" w:type="dxa"/>
-            <w:tcBorders>
-              <w:top w:val="single" w:sz="1" w:space="0" w:color="CCCCCC"/>
-              <w:left w:val="single" w:sz="1" w:space="0" w:color="CCCCCC"/>
-              <w:bottom w:val="single" w:sz="1" w:space="0" w:color="CCCCCC"/>
-              <w:right w:val="single" w:sz="1" w:space="0" w:color="CCCCCC"/>
-            </w:tcBorders>
-            <w:shd w:val="clear" w:color="auto" w:fill="F4F8F4"/>
-            <w:tcMar>
-              <w:top w:w="80" w:type="dxa"/>
-              <w:left w:w="120" w:type="dxa"/>
-              <w:bottom w:w="80" w:type="dxa"/>
-              <w:right w:w="120" w:type="dxa"/>
-            </w:tcMar>
-          </w:tcPr>
-          <w:p>
-            <w:r>
-              <w:rPr>
-                <w:sz w:val="20"/>
-                <w:szCs w:val="20"/>
-              </w:rPr>
-              <w:t>Siempre 0</w:t>
-            </w:r>
-          </w:p>
-        </w:tc>
-      </w:tr>
-      <w:tr>
-        <w:tc>
-          <w:tcPr>
-            <w:tcW w:w="2000" w:type="dxa"/>
-            <w:tcBorders>
-              <w:top w:val="single" w:sz="1" w:space="0" w:color="CCCCCC"/>
-              <w:left w:val="single" w:sz="1" w:space="0" w:color="CCCCCC"/>
-              <w:bottom w:val="single" w:sz="1" w:space="0" w:color="CCCCCC"/>
-              <w:right w:val="single" w:sz="1" w:space="0" w:color="CCCCCC"/>
-            </w:tcBorders>
-            <w:shd w:val="clear" w:color="auto" w:fill="FFFFFF"/>
-            <w:tcMar>
-              <w:top w:w="80" w:type="dxa"/>
-              <w:left w:w="120" w:type="dxa"/>
-              <w:bottom w:w="80" w:type="dxa"/>
-              <w:right w:w="120" w:type="dxa"/>
-            </w:tcMar>
-          </w:tcPr>
-          <w:p>
-            <w:r>
-              <w:rPr>
-                <w:sz w:val="20"/>
-                <w:szCs w:val="20"/>
-              </w:rPr>
-              <w:t>Tablas de RI</w:t>
-            </w:r>
-          </w:p>
-        </w:tc>
-        <w:tc>
-          <w:tcPr>
-            <w:tcW w:w="3400" w:type="dxa"/>
-            <w:tcBorders>
-              <w:top w:val="single" w:sz="1" w:space="0" w:color="CCCCCC"/>
-              <w:left w:val="single" w:sz="1" w:space="0" w:color="CCCCCC"/>
-              <w:bottom w:val="single" w:sz="1" w:space="0" w:color="CCCCCC"/>
-              <w:right w:val="single" w:sz="1" w:space="0" w:color="CCCCCC"/>
-            </w:tcBorders>
-            <w:shd w:val="clear" w:color="auto" w:fill="FFFFFF"/>
-            <w:tcMar>
-              <w:top w:w="80" w:type="dxa"/>
-              <w:left w:w="120" w:type="dxa"/>
-              <w:bottom w:w="80" w:type="dxa"/>
-              <w:right w:w="120" w:type="dxa"/>
-            </w:tcMar>
-          </w:tcPr>
-          <w:p>
-            <w:r>
-              <w:rPr>
-                <w:sz w:val="20"/>
-                <w:szCs w:val="20"/>
-              </w:rPr>
-              <w:t>No se muestran</w:t>
-            </w:r>
-          </w:p>
-        </w:tc>
-        <w:tc>
-          <w:tcPr>
-            <w:tcW w:w="3960" w:type="dxa"/>
-            <w:tcBorders>
-              <w:top w:val="single" w:sz="1" w:space="0" w:color="CCCCCC"/>
-              <w:left w:val="single" w:sz="1" w:space="0" w:color="CCCCCC"/>
-              <w:bottom w:val="single" w:sz="1" w:space="0" w:color="CCCCCC"/>
-              <w:right w:val="single" w:sz="1" w:space="0" w:color="CCCCCC"/>
-            </w:tcBorders>
-            <w:shd w:val="clear" w:color="auto" w:fill="FFFFFF"/>
-            <w:tcMar>
-              <w:top w:w="80" w:type="dxa"/>
-              <w:left w:w="120" w:type="dxa"/>
-              <w:bottom w:w="80" w:type="dxa"/>
-              <w:right w:w="120" w:type="dxa"/>
-            </w:tcMar>
-          </w:tcPr>
-          <w:p>
-            <w:r>
-              <w:rPr>
-                <w:sz w:val="20"/>
-                <w:szCs w:val="20"/>
-              </w:rPr>
               <w:t xml:space="preserve">Si, antes de la </w:t>
             </w:r>
-            <w:proofErr w:type="spellStart"/>
-            <w:r>
-              <w:rPr>
-                <w:sz w:val="20"/>
-                <w:szCs w:val="20"/>
-              </w:rPr>
-              <w:t>simulacion</w:t>
-            </w:r>
-            <w:proofErr w:type="spellEnd"/>
-          </w:p>
-        </w:tc>
-      </w:tr>
-      <w:tr>
-        <w:tc>
-          <w:tcPr>
-            <w:tcW w:w="2000" w:type="dxa"/>
-            <w:tcBorders>
-              <w:top w:val="single" w:sz="1" w:space="0" w:color="CCCCCC"/>
-              <w:left w:val="single" w:sz="1" w:space="0" w:color="CCCCCC"/>
-              <w:bottom w:val="single" w:sz="1" w:space="0" w:color="CCCCCC"/>
-              <w:right w:val="single" w:sz="1" w:space="0" w:color="CCCCCC"/>
-            </w:tcBorders>
-            <w:shd w:val="clear" w:color="auto" w:fill="F4F8F4"/>
-            <w:tcMar>
-              <w:top w:w="80" w:type="dxa"/>
-              <w:left w:w="120" w:type="dxa"/>
-              <w:bottom w:w="80" w:type="dxa"/>
-              <w:right w:w="120" w:type="dxa"/>
-            </w:tcMar>
-          </w:tcPr>
-          <w:p>
-            <w:r>
-              <w:rPr>
-                <w:sz w:val="20"/>
-                <w:szCs w:val="20"/>
-              </w:rPr>
-              <w:t>Cuello de botella</w:t>
-            </w:r>
-          </w:p>
-        </w:tc>
-        <w:tc>
-          <w:tcPr>
-            <w:tcW w:w="3400" w:type="dxa"/>
-            <w:tcBorders>
-              <w:top w:val="single" w:sz="1" w:space="0" w:color="CCCCCC"/>
-              <w:left w:val="single" w:sz="1" w:space="0" w:color="CCCCCC"/>
-              <w:bottom w:val="single" w:sz="1" w:space="0" w:color="CCCCCC"/>
-              <w:right w:val="single" w:sz="1" w:space="0" w:color="CCCCCC"/>
-            </w:tcBorders>
-            <w:shd w:val="clear" w:color="auto" w:fill="F4F8F4"/>
-            <w:tcMar>
-              <w:top w:w="80" w:type="dxa"/>
-              <w:left w:w="120" w:type="dxa"/>
-              <w:bottom w:w="80" w:type="dxa"/>
-              <w:right w:w="120" w:type="dxa"/>
-            </w:tcMar>
-          </w:tcPr>
-          <w:p>
-            <w:r>
-              <w:rPr>
-                <w:sz w:val="20"/>
-                <w:szCs w:val="20"/>
-              </w:rPr>
-              <w:t>Si se calcula y muestra</w:t>
-            </w:r>
-          </w:p>
-        </w:tc>
-        <w:tc>
-          <w:tcPr>
-            <w:tcW w:w="3960" w:type="dxa"/>
-            <w:tcBorders>
-              <w:top w:val="single" w:sz="1" w:space="0" w:color="CCCCCC"/>
-              <w:left w:val="single" w:sz="1" w:space="0" w:color="CCCCCC"/>
-              <w:bottom w:val="single" w:sz="1" w:space="0" w:color="CCCCCC"/>
-              <w:right w:val="single" w:sz="1" w:space="0" w:color="CCCCCC"/>
-            </w:tcBorders>
-            <w:shd w:val="clear" w:color="auto" w:fill="F4F8F4"/>
-            <w:tcMar>
-              <w:top w:w="80" w:type="dxa"/>
-              <w:left w:w="120" w:type="dxa"/>
-              <w:bottom w:w="80" w:type="dxa"/>
-              <w:right w:w="120" w:type="dxa"/>
-            </w:tcMar>
-          </w:tcPr>
-          <w:p>
-            <w:r>
-              <w:rPr>
-                <w:sz w:val="20"/>
-                <w:szCs w:val="20"/>
-              </w:rPr>
-              <w:t>No se calcula</w:t>
-            </w:r>
-          </w:p>
-        </w:tc>
-      </w:tr>
-      <w:tr>
-        <w:tc>
-          <w:tcPr>
-            <w:tcW w:w="2000" w:type="dxa"/>
-            <w:tcBorders>
-              <w:top w:val="single" w:sz="1" w:space="0" w:color="CCCCCC"/>
-              <w:left w:val="single" w:sz="1" w:space="0" w:color="CCCCCC"/>
-              <w:bottom w:val="single" w:sz="1" w:space="0" w:color="CCCCCC"/>
-              <w:right w:val="single" w:sz="1" w:space="0" w:color="CCCCCC"/>
-            </w:tcBorders>
-            <w:shd w:val="clear" w:color="auto" w:fill="FFFFFF"/>
-            <w:tcMar>
-              <w:top w:w="80" w:type="dxa"/>
-              <w:left w:w="120" w:type="dxa"/>
-              <w:bottom w:w="80" w:type="dxa"/>
-              <w:right w:w="120" w:type="dxa"/>
-            </w:tcMar>
-          </w:tcPr>
-          <w:p>
-            <w:r>
-              <w:rPr>
-                <w:sz w:val="20"/>
-                <w:szCs w:val="20"/>
-              </w:rPr>
-              <w:t>Piezas pendientes</w:t>
-            </w:r>
-          </w:p>
-        </w:tc>
-        <w:tc>
-          <w:tcPr>
-            <w:tcW w:w="3400" w:type="dxa"/>
-            <w:tcBorders>
-              <w:top w:val="single" w:sz="1" w:space="0" w:color="CCCCCC"/>
-              <w:left w:val="single" w:sz="1" w:space="0" w:color="CCCCCC"/>
-              <w:bottom w:val="single" w:sz="1" w:space="0" w:color="CCCCCC"/>
-              <w:right w:val="single" w:sz="1" w:space="0" w:color="CCCCCC"/>
-            </w:tcBorders>
-            <w:shd w:val="clear" w:color="auto" w:fill="FFFFFF"/>
-            <w:tcMar>
-              <w:top w:w="80" w:type="dxa"/>
-              <w:left w:w="120" w:type="dxa"/>
-              <w:bottom w:w="80" w:type="dxa"/>
-              <w:right w:w="120" w:type="dxa"/>
-            </w:tcMar>
-          </w:tcPr>
-          <w:p>
-            <w:r>
-              <w:rPr>
-                <w:sz w:val="20"/>
-                <w:szCs w:val="20"/>
-              </w:rPr>
-              <w:t>Si se reporta</w:t>
-            </w:r>
-          </w:p>
-        </w:tc>
-        <w:tc>
-          <w:tcPr>
-            <w:tcW w:w="3960" w:type="dxa"/>
-            <w:tcBorders>
-              <w:top w:val="single" w:sz="1" w:space="0" w:color="CCCCCC"/>
-              <w:left w:val="single" w:sz="1" w:space="0" w:color="CCCCCC"/>
-              <w:bottom w:val="single" w:sz="1" w:space="0" w:color="CCCCCC"/>
-              <w:right w:val="single" w:sz="1" w:space="0" w:color="CCCCCC"/>
-            </w:tcBorders>
-            <w:shd w:val="clear" w:color="auto" w:fill="FFFFFF"/>
-            <w:tcMar>
-              <w:top w:w="80" w:type="dxa"/>
-              <w:left w:w="120" w:type="dxa"/>
-              <w:bottom w:w="80" w:type="dxa"/>
-              <w:right w:w="120" w:type="dxa"/>
-            </w:tcMar>
-          </w:tcPr>
-          <w:p>
-            <w:r>
-              <w:rPr>
-                <w:sz w:val="20"/>
-                <w:szCs w:val="20"/>
-              </w:rPr>
-              <w:t>Si se reporta</w:t>
+            <w:r>
+              <w:rPr>
+                <w:sz w:val="20"/>
+                <w:szCs w:val="20"/>
+              </w:rPr>
+              <w:t>simulación</w:t>
             </w:r>
           </w:p>
         </w:tc>
@@ -4567,7 +5306,7 @@
     </w:p>
     <w:p>
       <w:pPr>
-        <w:pStyle w:val="Heading1"/>
+        <w:pStyle w:val="Ttulo1"/>
       </w:pPr>
       <w:r>
         <w:lastRenderedPageBreak/>
@@ -4589,20 +5328,18 @@
     </w:p>
     <w:p>
       <w:pPr>
-        <w:pStyle w:val="Heading2"/>
-      </w:pPr>
-      <w:proofErr w:type="spellStart"/>
-      <w:r>
-        <w:t>Opcion</w:t>
-      </w:r>
-      <w:proofErr w:type="spellEnd"/>
+        <w:pStyle w:val="Ttulo2"/>
+      </w:pPr>
+      <w:r>
+        <w:t>Opción</w:t>
+      </w:r>
       <w:r>
         <w:t xml:space="preserve"> A: Copiar el texto manualmente</w:t>
       </w:r>
     </w:p>
     <w:p>
       <w:pPr>
-        <w:pStyle w:val="ListParagraph"/>
+        <w:pStyle w:val="Prrafodelista"/>
         <w:numPr>
           <w:ilvl w:val="0"/>
           <w:numId w:val="3"/>
@@ -4615,7 +5352,7 @@
     </w:p>
     <w:p>
       <w:pPr>
-        <w:pStyle w:val="ListParagraph"/>
+        <w:pStyle w:val="Prrafodelista"/>
         <w:numPr>
           <w:ilvl w:val="0"/>
           <w:numId w:val="3"/>
@@ -4636,7 +5373,7 @@
     </w:p>
     <w:p>
       <w:pPr>
-        <w:pStyle w:val="ListParagraph"/>
+        <w:pStyle w:val="Prrafodelista"/>
         <w:numPr>
           <w:ilvl w:val="0"/>
           <w:numId w:val="3"/>
@@ -4657,7 +5394,7 @@
     </w:p>
     <w:p>
       <w:pPr>
-        <w:pStyle w:val="ListParagraph"/>
+        <w:pStyle w:val="Prrafodelista"/>
         <w:numPr>
           <w:ilvl w:val="0"/>
           <w:numId w:val="3"/>
@@ -4683,20 +5420,18 @@
     </w:p>
     <w:p>
       <w:pPr>
-        <w:pStyle w:val="Heading2"/>
-      </w:pPr>
-      <w:proofErr w:type="spellStart"/>
-      <w:r>
-        <w:t>Opcion</w:t>
-      </w:r>
-      <w:proofErr w:type="spellEnd"/>
+        <w:pStyle w:val="Ttulo2"/>
+      </w:pPr>
+      <w:r>
+        <w:t>Opción</w:t>
+      </w:r>
       <w:r>
         <w:t xml:space="preserve"> B: Guardar en archivo de texto (desde cmd.exe)</w:t>
       </w:r>
     </w:p>
     <w:p>
       <w:pPr>
-        <w:pStyle w:val="ListParagraph"/>
+        <w:pStyle w:val="Prrafodelista"/>
         <w:numPr>
           <w:ilvl w:val="0"/>
           <w:numId w:val="3"/>
@@ -4706,26 +5441,24 @@
       <w:r>
         <w:t xml:space="preserve">Abre el </w:t>
       </w:r>
+      <w:r>
+        <w:t>Menú</w:t>
+      </w:r>
+      <w:r>
+        <w:t xml:space="preserve"> de Inicio, escribe </w:t>
+      </w:r>
       <w:proofErr w:type="spellStart"/>
       <w:r>
-        <w:t>Menu</w:t>
+        <w:t>cmd</w:t>
       </w:r>
       <w:proofErr w:type="spellEnd"/>
       <w:r>
-        <w:t xml:space="preserve"> de Inicio, escribe </w:t>
-      </w:r>
-      <w:proofErr w:type="spellStart"/>
-      <w:r>
-        <w:t>cmd</w:t>
-      </w:r>
-      <w:proofErr w:type="spellEnd"/>
-      <w:r>
         <w:t xml:space="preserve"> y presiona Enter.</w:t>
       </w:r>
     </w:p>
     <w:p>
       <w:pPr>
-        <w:pStyle w:val="ListParagraph"/>
+        <w:pStyle w:val="Prrafodelista"/>
         <w:numPr>
           <w:ilvl w:val="0"/>
           <w:numId w:val="3"/>
@@ -4763,7 +5496,7 @@
     </w:p>
     <w:p>
       <w:pPr>
-        <w:pStyle w:val="ListParagraph"/>
+        <w:pStyle w:val="Prrafodelista"/>
         <w:numPr>
           <w:ilvl w:val="0"/>
           <w:numId w:val="3"/>
@@ -4801,7 +5534,7 @@
     </w:p>
     <w:p>
       <w:pPr>
-        <w:pStyle w:val="ListParagraph"/>
+        <w:pStyle w:val="Prrafodelista"/>
         <w:numPr>
           <w:ilvl w:val="0"/>
           <w:numId w:val="3"/>
@@ -4811,18 +5544,16 @@
       <w:r>
         <w:t xml:space="preserve">Ingresa los </w:t>
       </w:r>
-      <w:proofErr w:type="spellStart"/>
-      <w:r>
-        <w:t>parametros</w:t>
-      </w:r>
-      <w:proofErr w:type="spellEnd"/>
+      <w:r>
+        <w:t>parámetros</w:t>
+      </w:r>
       <w:r>
         <w:t xml:space="preserve"> normalmente (aunque no los veas en pantalla).</w:t>
       </w:r>
     </w:p>
     <w:p>
       <w:pPr>
-        <w:pStyle w:val="ListParagraph"/>
+        <w:pStyle w:val="Prrafodelista"/>
         <w:numPr>
           <w:ilvl w:val="0"/>
           <w:numId w:val="3"/>
@@ -4853,20 +5584,18 @@
       <w:r>
         <w:t xml:space="preserve">Con </w:t>
       </w:r>
+      <w:r>
+        <w:t>redirección</w:t>
+      </w:r>
+      <w:r>
+        <w:t xml:space="preserve"> de salida los </w:t>
+      </w:r>
       <w:proofErr w:type="spellStart"/>
       <w:r>
-        <w:t>redireccion</w:t>
+        <w:t>prompts</w:t>
       </w:r>
       <w:proofErr w:type="spellEnd"/>
       <w:r>
-        <w:t xml:space="preserve"> de salida los </w:t>
-      </w:r>
-      <w:proofErr w:type="spellStart"/>
-      <w:r>
-        <w:t>prompts</w:t>
-      </w:r>
-      <w:proofErr w:type="spellEnd"/>
-      <w:r>
         <w:t xml:space="preserve"> 'Ingresa a:' no aparecen en pantalla. El programa sigue esperando que escribas los valores con normalidad.</w:t>
       </w:r>
     </w:p>
@@ -4877,9 +5606,24 @@
     </w:p>
     <w:p>
       <w:pPr>
-        <w:pStyle w:val="Heading1"/>
-      </w:pPr>
-      <w:r>
+        <w:rPr>
+          <w:b/>
+          <w:bCs/>
+          <w:color w:val="1B2A1B"/>
+          <w:sz w:val="32"/>
+          <w:szCs w:val="32"/>
+        </w:rPr>
+      </w:pPr>
+      <w:r>
+        <w:br w:type="page"/>
+      </w:r>
+    </w:p>
+    <w:p>
+      <w:pPr>
+        <w:pStyle w:val="Ttulo1"/>
+      </w:pPr>
+      <w:r>
+        <w:lastRenderedPageBreak/>
         <w:t>9. Preguntas frecuentes</w:t>
       </w:r>
     </w:p>
@@ -5060,15 +5804,13 @@
             </w:tcMar>
           </w:tcPr>
           <w:p>
-            <w:proofErr w:type="spellStart"/>
-            <w:r>
-              <w:rPr>
-                <w:sz w:val="20"/>
-                <w:szCs w:val="20"/>
-              </w:rPr>
-              <w:t>Escribi</w:t>
-            </w:r>
-            <w:proofErr w:type="spellEnd"/>
+            <w:r>
+              <w:rPr>
+                <w:sz w:val="20"/>
+                <w:szCs w:val="20"/>
+              </w:rPr>
+              <w:t>Escribí</w:t>
+            </w:r>
             <w:r>
               <w:rPr>
                 <w:sz w:val="20"/>
@@ -5103,15 +5845,13 @@
               </w:rPr>
               <w:t xml:space="preserve">El programa espera solo </w:t>
             </w:r>
-            <w:proofErr w:type="spellStart"/>
-            <w:r>
-              <w:rPr>
-                <w:sz w:val="20"/>
-                <w:szCs w:val="20"/>
-              </w:rPr>
-              <w:t>numeros</w:t>
-            </w:r>
-            <w:proofErr w:type="spellEnd"/>
+            <w:r>
+              <w:rPr>
+                <w:sz w:val="20"/>
+                <w:szCs w:val="20"/>
+              </w:rPr>
+              <w:t>números</w:t>
+            </w:r>
             <w:r>
               <w:rPr>
                 <w:sz w:val="20"/>
@@ -5119,15 +5859,13 @@
               </w:rPr>
               <w:t xml:space="preserve"> enteros. Vuelve a abrirlo y escribe solo </w:t>
             </w:r>
-            <w:proofErr w:type="spellStart"/>
-            <w:r>
-              <w:rPr>
-                <w:sz w:val="20"/>
-                <w:szCs w:val="20"/>
-              </w:rPr>
-              <w:t>digitos</w:t>
-            </w:r>
-            <w:proofErr w:type="spellEnd"/>
+            <w:r>
+              <w:rPr>
+                <w:sz w:val="20"/>
+                <w:szCs w:val="20"/>
+              </w:rPr>
+              <w:t>dígitos</w:t>
+            </w:r>
             <w:r>
               <w:rPr>
                 <w:sz w:val="20"/>
@@ -5204,22 +5942,37 @@
               <w:bottom w:val="single" w:sz="1" w:space="0" w:color="CCCCCC"/>
               <w:right w:val="single" w:sz="1" w:space="0" w:color="CCCCCC"/>
             </w:tcBorders>
-            <w:shd w:val="clear" w:color="auto" w:fill="FFFFFF"/>
-            <w:tcMar>
-              <w:top w:w="80" w:type="dxa"/>
-              <w:left w:w="120" w:type="dxa"/>
-              <w:bottom w:w="80" w:type="dxa"/>
-              <w:right w:w="120" w:type="dxa"/>
-            </w:tcMar>
-          </w:tcPr>
-          <w:p>
-            <w:r>
-              <w:rPr>
-                <w:sz w:val="20"/>
-                <w:szCs w:val="20"/>
-              </w:rPr>
-              <w:lastRenderedPageBreak/>
-              <w:t>Piezas perdidas siempre 0 en Prueba_2</w:t>
+            <w:shd w:val="clear" w:color="auto" w:fill="FFFFFF" w:themeFill="background1"/>
+            <w:tcMar>
+              <w:top w:w="80" w:type="dxa"/>
+              <w:left w:w="120" w:type="dxa"/>
+              <w:bottom w:w="80" w:type="dxa"/>
+              <w:right w:w="120" w:type="dxa"/>
+            </w:tcMar>
+          </w:tcPr>
+          <w:p>
+            <w:r>
+              <w:rPr>
+                <w:sz w:val="20"/>
+                <w:szCs w:val="20"/>
+              </w:rPr>
+              <w:t xml:space="preserve">Quiero </w:t>
+            </w:r>
+            <w:proofErr w:type="spellStart"/>
+            <w:r>
+              <w:rPr>
+                <w:sz w:val="20"/>
+                <w:szCs w:val="20"/>
+              </w:rPr>
+              <w:t>mas</w:t>
+            </w:r>
+            <w:proofErr w:type="spellEnd"/>
+            <w:r>
+              <w:rPr>
+                <w:sz w:val="20"/>
+                <w:szCs w:val="20"/>
+              </w:rPr>
+              <w:t xml:space="preserve"> eventos</w:t>
             </w:r>
           </w:p>
         </w:tc>
@@ -5232,21 +5985,35 @@
               <w:bottom w:val="single" w:sz="1" w:space="0" w:color="CCCCCC"/>
               <w:right w:val="single" w:sz="1" w:space="0" w:color="CCCCCC"/>
             </w:tcBorders>
-            <w:shd w:val="clear" w:color="auto" w:fill="FFFFFF"/>
-            <w:tcMar>
-              <w:top w:w="80" w:type="dxa"/>
-              <w:left w:w="120" w:type="dxa"/>
-              <w:bottom w:w="80" w:type="dxa"/>
-              <w:right w:w="120" w:type="dxa"/>
-            </w:tcMar>
-          </w:tcPr>
-          <w:p>
-            <w:r>
-              <w:rPr>
-                <w:sz w:val="20"/>
-                <w:szCs w:val="20"/>
-              </w:rPr>
-              <w:t xml:space="preserve">Correcto: Prueba_2 tiene 2 empacadores y cola sin </w:t>
+            <w:shd w:val="clear" w:color="auto" w:fill="FFFFFF" w:themeFill="background1"/>
+            <w:tcMar>
+              <w:top w:w="80" w:type="dxa"/>
+              <w:left w:w="120" w:type="dxa"/>
+              <w:bottom w:w="80" w:type="dxa"/>
+              <w:right w:w="120" w:type="dxa"/>
+            </w:tcMar>
+          </w:tcPr>
+          <w:p>
+            <w:r>
+              <w:rPr>
+                <w:sz w:val="20"/>
+                <w:szCs w:val="20"/>
+              </w:rPr>
+              <w:t xml:space="preserve">Aumenta 'Cantidad de </w:t>
+            </w:r>
+            <w:r>
+              <w:rPr>
+                <w:sz w:val="20"/>
+                <w:szCs w:val="20"/>
+              </w:rPr>
+              <w:t>números</w:t>
+            </w:r>
+            <w:r>
+              <w:rPr>
+                <w:sz w:val="20"/>
+                <w:szCs w:val="20"/>
+              </w:rPr>
+              <w:t xml:space="preserve">' a 1000 o </w:t>
             </w:r>
             <w:proofErr w:type="spellStart"/>
             <w:r>
@@ -5254,7 +6021,7 @@
                 <w:sz w:val="20"/>
                 <w:szCs w:val="20"/>
               </w:rPr>
-              <w:t>limite</w:t>
+              <w:t>mas</w:t>
             </w:r>
             <w:proofErr w:type="spellEnd"/>
             <w:r>
@@ -5262,7 +6029,7 @@
                 <w:sz w:val="20"/>
                 <w:szCs w:val="20"/>
               </w:rPr>
-              <w:t>. Solo Main pierde piezas.</w:t>
+              <w:t>.</w:t>
             </w:r>
           </w:p>
         </w:tc>
@@ -5291,23 +6058,21 @@
                 <w:sz w:val="20"/>
                 <w:szCs w:val="20"/>
               </w:rPr>
-              <w:t xml:space="preserve">Quiero </w:t>
-            </w:r>
-            <w:proofErr w:type="spellStart"/>
-            <w:r>
-              <w:rPr>
-                <w:sz w:val="20"/>
-                <w:szCs w:val="20"/>
-              </w:rPr>
-              <w:t>mas</w:t>
-            </w:r>
-            <w:proofErr w:type="spellEnd"/>
-            <w:r>
-              <w:rPr>
-                <w:sz w:val="20"/>
-                <w:szCs w:val="20"/>
-              </w:rPr>
-              <w:t xml:space="preserve"> eventos</w:t>
+              <w:t xml:space="preserve">La </w:t>
+            </w:r>
+            <w:r>
+              <w:rPr>
+                <w:sz w:val="20"/>
+                <w:szCs w:val="20"/>
+              </w:rPr>
+              <w:t>utilización</w:t>
+            </w:r>
+            <w:r>
+              <w:rPr>
+                <w:sz w:val="20"/>
+                <w:szCs w:val="20"/>
+              </w:rPr>
+              <w:t xml:space="preserve"> del empacador es muy alta en Main</w:t>
             </w:r>
           </w:p>
         </w:tc>
@@ -5334,39 +6099,21 @@
                 <w:sz w:val="20"/>
                 <w:szCs w:val="20"/>
               </w:rPr>
-              <w:t xml:space="preserve">Aumenta 'Cantidad de </w:t>
-            </w:r>
-            <w:proofErr w:type="spellStart"/>
-            <w:r>
-              <w:rPr>
-                <w:sz w:val="20"/>
-                <w:szCs w:val="20"/>
-              </w:rPr>
-              <w:t>numeros</w:t>
-            </w:r>
-            <w:proofErr w:type="spellEnd"/>
-            <w:r>
-              <w:rPr>
-                <w:sz w:val="20"/>
-                <w:szCs w:val="20"/>
-              </w:rPr>
-              <w:t xml:space="preserve">' a 1000 o </w:t>
-            </w:r>
-            <w:proofErr w:type="spellStart"/>
-            <w:r>
-              <w:rPr>
-                <w:sz w:val="20"/>
-                <w:szCs w:val="20"/>
-              </w:rPr>
-              <w:t>mas</w:t>
-            </w:r>
-            <w:proofErr w:type="spellEnd"/>
-            <w:r>
-              <w:rPr>
-                <w:sz w:val="20"/>
-                <w:szCs w:val="20"/>
-              </w:rPr>
-              <w:t>.</w:t>
+              <w:t xml:space="preserve">El empacador </w:t>
+            </w:r>
+            <w:r>
+              <w:rPr>
+                <w:sz w:val="20"/>
+                <w:szCs w:val="20"/>
+              </w:rPr>
+              <w:t>único</w:t>
+            </w:r>
+            <w:r>
+              <w:rPr>
+                <w:sz w:val="20"/>
+                <w:szCs w:val="20"/>
+              </w:rPr>
+              <w:t xml:space="preserve"> es el cuello de botella. Usa Prueba_2 que tiene dos empacadores.</w:t>
             </w:r>
           </w:p>
         </w:tc>
@@ -5381,37 +6128,35 @@
               <w:bottom w:val="single" w:sz="1" w:space="0" w:color="CCCCCC"/>
               <w:right w:val="single" w:sz="1" w:space="0" w:color="CCCCCC"/>
             </w:tcBorders>
-            <w:shd w:val="clear" w:color="auto" w:fill="FFFFFF"/>
-            <w:tcMar>
-              <w:top w:w="80" w:type="dxa"/>
-              <w:left w:w="120" w:type="dxa"/>
-              <w:bottom w:w="80" w:type="dxa"/>
-              <w:right w:w="120" w:type="dxa"/>
-            </w:tcMar>
-          </w:tcPr>
-          <w:p>
-            <w:r>
-              <w:rPr>
-                <w:sz w:val="20"/>
-                <w:szCs w:val="20"/>
-              </w:rPr>
-              <w:t xml:space="preserve">La </w:t>
-            </w:r>
-            <w:proofErr w:type="spellStart"/>
-            <w:r>
-              <w:rPr>
-                <w:sz w:val="20"/>
-                <w:szCs w:val="20"/>
-              </w:rPr>
-              <w:t>utilizacion</w:t>
-            </w:r>
-            <w:proofErr w:type="spellEnd"/>
-            <w:r>
-              <w:rPr>
-                <w:sz w:val="20"/>
-                <w:szCs w:val="20"/>
-              </w:rPr>
-              <w:t xml:space="preserve"> del empacador es muy alta en Main</w:t>
+            <w:shd w:val="clear" w:color="auto" w:fill="FFFFFF" w:themeFill="background1"/>
+            <w:tcMar>
+              <w:top w:w="80" w:type="dxa"/>
+              <w:left w:w="120" w:type="dxa"/>
+              <w:bottom w:w="80" w:type="dxa"/>
+              <w:right w:w="120" w:type="dxa"/>
+            </w:tcMar>
+          </w:tcPr>
+          <w:p>
+            <w:r>
+              <w:rPr>
+                <w:sz w:val="20"/>
+                <w:szCs w:val="20"/>
+              </w:rPr>
+              <w:t xml:space="preserve">El programa termina </w:t>
+            </w:r>
+            <w:r>
+              <w:rPr>
+                <w:sz w:val="20"/>
+                <w:szCs w:val="20"/>
+              </w:rPr>
+              <w:t>rápido</w:t>
+            </w:r>
+            <w:r>
+              <w:rPr>
+                <w:sz w:val="20"/>
+                <w:szCs w:val="20"/>
+              </w:rPr>
+              <w:t xml:space="preserve"> sin mostrar nada</w:t>
             </w:r>
           </w:p>
         </w:tc>
@@ -5424,37 +6169,49 @@
               <w:bottom w:val="single" w:sz="1" w:space="0" w:color="CCCCCC"/>
               <w:right w:val="single" w:sz="1" w:space="0" w:color="CCCCCC"/>
             </w:tcBorders>
-            <w:shd w:val="clear" w:color="auto" w:fill="FFFFFF"/>
-            <w:tcMar>
-              <w:top w:w="80" w:type="dxa"/>
-              <w:left w:w="120" w:type="dxa"/>
-              <w:bottom w:w="80" w:type="dxa"/>
-              <w:right w:w="120" w:type="dxa"/>
-            </w:tcMar>
-          </w:tcPr>
-          <w:p>
-            <w:r>
-              <w:rPr>
-                <w:sz w:val="20"/>
-                <w:szCs w:val="20"/>
-              </w:rPr>
-              <w:t xml:space="preserve">El empacador </w:t>
-            </w:r>
-            <w:proofErr w:type="spellStart"/>
-            <w:r>
-              <w:rPr>
-                <w:sz w:val="20"/>
-                <w:szCs w:val="20"/>
-              </w:rPr>
-              <w:t>unico</w:t>
-            </w:r>
-            <w:proofErr w:type="spellEnd"/>
-            <w:r>
-              <w:rPr>
-                <w:sz w:val="20"/>
-                <w:szCs w:val="20"/>
-              </w:rPr>
-              <w:t xml:space="preserve"> es el cuello de botella. Usa Prueba_2 que tiene dos empacadores.</w:t>
+            <w:shd w:val="clear" w:color="auto" w:fill="FFFFFF" w:themeFill="background1"/>
+            <w:tcMar>
+              <w:top w:w="80" w:type="dxa"/>
+              <w:left w:w="120" w:type="dxa"/>
+              <w:bottom w:w="80" w:type="dxa"/>
+              <w:right w:w="120" w:type="dxa"/>
+            </w:tcMar>
+          </w:tcPr>
+          <w:p>
+            <w:r>
+              <w:rPr>
+                <w:sz w:val="20"/>
+                <w:szCs w:val="20"/>
+              </w:rPr>
+              <w:t xml:space="preserve">Ejecuta desde cmd.exe (ver </w:t>
+            </w:r>
+            <w:r>
+              <w:rPr>
+                <w:sz w:val="20"/>
+                <w:szCs w:val="20"/>
+              </w:rPr>
+              <w:t>sección</w:t>
+            </w:r>
+            <w:r>
+              <w:rPr>
+                <w:sz w:val="20"/>
+                <w:szCs w:val="20"/>
+              </w:rPr>
+              <w:t xml:space="preserve"> 8, </w:t>
+            </w:r>
+            <w:r>
+              <w:rPr>
+                <w:sz w:val="20"/>
+                <w:szCs w:val="20"/>
+              </w:rPr>
+              <w:t>Opción</w:t>
+            </w:r>
+            <w:r>
+              <w:rPr>
+                <w:sz w:val="20"/>
+                <w:szCs w:val="20"/>
+              </w:rPr>
+              <w:t xml:space="preserve"> B).</w:t>
             </w:r>
           </w:p>
         </w:tc>
@@ -5483,23 +6240,7 @@
                 <w:sz w:val="20"/>
                 <w:szCs w:val="20"/>
               </w:rPr>
-              <w:t xml:space="preserve">El programa termina </w:t>
-            </w:r>
-            <w:proofErr w:type="spellStart"/>
-            <w:r>
-              <w:rPr>
-                <w:sz w:val="20"/>
-                <w:szCs w:val="20"/>
-              </w:rPr>
-              <w:t>rapido</w:t>
-            </w:r>
-            <w:proofErr w:type="spellEnd"/>
-            <w:r>
-              <w:rPr>
-                <w:sz w:val="20"/>
-                <w:szCs w:val="20"/>
-              </w:rPr>
-              <w:t xml:space="preserve"> sin mostrar nada</w:t>
+              <w:t>Puedo usarlo en Mac o Linux</w:t>
             </w:r>
           </w:p>
         </w:tc>
@@ -5526,105 +6267,15 @@
                 <w:sz w:val="20"/>
                 <w:szCs w:val="20"/>
               </w:rPr>
-              <w:t xml:space="preserve">Ejecuta desde cmd.exe (ver </w:t>
-            </w:r>
-            <w:proofErr w:type="spellStart"/>
-            <w:r>
-              <w:rPr>
-                <w:sz w:val="20"/>
-                <w:szCs w:val="20"/>
-              </w:rPr>
-              <w:t>seccion</w:t>
-            </w:r>
-            <w:proofErr w:type="spellEnd"/>
-            <w:r>
-              <w:rPr>
-                <w:sz w:val="20"/>
-                <w:szCs w:val="20"/>
-              </w:rPr>
-              <w:t xml:space="preserve"> 8, </w:t>
-            </w:r>
-            <w:proofErr w:type="spellStart"/>
-            <w:r>
-              <w:rPr>
-                <w:sz w:val="20"/>
-                <w:szCs w:val="20"/>
-              </w:rPr>
-              <w:t>Opcion</w:t>
-            </w:r>
-            <w:proofErr w:type="spellEnd"/>
-            <w:r>
-              <w:rPr>
-                <w:sz w:val="20"/>
-                <w:szCs w:val="20"/>
-              </w:rPr>
-              <w:t xml:space="preserve"> B).</w:t>
-            </w:r>
-          </w:p>
-        </w:tc>
-      </w:tr>
-      <w:tr>
-        <w:tc>
-          <w:tcPr>
-            <w:tcW w:w="3600" w:type="dxa"/>
-            <w:tcBorders>
-              <w:top w:val="single" w:sz="1" w:space="0" w:color="CCCCCC"/>
-              <w:left w:val="single" w:sz="1" w:space="0" w:color="CCCCCC"/>
-              <w:bottom w:val="single" w:sz="1" w:space="0" w:color="CCCCCC"/>
-              <w:right w:val="single" w:sz="1" w:space="0" w:color="CCCCCC"/>
-            </w:tcBorders>
-            <w:shd w:val="clear" w:color="auto" w:fill="FFFFFF"/>
-            <w:tcMar>
-              <w:top w:w="80" w:type="dxa"/>
-              <w:left w:w="120" w:type="dxa"/>
-              <w:bottom w:w="80" w:type="dxa"/>
-              <w:right w:w="120" w:type="dxa"/>
-            </w:tcMar>
-          </w:tcPr>
-          <w:p>
-            <w:r>
-              <w:rPr>
-                <w:sz w:val="20"/>
-                <w:szCs w:val="20"/>
-              </w:rPr>
-              <w:t>Puedo usarlo en Mac o Linux</w:t>
-            </w:r>
-          </w:p>
-        </w:tc>
-        <w:tc>
-          <w:tcPr>
-            <w:tcW w:w="5760" w:type="dxa"/>
-            <w:tcBorders>
-              <w:top w:val="single" w:sz="1" w:space="0" w:color="CCCCCC"/>
-              <w:left w:val="single" w:sz="1" w:space="0" w:color="CCCCCC"/>
-              <w:bottom w:val="single" w:sz="1" w:space="0" w:color="CCCCCC"/>
-              <w:right w:val="single" w:sz="1" w:space="0" w:color="CCCCCC"/>
-            </w:tcBorders>
-            <w:shd w:val="clear" w:color="auto" w:fill="FFFFFF"/>
-            <w:tcMar>
-              <w:top w:w="80" w:type="dxa"/>
-              <w:left w:w="120" w:type="dxa"/>
-              <w:bottom w:w="80" w:type="dxa"/>
-              <w:right w:w="120" w:type="dxa"/>
-            </w:tcMar>
-          </w:tcPr>
-          <w:p>
-            <w:r>
-              <w:rPr>
-                <w:sz w:val="20"/>
-                <w:szCs w:val="20"/>
-              </w:rPr>
               <w:t xml:space="preserve">No, esta </w:t>
             </w:r>
-            <w:proofErr w:type="spellStart"/>
-            <w:r>
-              <w:rPr>
-                <w:sz w:val="20"/>
-                <w:szCs w:val="20"/>
-              </w:rPr>
-              <w:t>version</w:t>
-            </w:r>
-            <w:proofErr w:type="spellEnd"/>
+            <w:r>
+              <w:rPr>
+                <w:sz w:val="20"/>
+                <w:szCs w:val="20"/>
+              </w:rPr>
+              <w:t>versión</w:t>
+            </w:r>
             <w:r>
               <w:rPr>
                 <w:sz w:val="20"/>
@@ -5643,16 +6294,14 @@
     </w:p>
     <w:p>
       <w:pPr>
-        <w:pStyle w:val="Heading1"/>
+        <w:pStyle w:val="Ttulo1"/>
       </w:pPr>
       <w:r>
         <w:t xml:space="preserve">10. Guia </w:t>
       </w:r>
-      <w:proofErr w:type="spellStart"/>
-      <w:r>
-        <w:t>rapida</w:t>
-      </w:r>
-      <w:proofErr w:type="spellEnd"/>
+      <w:r>
+        <w:t>rápida</w:t>
+      </w:r>
     </w:p>
     <w:tbl>
       <w:tblPr>
@@ -5793,7 +6442,14 @@
                 <w:sz w:val="20"/>
                 <w:szCs w:val="20"/>
               </w:rPr>
-              <w:t>Descomprimir Main.zip o Prueba_2.zip.</w:t>
+              <w:t>Descargar el archivo ZIP más reciente</w:t>
+            </w:r>
+            <w:r>
+              <w:rPr>
+                <w:sz w:val="20"/>
+                <w:szCs w:val="20"/>
+              </w:rPr>
+              <w:t>.</w:t>
             </w:r>
           </w:p>
         </w:tc>
@@ -5849,7 +6505,14 @@
                 <w:sz w:val="20"/>
                 <w:szCs w:val="20"/>
               </w:rPr>
-              <w:t>Abrir la carpeta descomprimida.</w:t>
+              <w:t>Extraer el contenido en una carpeta local</w:t>
+            </w:r>
+            <w:r>
+              <w:rPr>
+                <w:sz w:val="20"/>
+                <w:szCs w:val="20"/>
+              </w:rPr>
+              <w:t>.</w:t>
             </w:r>
           </w:p>
         </w:tc>
@@ -5963,15 +6626,13 @@
               </w:rPr>
               <w:t xml:space="preserve">Escribir los 5 </w:t>
             </w:r>
-            <w:proofErr w:type="spellStart"/>
-            <w:r>
-              <w:rPr>
-                <w:sz w:val="20"/>
-                <w:szCs w:val="20"/>
-              </w:rPr>
-              <w:t>parametros</w:t>
-            </w:r>
-            <w:proofErr w:type="spellEnd"/>
+            <w:r>
+              <w:rPr>
+                <w:sz w:val="20"/>
+                <w:szCs w:val="20"/>
+              </w:rPr>
+              <w:t>parámetros</w:t>
+            </w:r>
             <w:r>
               <w:rPr>
                 <w:sz w:val="20"/>
@@ -6147,15 +6808,13 @@
               </w:rPr>
               <w:t xml:space="preserve">Leer la tabla de </w:t>
             </w:r>
-            <w:proofErr w:type="spellStart"/>
-            <w:r>
-              <w:rPr>
-                <w:sz w:val="20"/>
-                <w:szCs w:val="20"/>
-              </w:rPr>
-              <w:t>numeros</w:t>
-            </w:r>
-            <w:proofErr w:type="spellEnd"/>
+            <w:r>
+              <w:rPr>
+                <w:sz w:val="20"/>
+                <w:szCs w:val="20"/>
+              </w:rPr>
+              <w:t>números</w:t>
+            </w:r>
             <w:r>
               <w:rPr>
                 <w:sz w:val="20"/>
@@ -6291,17 +6950,15 @@
     </w:p>
     <w:p>
       <w:pPr>
-        <w:pStyle w:val="Heading1"/>
+        <w:pStyle w:val="Ttulo1"/>
       </w:pPr>
       <w:r>
         <w:lastRenderedPageBreak/>
         <w:t xml:space="preserve">11. Soporte </w:t>
       </w:r>
-      <w:proofErr w:type="spellStart"/>
-      <w:r>
-        <w:t>tecnico</w:t>
-      </w:r>
-      <w:proofErr w:type="spellEnd"/>
+      <w:r>
+        <w:t>técnico</w:t>
+      </w:r>
     </w:p>
     <w:p>
       <w:pPr>
@@ -6313,7 +6970,7 @@
     </w:p>
     <w:p>
       <w:pPr>
-        <w:pStyle w:val="ListParagraph"/>
+        <w:pStyle w:val="Prrafodelista"/>
         <w:numPr>
           <w:ilvl w:val="0"/>
           <w:numId w:val="4"/>
@@ -6332,7 +6989,7 @@
     </w:p>
     <w:p>
       <w:pPr>
-        <w:pStyle w:val="ListParagraph"/>
+        <w:pStyle w:val="Prrafodelista"/>
         <w:numPr>
           <w:ilvl w:val="0"/>
           <w:numId w:val="4"/>
@@ -6349,7 +7006,7 @@
     </w:p>
     <w:p>
       <w:pPr>
-        <w:pStyle w:val="ListParagraph"/>
+        <w:pStyle w:val="Prrafodelista"/>
         <w:numPr>
           <w:ilvl w:val="0"/>
           <w:numId w:val="4"/>
@@ -6399,8 +7056,7 @@
       </w:r>
     </w:p>
     <w:sectPr>
-      <w:headerReference w:type="default" r:id="rId7"/>
-      <w:footerReference w:type="default" r:id="rId8"/>
+      <w:type w:val="continuous"/>
       <w:pgSz w:w="12240" w:h="15840"/>
       <w:pgMar w:top="1440" w:right="1440" w:bottom="1440" w:left="1440" w:header="708" w:footer="708" w:gutter="0"/>
       <w:cols w:space="720"/>
@@ -6584,25 +7240,7 @@
         <w:sz w:val="18"/>
         <w:szCs w:val="18"/>
       </w:rPr>
-      <w:t xml:space="preserve">Manual de </w:t>
-    </w:r>
-    <w:proofErr w:type="gramStart"/>
-    <w:r>
-      <w:rPr>
-        <w:color w:val="555555"/>
-        <w:sz w:val="18"/>
-        <w:szCs w:val="18"/>
-      </w:rPr>
-      <w:t>Usuario  |</w:t>
-    </w:r>
-    <w:proofErr w:type="gramEnd"/>
-    <w:r>
-      <w:rPr>
-        <w:color w:val="555555"/>
-        <w:sz w:val="18"/>
-        <w:szCs w:val="18"/>
-      </w:rPr>
-      <w:t xml:space="preserve">  </w:t>
+      <w:t xml:space="preserve">Manual de Usuario  |  </w:t>
     </w:r>
     <w:proofErr w:type="spellStart"/>
     <w:r>
@@ -6620,36 +7258,32 @@
         <w:sz w:val="18"/>
         <w:szCs w:val="18"/>
       </w:rPr>
-      <w:t xml:space="preserve"> </w:t>
+      <w:t xml:space="preserve"> v</w:t>
     </w:r>
-    <w:proofErr w:type="gramStart"/>
     <w:r>
       <w:rPr>
         <w:color w:val="555555"/>
         <w:sz w:val="18"/>
         <w:szCs w:val="18"/>
       </w:rPr>
-      <w:t>v2.0  |</w:t>
+      <w:t>1</w:t>
     </w:r>
-    <w:proofErr w:type="gramEnd"/>
     <w:r>
       <w:rPr>
         <w:color w:val="555555"/>
         <w:sz w:val="18"/>
         <w:szCs w:val="18"/>
       </w:rPr>
-      <w:t xml:space="preserve">  Simulador de </w:t>
+      <w:t xml:space="preserve">.0  |  Simulador de </w:t>
     </w:r>
-    <w:proofErr w:type="spellStart"/>
     <w:r>
       <w:rPr>
         <w:color w:val="555555"/>
         <w:sz w:val="18"/>
         <w:szCs w:val="18"/>
       </w:rPr>
-      <w:t>Linea</w:t>
+      <w:t>Línea</w:t>
     </w:r>
-    <w:proofErr w:type="spellEnd"/>
     <w:r>
       <w:rPr>
         <w:color w:val="555555"/>
@@ -6658,16 +7292,14 @@
       </w:rPr>
       <w:t xml:space="preserve"> de </w:t>
     </w:r>
-    <w:proofErr w:type="spellStart"/>
     <w:r>
       <w:rPr>
         <w:color w:val="555555"/>
         <w:sz w:val="18"/>
         <w:szCs w:val="18"/>
       </w:rPr>
-      <w:t>Produccion</w:t>
+      <w:t>Producción</w:t>
     </w:r>
-    <w:proofErr w:type="spellEnd"/>
   </w:p>
 </w:hdr>
 </file>
@@ -6761,6 +7393,95 @@
     </w:lvl>
   </w:abstractNum>
   <w:abstractNum w:abstractNumId="1" w15:restartNumberingAfterBreak="0">
+    <w:nsid w:val="489D74D1"/>
+    <w:multiLevelType w:val="hybridMultilevel"/>
+    <w:tmpl w:val="9FA03FCA"/>
+    <w:lvl w:ilvl="0" w:tplc="25603612">
+      <w:start w:val="1"/>
+      <w:numFmt w:val="decimal"/>
+      <w:lvlText w:val="%1."/>
+      <w:lvlJc w:val="left"/>
+      <w:pPr>
+        <w:ind w:left="720" w:hanging="360"/>
+      </w:pPr>
+      <w:rPr>
+        <w:rFonts w:hint="default"/>
+      </w:rPr>
+    </w:lvl>
+    <w:lvl w:ilvl="1" w:tplc="080A0019" w:tentative="1">
+      <w:start w:val="1"/>
+      <w:numFmt w:val="lowerLetter"/>
+      <w:lvlText w:val="%2."/>
+      <w:lvlJc w:val="left"/>
+      <w:pPr>
+        <w:ind w:left="1440" w:hanging="360"/>
+      </w:pPr>
+    </w:lvl>
+    <w:lvl w:ilvl="2" w:tplc="080A001B" w:tentative="1">
+      <w:start w:val="1"/>
+      <w:numFmt w:val="lowerRoman"/>
+      <w:lvlText w:val="%3."/>
+      <w:lvlJc w:val="right"/>
+      <w:pPr>
+        <w:ind w:left="2160" w:hanging="180"/>
+      </w:pPr>
+    </w:lvl>
+    <w:lvl w:ilvl="3" w:tplc="080A000F" w:tentative="1">
+      <w:start w:val="1"/>
+      <w:numFmt w:val="decimal"/>
+      <w:lvlText w:val="%4."/>
+      <w:lvlJc w:val="left"/>
+      <w:pPr>
+        <w:ind w:left="2880" w:hanging="360"/>
+      </w:pPr>
+    </w:lvl>
+    <w:lvl w:ilvl="4" w:tplc="080A0019" w:tentative="1">
+      <w:start w:val="1"/>
+      <w:numFmt w:val="lowerLetter"/>
+      <w:lvlText w:val="%5."/>
+      <w:lvlJc w:val="left"/>
+      <w:pPr>
+        <w:ind w:left="3600" w:hanging="360"/>
+      </w:pPr>
+    </w:lvl>
+    <w:lvl w:ilvl="5" w:tplc="080A001B" w:tentative="1">
+      <w:start w:val="1"/>
+      <w:numFmt w:val="lowerRoman"/>
+      <w:lvlText w:val="%6."/>
+      <w:lvlJc w:val="right"/>
+      <w:pPr>
+        <w:ind w:left="4320" w:hanging="180"/>
+      </w:pPr>
+    </w:lvl>
+    <w:lvl w:ilvl="6" w:tplc="080A000F" w:tentative="1">
+      <w:start w:val="1"/>
+      <w:numFmt w:val="decimal"/>
+      <w:lvlText w:val="%7."/>
+      <w:lvlJc w:val="left"/>
+      <w:pPr>
+        <w:ind w:left="5040" w:hanging="360"/>
+      </w:pPr>
+    </w:lvl>
+    <w:lvl w:ilvl="7" w:tplc="080A0019" w:tentative="1">
+      <w:start w:val="1"/>
+      <w:numFmt w:val="lowerLetter"/>
+      <w:lvlText w:val="%8."/>
+      <w:lvlJc w:val="left"/>
+      <w:pPr>
+        <w:ind w:left="5760" w:hanging="360"/>
+      </w:pPr>
+    </w:lvl>
+    <w:lvl w:ilvl="8" w:tplc="080A001B" w:tentative="1">
+      <w:start w:val="1"/>
+      <w:numFmt w:val="lowerRoman"/>
+      <w:lvlText w:val="%9."/>
+      <w:lvlJc w:val="right"/>
+      <w:pPr>
+        <w:ind w:left="6480" w:hanging="180"/>
+      </w:pPr>
+    </w:lvl>
+  </w:abstractNum>
+  <w:abstractNum w:abstractNumId="2" w15:restartNumberingAfterBreak="0">
     <w:nsid w:val="49CC4D81"/>
     <w:multiLevelType w:val="hybridMultilevel"/>
     <w:tmpl w:val="8EA492D8"/>
@@ -6873,7 +7594,7 @@
       </w:rPr>
     </w:lvl>
   </w:abstractNum>
-  <w:abstractNum w:abstractNumId="2" w15:restartNumberingAfterBreak="0">
+  <w:abstractNum w:abstractNumId="3" w15:restartNumberingAfterBreak="0">
     <w:nsid w:val="56E12AFE"/>
     <w:multiLevelType w:val="hybridMultilevel"/>
     <w:tmpl w:val="257678BE"/>
@@ -6927,7 +7648,7 @@
       <w:lvlJc w:val="left"/>
     </w:lvl>
   </w:abstractNum>
-  <w:abstractNum w:abstractNumId="3" w15:restartNumberingAfterBreak="0">
+  <w:abstractNum w:abstractNumId="4" w15:restartNumberingAfterBreak="0">
     <w:nsid w:val="6AF929A0"/>
     <w:multiLevelType w:val="hybridMultilevel"/>
     <w:tmpl w:val="37E2378E"/>
@@ -6981,6 +7702,60 @@
       <w:lvlJc w:val="left"/>
     </w:lvl>
   </w:abstractNum>
+  <w:abstractNum w:abstractNumId="5" w15:restartNumberingAfterBreak="0">
+    <w:nsid w:val="7E205D28"/>
+    <w:multiLevelType w:val="hybridMultilevel"/>
+    <w:tmpl w:val="0D4EEEFE"/>
+    <w:lvl w:ilvl="0" w:tplc="2E1AEDDC">
+      <w:start w:val="1"/>
+      <w:numFmt w:val="decimal"/>
+      <w:lvlText w:val="%1."/>
+      <w:lvlJc w:val="left"/>
+      <w:pPr>
+        <w:ind w:left="720" w:hanging="360"/>
+      </w:pPr>
+    </w:lvl>
+    <w:lvl w:ilvl="1" w:tplc="D9BA3BA8">
+      <w:numFmt w:val="decimal"/>
+      <w:lvlText w:val=""/>
+      <w:lvlJc w:val="left"/>
+    </w:lvl>
+    <w:lvl w:ilvl="2" w:tplc="F2CE822C">
+      <w:numFmt w:val="decimal"/>
+      <w:lvlText w:val=""/>
+      <w:lvlJc w:val="left"/>
+    </w:lvl>
+    <w:lvl w:ilvl="3" w:tplc="322413AA">
+      <w:numFmt w:val="decimal"/>
+      <w:lvlText w:val=""/>
+      <w:lvlJc w:val="left"/>
+    </w:lvl>
+    <w:lvl w:ilvl="4" w:tplc="AEFC7090">
+      <w:numFmt w:val="decimal"/>
+      <w:lvlText w:val=""/>
+      <w:lvlJc w:val="left"/>
+    </w:lvl>
+    <w:lvl w:ilvl="5" w:tplc="A2FE8290">
+      <w:numFmt w:val="decimal"/>
+      <w:lvlText w:val=""/>
+      <w:lvlJc w:val="left"/>
+    </w:lvl>
+    <w:lvl w:ilvl="6" w:tplc="313E9438">
+      <w:numFmt w:val="decimal"/>
+      <w:lvlText w:val=""/>
+      <w:lvlJc w:val="left"/>
+    </w:lvl>
+    <w:lvl w:ilvl="7" w:tplc="AC34D4D2">
+      <w:numFmt w:val="decimal"/>
+      <w:lvlText w:val=""/>
+      <w:lvlJc w:val="left"/>
+    </w:lvl>
+    <w:lvl w:ilvl="8" w:tplc="168EBC86">
+      <w:numFmt w:val="decimal"/>
+      <w:lvlText w:val=""/>
+      <w:lvlJc w:val="left"/>
+    </w:lvl>
+  </w:abstractNum>
   <w:num w:numId="1" w16cid:durableId="1491367188">
     <w:abstractNumId w:val="0"/>
     <w:lvlOverride w:ilvl="0">
@@ -6988,18 +7763,27 @@
     </w:lvlOverride>
   </w:num>
   <w:num w:numId="2" w16cid:durableId="1775854969">
-    <w:abstractNumId w:val="2"/>
+    <w:abstractNumId w:val="3"/>
     <w:lvlOverride w:ilvl="0">
       <w:startOverride w:val="1"/>
     </w:lvlOverride>
   </w:num>
   <w:num w:numId="3" w16cid:durableId="496923082">
-    <w:abstractNumId w:val="3"/>
+    <w:abstractNumId w:val="4"/>
     <w:lvlOverride w:ilvl="0">
       <w:startOverride w:val="1"/>
     </w:lvlOverride>
   </w:num>
   <w:num w:numId="4" w16cid:durableId="1240015314">
+    <w:abstractNumId w:val="2"/>
+  </w:num>
+  <w:num w:numId="5" w16cid:durableId="895893620">
+    <w:abstractNumId w:val="5"/>
+    <w:lvlOverride w:ilvl="0">
+      <w:startOverride w:val="1"/>
+    </w:lvlOverride>
+  </w:num>
+  <w:num w:numId="6" w16cid:durableId="1423909931">
     <w:abstractNumId w:val="1"/>
   </w:num>
 </w:numbering>
@@ -7401,7 +8185,7 @@
     <w:qFormat/>
     <w:rsid w:val="0060508C"/>
   </w:style>
-  <w:style w:type="paragraph" w:styleId="Heading1">
+  <w:style w:type="paragraph" w:styleId="Ttulo1">
     <w:name w:val="heading 1"/>
     <w:uiPriority w:val="9"/>
     <w:qFormat/>
@@ -7420,7 +8204,7 @@
       <w:szCs w:val="32"/>
     </w:rPr>
   </w:style>
-  <w:style w:type="paragraph" w:styleId="Heading2">
+  <w:style w:type="paragraph" w:styleId="Ttulo2">
     <w:name w:val="heading 2"/>
     <w:uiPriority w:val="9"/>
     <w:unhideWhenUsed/>
@@ -7437,7 +8221,7 @@
       <w:szCs w:val="26"/>
     </w:rPr>
   </w:style>
-  <w:style w:type="paragraph" w:styleId="Heading3">
+  <w:style w:type="paragraph" w:styleId="Ttulo3">
     <w:name w:val="heading 3"/>
     <w:uiPriority w:val="9"/>
     <w:semiHidden/>
@@ -7454,7 +8238,7 @@
       <w:szCs w:val="24"/>
     </w:rPr>
   </w:style>
-  <w:style w:type="paragraph" w:styleId="Heading4">
+  <w:style w:type="paragraph" w:styleId="Ttulo4">
     <w:name w:val="heading 4"/>
     <w:uiPriority w:val="9"/>
     <w:semiHidden/>
@@ -7469,7 +8253,7 @@
       <w:color w:val="2E74B5"/>
     </w:rPr>
   </w:style>
-  <w:style w:type="paragraph" w:styleId="Heading5">
+  <w:style w:type="paragraph" w:styleId="Ttulo5">
     <w:name w:val="heading 5"/>
     <w:uiPriority w:val="9"/>
     <w:semiHidden/>
@@ -7482,7 +8266,7 @@
       <w:color w:val="2E74B5"/>
     </w:rPr>
   </w:style>
-  <w:style w:type="paragraph" w:styleId="Heading6">
+  <w:style w:type="paragraph" w:styleId="Ttulo6">
     <w:name w:val="heading 6"/>
     <w:uiPriority w:val="9"/>
     <w:semiHidden/>
@@ -7495,13 +8279,13 @@
       <w:color w:val="1F4D78"/>
     </w:rPr>
   </w:style>
-  <w:style w:type="character" w:default="1" w:styleId="DefaultParagraphFont">
+  <w:style w:type="character" w:default="1" w:styleId="Fuentedeprrafopredeter">
     <w:name w:val="Default Paragraph Font"/>
     <w:uiPriority w:val="1"/>
     <w:semiHidden/>
     <w:unhideWhenUsed/>
   </w:style>
-  <w:style w:type="table" w:default="1" w:styleId="TableNormal">
+  <w:style w:type="table" w:default="1" w:styleId="Tablanormal">
     <w:name w:val="Normal Table"/>
     <w:uiPriority w:val="99"/>
     <w:semiHidden/>
@@ -7516,13 +8300,13 @@
       </w:tblCellMar>
     </w:tblPr>
   </w:style>
-  <w:style w:type="numbering" w:default="1" w:styleId="NoList">
+  <w:style w:type="numbering" w:default="1" w:styleId="Sinlista">
     <w:name w:val="No List"/>
     <w:uiPriority w:val="99"/>
     <w:semiHidden/>
     <w:unhideWhenUsed/>
   </w:style>
-  <w:style w:type="paragraph" w:styleId="Title">
+  <w:style w:type="paragraph" w:styleId="Ttulo">
     <w:name w:val="Title"/>
     <w:uiPriority w:val="10"/>
     <w:qFormat/>
@@ -7539,12 +8323,12 @@
       <w:bCs/>
     </w:rPr>
   </w:style>
-  <w:style w:type="paragraph" w:styleId="ListParagraph">
+  <w:style w:type="paragraph" w:styleId="Prrafodelista">
     <w:name w:val="List Paragraph"/>
     <w:uiPriority w:val="1"/>
     <w:qFormat/>
   </w:style>
-  <w:style w:type="character" w:styleId="Hyperlink">
+  <w:style w:type="character" w:styleId="Hipervnculo">
     <w:name w:val="Hyperlink"/>
     <w:uiPriority w:val="99"/>
     <w:unhideWhenUsed/>
@@ -7553,7 +8337,7 @@
       <w:u w:val="single"/>
     </w:rPr>
   </w:style>
-  <w:style w:type="character" w:styleId="FootnoteReference">
+  <w:style w:type="character" w:styleId="Refdenotaalpie">
     <w:name w:val="footnote reference"/>
     <w:uiPriority w:val="99"/>
     <w:semiHidden/>
@@ -7562,9 +8346,9 @@
       <w:vertAlign w:val="superscript"/>
     </w:rPr>
   </w:style>
-  <w:style w:type="paragraph" w:styleId="FootnoteText">
+  <w:style w:type="paragraph" w:styleId="Textonotapie">
     <w:name w:val="footnote text"/>
-    <w:link w:val="FootnoteTextChar"/>
+    <w:link w:val="TextonotapieCar"/>
     <w:uiPriority w:val="99"/>
     <w:semiHidden/>
     <w:unhideWhenUsed/>
@@ -7573,9 +8357,9 @@
       <w:szCs w:val="20"/>
     </w:rPr>
   </w:style>
-  <w:style w:type="character" w:customStyle="1" w:styleId="FootnoteTextChar">
-    <w:name w:val="Footnote Text Char"/>
-    <w:link w:val="FootnoteText"/>
+  <w:style w:type="character" w:customStyle="1" w:styleId="TextonotapieCar">
+    <w:name w:val="Texto nota pie Car"/>
+    <w:link w:val="Textonotapie"/>
     <w:uiPriority w:val="99"/>
     <w:semiHidden/>
     <w:unhideWhenUsed/>
@@ -7584,7 +8368,7 @@
       <w:szCs w:val="20"/>
     </w:rPr>
   </w:style>
-  <w:style w:type="character" w:styleId="EndnoteReference">
+  <w:style w:type="character" w:styleId="Refdenotaalfinal">
     <w:name w:val="endnote reference"/>
     <w:uiPriority w:val="99"/>
     <w:semiHidden/>
@@ -7593,9 +8377,9 @@
       <w:vertAlign w:val="superscript"/>
     </w:rPr>
   </w:style>
-  <w:style w:type="paragraph" w:styleId="EndnoteText">
+  <w:style w:type="paragraph" w:styleId="Textonotaalfinal">
     <w:name w:val="endnote text"/>
-    <w:link w:val="EndnoteTextChar"/>
+    <w:link w:val="TextonotaalfinalCar"/>
     <w:uiPriority w:val="99"/>
     <w:semiHidden/>
     <w:unhideWhenUsed/>
@@ -7604,9 +8388,9 @@
       <w:szCs w:val="20"/>
     </w:rPr>
   </w:style>
-  <w:style w:type="character" w:customStyle="1" w:styleId="EndnoteTextChar">
-    <w:name w:val="Endnote Text Char"/>
-    <w:link w:val="EndnoteText"/>
+  <w:style w:type="character" w:customStyle="1" w:styleId="TextonotaalfinalCar">
+    <w:name w:val="Texto nota al final Car"/>
+    <w:link w:val="Textonotaalfinal"/>
     <w:uiPriority w:val="99"/>
     <w:semiHidden/>
     <w:unhideWhenUsed/>
@@ -7614,6 +8398,48 @@
       <w:sz w:val="20"/>
       <w:szCs w:val="20"/>
     </w:rPr>
+  </w:style>
+  <w:style w:type="paragraph" w:styleId="Encabezado">
+    <w:name w:val="header"/>
+    <w:basedOn w:val="Normal"/>
+    <w:link w:val="EncabezadoCar"/>
+    <w:uiPriority w:val="99"/>
+    <w:unhideWhenUsed/>
+    <w:rsid w:val="00BD2AE7"/>
+    <w:pPr>
+      <w:tabs>
+        <w:tab w:val="center" w:pos="4419"/>
+        <w:tab w:val="right" w:pos="8838"/>
+      </w:tabs>
+    </w:pPr>
+  </w:style>
+  <w:style w:type="character" w:customStyle="1" w:styleId="EncabezadoCar">
+    <w:name w:val="Encabezado Car"/>
+    <w:basedOn w:val="Fuentedeprrafopredeter"/>
+    <w:link w:val="Encabezado"/>
+    <w:uiPriority w:val="99"/>
+    <w:rsid w:val="00BD2AE7"/>
+  </w:style>
+  <w:style w:type="paragraph" w:styleId="Piedepgina">
+    <w:name w:val="footer"/>
+    <w:basedOn w:val="Normal"/>
+    <w:link w:val="PiedepginaCar"/>
+    <w:uiPriority w:val="99"/>
+    <w:unhideWhenUsed/>
+    <w:rsid w:val="00BD2AE7"/>
+    <w:pPr>
+      <w:tabs>
+        <w:tab w:val="center" w:pos="4419"/>
+        <w:tab w:val="right" w:pos="8838"/>
+      </w:tabs>
+    </w:pPr>
+  </w:style>
+  <w:style w:type="character" w:customStyle="1" w:styleId="PiedepginaCar">
+    <w:name w:val="Pie de página Car"/>
+    <w:basedOn w:val="Fuentedeprrafopredeter"/>
+    <w:link w:val="Piedepgina"/>
+    <w:uiPriority w:val="99"/>
+    <w:rsid w:val="00BD2AE7"/>
   </w:style>
 </w:styles>
 </file>
